--- a/docs/word/INFORME_FINAL.docx
+++ b/docs/word/INFORME_FINAL.docx
@@ -229,7 +229,7 @@
         </w:tc>
         <w:tc>
           <w:tcPr>
-            <w:tcW w:w="4536" w:type="dxa"/>
+            <w:tcW w:w="4544" w:type="dxa"/>
             <w:gridSpan w:val="2"/>
             <w:tcMar>
               <w:top w:w="30" w:type="dxa"/>
@@ -242,12 +242,37 @@
             <w:pPr>
               <w:spacing w:after="0"/>
             </w:pPr>
+            <w:proofErr w:type="spellStart"/>
             <w:r>
               <w:rPr>
                 <w:rFonts w:ascii="Times New Roman" w:hAnsi="Times New Roman"/>
                 <w:sz w:val="20"/>
               </w:rPr>
-              <w:t>Fundamentos de Inteligencia Artificial</w:t>
+              <w:t>Fundamentos</w:t>
+            </w:r>
+            <w:proofErr w:type="spellEnd"/>
+            <w:r>
+              <w:rPr>
+                <w:rFonts w:ascii="Times New Roman" w:hAnsi="Times New Roman"/>
+                <w:sz w:val="20"/>
+              </w:rPr>
+              <w:t xml:space="preserve"> de </w:t>
+            </w:r>
+            <w:proofErr w:type="spellStart"/>
+            <w:r>
+              <w:rPr>
+                <w:rFonts w:ascii="Times New Roman" w:hAnsi="Times New Roman"/>
+                <w:sz w:val="20"/>
+              </w:rPr>
+              <w:t>Inteligencia</w:t>
+            </w:r>
+            <w:proofErr w:type="spellEnd"/>
+            <w:r>
+              <w:rPr>
+                <w:rFonts w:ascii="Times New Roman" w:hAnsi="Times New Roman"/>
+                <w:sz w:val="20"/>
+              </w:rPr>
+              <w:t xml:space="preserve"> Artificial</w:t>
             </w:r>
           </w:p>
         </w:tc>
@@ -282,7 +307,7 @@
         </w:tc>
         <w:tc>
           <w:tcPr>
-            <w:tcW w:w="4536" w:type="dxa"/>
+            <w:tcW w:w="4544" w:type="dxa"/>
             <w:gridSpan w:val="2"/>
             <w:tcMar>
               <w:top w:w="30" w:type="dxa"/>
@@ -335,7 +360,7 @@
         </w:tc>
         <w:tc>
           <w:tcPr>
-            <w:tcW w:w="4536" w:type="dxa"/>
+            <w:tcW w:w="4544" w:type="dxa"/>
             <w:gridSpan w:val="2"/>
             <w:tcMar>
               <w:top w:w="30" w:type="dxa"/>
@@ -354,66 +379,6 @@
                 <w:sz w:val="20"/>
               </w:rPr>
               <w:t>2026-A</w:t>
-            </w:r>
-          </w:p>
-        </w:tc>
-      </w:tr>
-      <w:tr>
-        <w:trPr>
-          <w:jc w:val="center"/>
-        </w:trPr>
-        <w:tc>
-          <w:tcPr>
-            <w:tcW w:w="4536" w:type="dxa"/>
-            <w:tcMar>
-              <w:top w:w="30" w:type="dxa"/>
-              <w:left w:w="100" w:type="dxa"/>
-              <w:bottom w:w="30" w:type="dxa"/>
-              <w:right w:w="100" w:type="dxa"/>
-            </w:tcMar>
-          </w:tcPr>
-          <w:p>
-            <w:pPr>
-              <w:spacing w:after="0"/>
-            </w:pPr>
-            <w:r>
-              <w:rPr>
-                <w:rFonts w:ascii="Times New Roman" w:hAnsi="Times New Roman"/>
-                <w:b/>
-                <w:sz w:val="20"/>
-              </w:rPr>
-              <w:t>ESTUDIANTE:</w:t>
-            </w:r>
-          </w:p>
-        </w:tc>
-        <w:tc>
-          <w:tcPr>
-            <w:tcW w:w="4536" w:type="dxa"/>
-            <w:gridSpan w:val="2"/>
-            <w:tcMar>
-              <w:top w:w="30" w:type="dxa"/>
-              <w:left w:w="100" w:type="dxa"/>
-              <w:bottom w:w="30" w:type="dxa"/>
-              <w:right w:w="100" w:type="dxa"/>
-            </w:tcMar>
-          </w:tcPr>
-          <w:p>
-            <w:pPr>
-              <w:spacing w:after="0"/>
-            </w:pPr>
-            <w:r>
-              <w:rPr>
-                <w:rFonts w:ascii="Times New Roman" w:hAnsi="Times New Roman"/>
-                <w:sz w:val="20"/>
-              </w:rPr>
-              <w:t xml:space="preserve">Emilia </w:t>
-            </w:r>
-            <w:r>
-              <w:rPr>
-                <w:rFonts w:ascii="Times New Roman" w:hAnsi="Times New Roman"/>
-                <w:sz w:val="20"/>
-              </w:rPr>
-              <w:t>Tana</w:t>
             </w:r>
           </w:p>
         </w:tc>
@@ -483,13 +448,59 @@
       <w:pPr>
         <w:jc w:val="center"/>
       </w:pPr>
+      <w:proofErr w:type="spellStart"/>
       <w:r>
         <w:rPr>
           <w:rFonts w:ascii="Times New Roman" w:hAnsi="Times New Roman"/>
           <w:b/>
           <w:sz w:val="30"/>
         </w:rPr>
-        <w:t>Clasificador de prendas con inteligencia artificial</w:t>
+        <w:t>Clasificador</w:t>
+      </w:r>
+      <w:proofErr w:type="spellEnd"/>
+      <w:r>
+        <w:rPr>
+          <w:rFonts w:ascii="Times New Roman" w:hAnsi="Times New Roman"/>
+          <w:b/>
+          <w:sz w:val="30"/>
+        </w:rPr>
+        <w:t xml:space="preserve"> de </w:t>
+      </w:r>
+      <w:proofErr w:type="spellStart"/>
+      <w:r>
+        <w:rPr>
+          <w:rFonts w:ascii="Times New Roman" w:hAnsi="Times New Roman"/>
+          <w:b/>
+          <w:sz w:val="30"/>
+        </w:rPr>
+        <w:t>prendas</w:t>
+      </w:r>
+      <w:proofErr w:type="spellEnd"/>
+      <w:r>
+        <w:rPr>
+          <w:rFonts w:ascii="Times New Roman" w:hAnsi="Times New Roman"/>
+          <w:b/>
+          <w:sz w:val="30"/>
+        </w:rPr>
+        <w:t xml:space="preserve"> con </w:t>
+      </w:r>
+      <w:proofErr w:type="spellStart"/>
+      <w:r>
+        <w:rPr>
+          <w:rFonts w:ascii="Times New Roman" w:hAnsi="Times New Roman"/>
+          <w:b/>
+          <w:sz w:val="30"/>
+        </w:rPr>
+        <w:t>inteligencia</w:t>
+      </w:r>
+      <w:proofErr w:type="spellEnd"/>
+      <w:r>
+        <w:rPr>
+          <w:rFonts w:ascii="Times New Roman" w:hAnsi="Times New Roman"/>
+          <w:b/>
+          <w:sz w:val="30"/>
+        </w:rPr>
+        <w:t xml:space="preserve"> artificial</w:t>
       </w:r>
     </w:p>
     <w:p>
@@ -613,40 +624,534 @@
       </w:pPr>
       <w:r>
         <w:lastRenderedPageBreak/>
-        <w:t>Informe final del proyecto</w:t>
-      </w:r>
+        <w:t xml:space="preserve">Informe final del </w:t>
+      </w:r>
+      <w:proofErr w:type="spellStart"/>
+      <w:r>
+        <w:t>proyecto</w:t>
+      </w:r>
+      <w:proofErr w:type="spellEnd"/>
     </w:p>
     <w:p>
       <w:pPr>
         <w:pStyle w:val="Ttulo1"/>
       </w:pPr>
       <w:r>
-        <w:t>1. Resumen ejecutivo</w:t>
-      </w:r>
+        <w:t xml:space="preserve">1. </w:t>
+      </w:r>
+      <w:proofErr w:type="spellStart"/>
+      <w:r>
+        <w:t>Resumen</w:t>
+      </w:r>
+      <w:proofErr w:type="spellEnd"/>
+      <w:r>
+        <w:t xml:space="preserve"> </w:t>
+      </w:r>
+      <w:proofErr w:type="spellStart"/>
+      <w:r>
+        <w:t>ejecutivo</w:t>
+      </w:r>
+      <w:proofErr w:type="spellEnd"/>
     </w:p>
     <w:p>
       <w:pPr>
         <w:jc w:val="both"/>
       </w:pPr>
       <w:r>
-        <w:t xml:space="preserve">El proyecto consiste en una aplicación web capaz de </w:t>
-      </w:r>
-      <w:r>
-        <w:t>entrenar y utilizar una red neuronal convolucional para reconocer prendas de vestir. El sistema emplea Fashion-MNIST, un conjunto de 70 000 imágenes en escala de grises distribuidas en diez clases. La solución integra una API REST desarrollada con FastAPI,</w:t>
-      </w:r>
-      <w:r>
-        <w:t xml:space="preserve"> un modelo creado con TensorFlow/Keras y una interfaz web implementada con HTML, CSS y JavaScript.</w:t>
+        <w:t xml:space="preserve">El </w:t>
+      </w:r>
+      <w:proofErr w:type="spellStart"/>
+      <w:r>
+        <w:t>proyecto</w:t>
+      </w:r>
+      <w:proofErr w:type="spellEnd"/>
+      <w:r>
+        <w:t xml:space="preserve"> </w:t>
+      </w:r>
+      <w:proofErr w:type="spellStart"/>
+      <w:r>
+        <w:t>consiste</w:t>
+      </w:r>
+      <w:proofErr w:type="spellEnd"/>
+      <w:r>
+        <w:t xml:space="preserve"> </w:t>
+      </w:r>
+      <w:proofErr w:type="spellStart"/>
+      <w:r>
+        <w:t>en</w:t>
+      </w:r>
+      <w:proofErr w:type="spellEnd"/>
+      <w:r>
+        <w:t xml:space="preserve"> una </w:t>
+      </w:r>
+      <w:proofErr w:type="spellStart"/>
+      <w:r>
+        <w:t>aplicación</w:t>
+      </w:r>
+      <w:proofErr w:type="spellEnd"/>
+      <w:r>
+        <w:t xml:space="preserve"> web </w:t>
+      </w:r>
+      <w:proofErr w:type="spellStart"/>
+      <w:r>
+        <w:t>capaz</w:t>
+      </w:r>
+      <w:proofErr w:type="spellEnd"/>
+      <w:r>
+        <w:t xml:space="preserve"> de </w:t>
+      </w:r>
+      <w:proofErr w:type="spellStart"/>
+      <w:r>
+        <w:t>entrenar</w:t>
+      </w:r>
+      <w:proofErr w:type="spellEnd"/>
+      <w:r>
+        <w:t xml:space="preserve"> y </w:t>
+      </w:r>
+      <w:proofErr w:type="spellStart"/>
+      <w:r>
+        <w:t>utilizar</w:t>
+      </w:r>
+      <w:proofErr w:type="spellEnd"/>
+      <w:r>
+        <w:t xml:space="preserve"> una red neuronal </w:t>
+      </w:r>
+      <w:proofErr w:type="spellStart"/>
+      <w:r>
+        <w:t>convolucional</w:t>
+      </w:r>
+      <w:proofErr w:type="spellEnd"/>
+      <w:r>
+        <w:t xml:space="preserve"> para </w:t>
+      </w:r>
+      <w:proofErr w:type="spellStart"/>
+      <w:r>
+        <w:t>reconocer</w:t>
+      </w:r>
+      <w:proofErr w:type="spellEnd"/>
+      <w:r>
+        <w:t xml:space="preserve"> </w:t>
+      </w:r>
+      <w:proofErr w:type="spellStart"/>
+      <w:r>
+        <w:t>prendas</w:t>
+      </w:r>
+      <w:proofErr w:type="spellEnd"/>
+      <w:r>
+        <w:t xml:space="preserve"> de </w:t>
+      </w:r>
+      <w:proofErr w:type="spellStart"/>
+      <w:r>
+        <w:t>vestir</w:t>
+      </w:r>
+      <w:proofErr w:type="spellEnd"/>
+      <w:r>
+        <w:t xml:space="preserve">. El </w:t>
+      </w:r>
+      <w:proofErr w:type="spellStart"/>
+      <w:r>
+        <w:t>sistema</w:t>
+      </w:r>
+      <w:proofErr w:type="spellEnd"/>
+      <w:r>
+        <w:t xml:space="preserve"> </w:t>
+      </w:r>
+      <w:proofErr w:type="spellStart"/>
+      <w:r>
+        <w:t>emplea</w:t>
+      </w:r>
+      <w:proofErr w:type="spellEnd"/>
+      <w:r>
+        <w:t xml:space="preserve"> Fashion-MNIST, un conjunto de 70 000 </w:t>
+      </w:r>
+      <w:proofErr w:type="spellStart"/>
+      <w:r>
+        <w:t>imágenes</w:t>
+      </w:r>
+      <w:proofErr w:type="spellEnd"/>
+      <w:r>
+        <w:t xml:space="preserve"> </w:t>
+      </w:r>
+      <w:proofErr w:type="spellStart"/>
+      <w:r>
+        <w:t>en</w:t>
+      </w:r>
+      <w:proofErr w:type="spellEnd"/>
+      <w:r>
+        <w:t xml:space="preserve"> </w:t>
+      </w:r>
+      <w:proofErr w:type="spellStart"/>
+      <w:r>
+        <w:t>escala</w:t>
+      </w:r>
+      <w:proofErr w:type="spellEnd"/>
+      <w:r>
+        <w:t xml:space="preserve"> de </w:t>
+      </w:r>
+      <w:proofErr w:type="spellStart"/>
+      <w:r>
+        <w:t>grises</w:t>
+      </w:r>
+      <w:proofErr w:type="spellEnd"/>
+      <w:r>
+        <w:t xml:space="preserve"> </w:t>
+      </w:r>
+      <w:proofErr w:type="spellStart"/>
+      <w:r>
+        <w:t>distribuidas</w:t>
+      </w:r>
+      <w:proofErr w:type="spellEnd"/>
+      <w:r>
+        <w:t xml:space="preserve"> </w:t>
+      </w:r>
+      <w:proofErr w:type="spellStart"/>
+      <w:r>
+        <w:t>en</w:t>
+      </w:r>
+      <w:proofErr w:type="spellEnd"/>
+      <w:r>
+        <w:t xml:space="preserve"> </w:t>
+      </w:r>
+      <w:proofErr w:type="spellStart"/>
+      <w:r>
+        <w:t>diez</w:t>
+      </w:r>
+      <w:proofErr w:type="spellEnd"/>
+      <w:r>
+        <w:t xml:space="preserve"> </w:t>
+      </w:r>
+      <w:proofErr w:type="spellStart"/>
+      <w:r>
+        <w:t>clases</w:t>
+      </w:r>
+      <w:proofErr w:type="spellEnd"/>
+      <w:r>
+        <w:t xml:space="preserve">. La </w:t>
+      </w:r>
+      <w:proofErr w:type="spellStart"/>
+      <w:r>
+        <w:t>solución</w:t>
+      </w:r>
+      <w:proofErr w:type="spellEnd"/>
+      <w:r>
+        <w:t xml:space="preserve"> integra una API REST </w:t>
+      </w:r>
+      <w:proofErr w:type="spellStart"/>
+      <w:r>
+        <w:t>desarrollada</w:t>
+      </w:r>
+      <w:proofErr w:type="spellEnd"/>
+      <w:r>
+        <w:t xml:space="preserve"> con </w:t>
+      </w:r>
+      <w:proofErr w:type="spellStart"/>
+      <w:r>
+        <w:t>FastAPI</w:t>
+      </w:r>
+      <w:proofErr w:type="spellEnd"/>
+      <w:r>
+        <w:t xml:space="preserve">, un </w:t>
+      </w:r>
+      <w:proofErr w:type="spellStart"/>
+      <w:r>
+        <w:t>modelo</w:t>
+      </w:r>
+      <w:proofErr w:type="spellEnd"/>
+      <w:r>
+        <w:t xml:space="preserve"> </w:t>
+      </w:r>
+      <w:proofErr w:type="spellStart"/>
+      <w:r>
+        <w:t>creado</w:t>
+      </w:r>
+      <w:proofErr w:type="spellEnd"/>
+      <w:r>
+        <w:t xml:space="preserve"> con TensorFlow/</w:t>
+      </w:r>
+      <w:proofErr w:type="spellStart"/>
+      <w:r>
+        <w:t>Keras</w:t>
+      </w:r>
+      <w:proofErr w:type="spellEnd"/>
+      <w:r>
+        <w:t xml:space="preserve"> y una </w:t>
+      </w:r>
+      <w:proofErr w:type="spellStart"/>
+      <w:r>
+        <w:t>interfaz</w:t>
+      </w:r>
+      <w:proofErr w:type="spellEnd"/>
+      <w:r>
+        <w:t xml:space="preserve"> web </w:t>
+      </w:r>
+      <w:proofErr w:type="spellStart"/>
+      <w:r>
+        <w:t>implementada</w:t>
+      </w:r>
+      <w:proofErr w:type="spellEnd"/>
+      <w:r>
+        <w:t xml:space="preserve"> con HTML, CSS y JavaScript.</w:t>
       </w:r>
     </w:p>
     <w:p>
       <w:pPr>
         <w:jc w:val="both"/>
       </w:pPr>
-      <w:r>
-        <w:t>Desde la interfaz, el usuario puede modificar los principales hiperparámetros, iniciar el entrenamiento, consultar las métricas obtenidas y enviar una imagen</w:t>
-      </w:r>
-      <w:r>
-        <w:t xml:space="preserve"> para su clasificación. El backend normaliza los datos, construye la red, guarda el modelo entrenado y devuelve la clase estimada junto con su confianza y las probabilidades de cada categoría.</w:t>
+      <w:proofErr w:type="spellStart"/>
+      <w:r>
+        <w:t>Desde</w:t>
+      </w:r>
+      <w:proofErr w:type="spellEnd"/>
+      <w:r>
+        <w:t xml:space="preserve"> la </w:t>
+      </w:r>
+      <w:proofErr w:type="spellStart"/>
+      <w:r>
+        <w:t>interfaz</w:t>
+      </w:r>
+      <w:proofErr w:type="spellEnd"/>
+      <w:r>
+        <w:t xml:space="preserve">, </w:t>
+      </w:r>
+      <w:proofErr w:type="spellStart"/>
+      <w:r>
+        <w:t>el</w:t>
+      </w:r>
+      <w:proofErr w:type="spellEnd"/>
+      <w:r>
+        <w:t xml:space="preserve"> </w:t>
+      </w:r>
+      <w:proofErr w:type="spellStart"/>
+      <w:r>
+        <w:t>usuario</w:t>
+      </w:r>
+      <w:proofErr w:type="spellEnd"/>
+      <w:r>
+        <w:t xml:space="preserve"> </w:t>
+      </w:r>
+      <w:proofErr w:type="spellStart"/>
+      <w:r>
+        <w:t>puede</w:t>
+      </w:r>
+      <w:proofErr w:type="spellEnd"/>
+      <w:r>
+        <w:t xml:space="preserve"> </w:t>
+      </w:r>
+      <w:proofErr w:type="spellStart"/>
+      <w:r>
+        <w:t>modificar</w:t>
+      </w:r>
+      <w:proofErr w:type="spellEnd"/>
+      <w:r>
+        <w:t xml:space="preserve"> los </w:t>
+      </w:r>
+      <w:proofErr w:type="spellStart"/>
+      <w:r>
+        <w:t>principales</w:t>
+      </w:r>
+      <w:proofErr w:type="spellEnd"/>
+      <w:r>
+        <w:t xml:space="preserve"> </w:t>
+      </w:r>
+      <w:proofErr w:type="spellStart"/>
+      <w:r>
+        <w:t>hiperparámetros</w:t>
+      </w:r>
+      <w:proofErr w:type="spellEnd"/>
+      <w:r>
+        <w:t xml:space="preserve">, </w:t>
+      </w:r>
+      <w:proofErr w:type="spellStart"/>
+      <w:r>
+        <w:t>iniciar</w:t>
+      </w:r>
+      <w:proofErr w:type="spellEnd"/>
+      <w:r>
+        <w:t xml:space="preserve"> </w:t>
+      </w:r>
+      <w:proofErr w:type="spellStart"/>
+      <w:r>
+        <w:t>el</w:t>
+      </w:r>
+      <w:proofErr w:type="spellEnd"/>
+      <w:r>
+        <w:t xml:space="preserve"> </w:t>
+      </w:r>
+      <w:proofErr w:type="spellStart"/>
+      <w:r>
+        <w:t>entrenamiento</w:t>
+      </w:r>
+      <w:proofErr w:type="spellEnd"/>
+      <w:r>
+        <w:t xml:space="preserve">, </w:t>
+      </w:r>
+      <w:proofErr w:type="spellStart"/>
+      <w:r>
+        <w:t>consultar</w:t>
+      </w:r>
+      <w:proofErr w:type="spellEnd"/>
+      <w:r>
+        <w:t xml:space="preserve"> las </w:t>
+      </w:r>
+      <w:proofErr w:type="spellStart"/>
+      <w:r>
+        <w:t>métricas</w:t>
+      </w:r>
+      <w:proofErr w:type="spellEnd"/>
+      <w:r>
+        <w:t xml:space="preserve"> </w:t>
+      </w:r>
+      <w:proofErr w:type="spellStart"/>
+      <w:r>
+        <w:t>obtenidas</w:t>
+      </w:r>
+      <w:proofErr w:type="spellEnd"/>
+      <w:r>
+        <w:t xml:space="preserve"> y </w:t>
+      </w:r>
+      <w:proofErr w:type="spellStart"/>
+      <w:r>
+        <w:t>enviar</w:t>
+      </w:r>
+      <w:proofErr w:type="spellEnd"/>
+      <w:r>
+        <w:t xml:space="preserve"> una imagen para </w:t>
+      </w:r>
+      <w:proofErr w:type="spellStart"/>
+      <w:r>
+        <w:t>su</w:t>
+      </w:r>
+      <w:proofErr w:type="spellEnd"/>
+      <w:r>
+        <w:t xml:space="preserve"> </w:t>
+      </w:r>
+      <w:proofErr w:type="spellStart"/>
+      <w:r>
+        <w:t>clasificación</w:t>
+      </w:r>
+      <w:proofErr w:type="spellEnd"/>
+      <w:r>
+        <w:t xml:space="preserve">. El backend </w:t>
+      </w:r>
+      <w:proofErr w:type="spellStart"/>
+      <w:r>
+        <w:t>normaliza</w:t>
+      </w:r>
+      <w:proofErr w:type="spellEnd"/>
+      <w:r>
+        <w:t xml:space="preserve"> los </w:t>
+      </w:r>
+      <w:proofErr w:type="spellStart"/>
+      <w:r>
+        <w:t>datos</w:t>
+      </w:r>
+      <w:proofErr w:type="spellEnd"/>
+      <w:r>
+        <w:t xml:space="preserve">, </w:t>
+      </w:r>
+      <w:proofErr w:type="spellStart"/>
+      <w:r>
+        <w:t>construye</w:t>
+      </w:r>
+      <w:proofErr w:type="spellEnd"/>
+      <w:r>
+        <w:t xml:space="preserve"> la red, </w:t>
+      </w:r>
+      <w:proofErr w:type="spellStart"/>
+      <w:r>
+        <w:t>guarda</w:t>
+      </w:r>
+      <w:proofErr w:type="spellEnd"/>
+      <w:r>
+        <w:t xml:space="preserve"> </w:t>
+      </w:r>
+      <w:proofErr w:type="spellStart"/>
+      <w:r>
+        <w:t>el</w:t>
+      </w:r>
+      <w:proofErr w:type="spellEnd"/>
+      <w:r>
+        <w:t xml:space="preserve"> </w:t>
+      </w:r>
+      <w:proofErr w:type="spellStart"/>
+      <w:r>
+        <w:t>modelo</w:t>
+      </w:r>
+      <w:proofErr w:type="spellEnd"/>
+      <w:r>
+        <w:t xml:space="preserve"> </w:t>
+      </w:r>
+      <w:proofErr w:type="spellStart"/>
+      <w:r>
+        <w:t>entrenado</w:t>
+      </w:r>
+      <w:proofErr w:type="spellEnd"/>
+      <w:r>
+        <w:t xml:space="preserve"> y </w:t>
+      </w:r>
+      <w:proofErr w:type="spellStart"/>
+      <w:r>
+        <w:t>devuelve</w:t>
+      </w:r>
+      <w:proofErr w:type="spellEnd"/>
+      <w:r>
+        <w:t xml:space="preserve"> la </w:t>
+      </w:r>
+      <w:proofErr w:type="spellStart"/>
+      <w:r>
+        <w:t>clase</w:t>
+      </w:r>
+      <w:proofErr w:type="spellEnd"/>
+      <w:r>
+        <w:t xml:space="preserve"> </w:t>
+      </w:r>
+      <w:proofErr w:type="spellStart"/>
+      <w:r>
+        <w:t>estimada</w:t>
+      </w:r>
+      <w:proofErr w:type="spellEnd"/>
+      <w:r>
+        <w:t xml:space="preserve"> junto con </w:t>
+      </w:r>
+      <w:proofErr w:type="spellStart"/>
+      <w:r>
+        <w:t>su</w:t>
+      </w:r>
+      <w:proofErr w:type="spellEnd"/>
+      <w:r>
+        <w:t xml:space="preserve"> </w:t>
+      </w:r>
+      <w:proofErr w:type="spellStart"/>
+      <w:r>
+        <w:t>confianza</w:t>
+      </w:r>
+      <w:proofErr w:type="spellEnd"/>
+      <w:r>
+        <w:t xml:space="preserve"> y las </w:t>
+      </w:r>
+      <w:proofErr w:type="spellStart"/>
+      <w:r>
+        <w:t>probabilidades</w:t>
+      </w:r>
+      <w:proofErr w:type="spellEnd"/>
+      <w:r>
+        <w:t xml:space="preserve"> de </w:t>
+      </w:r>
+      <w:proofErr w:type="spellStart"/>
+      <w:r>
+        <w:t>cada</w:t>
+      </w:r>
+      <w:proofErr w:type="spellEnd"/>
+      <w:r>
+        <w:t xml:space="preserve"> </w:t>
+      </w:r>
+      <w:proofErr w:type="spellStart"/>
+      <w:r>
+        <w:t>categoría</w:t>
+      </w:r>
+      <w:proofErr w:type="spellEnd"/>
+      <w:r>
+        <w:t>.</w:t>
       </w:r>
     </w:p>
     <w:p>
@@ -654,13 +1159,255 @@
         <w:jc w:val="both"/>
       </w:pPr>
       <w:r>
-        <w:t xml:space="preserve">El historial incluido en el repositorio registra una exactitud </w:t>
-      </w:r>
-      <w:r>
-        <w:t>final de 94,01 % sobre entrenamiento y 91,53 % sobre validación después de diez épocas. Estos valores demuestran que el modelo aprende patrones relevantes, aunque existe una diferencia moderada entre ambos conjuntos que debe vigilarse como posible señal de</w:t>
-      </w:r>
-      <w:r>
-        <w:t xml:space="preserve"> sobreajuste.</w:t>
+        <w:t xml:space="preserve">El </w:t>
+      </w:r>
+      <w:proofErr w:type="spellStart"/>
+      <w:r>
+        <w:t>historial</w:t>
+      </w:r>
+      <w:proofErr w:type="spellEnd"/>
+      <w:r>
+        <w:t xml:space="preserve"> </w:t>
+      </w:r>
+      <w:proofErr w:type="spellStart"/>
+      <w:r>
+        <w:t>incluido</w:t>
+      </w:r>
+      <w:proofErr w:type="spellEnd"/>
+      <w:r>
+        <w:t xml:space="preserve"> </w:t>
+      </w:r>
+      <w:proofErr w:type="spellStart"/>
+      <w:r>
+        <w:t>en</w:t>
+      </w:r>
+      <w:proofErr w:type="spellEnd"/>
+      <w:r>
+        <w:t xml:space="preserve"> </w:t>
+      </w:r>
+      <w:proofErr w:type="spellStart"/>
+      <w:r>
+        <w:t>el</w:t>
+      </w:r>
+      <w:proofErr w:type="spellEnd"/>
+      <w:r>
+        <w:t xml:space="preserve"> </w:t>
+      </w:r>
+      <w:proofErr w:type="spellStart"/>
+      <w:r>
+        <w:t>repositorio</w:t>
+      </w:r>
+      <w:proofErr w:type="spellEnd"/>
+      <w:r>
+        <w:t xml:space="preserve"> </w:t>
+      </w:r>
+      <w:proofErr w:type="spellStart"/>
+      <w:r>
+        <w:t>registra</w:t>
+      </w:r>
+      <w:proofErr w:type="spellEnd"/>
+      <w:r>
+        <w:t xml:space="preserve"> una </w:t>
+      </w:r>
+      <w:proofErr w:type="spellStart"/>
+      <w:r>
+        <w:t>exactitud</w:t>
+      </w:r>
+      <w:proofErr w:type="spellEnd"/>
+      <w:r>
+        <w:t xml:space="preserve"> final de 94,01 % </w:t>
+      </w:r>
+      <w:proofErr w:type="spellStart"/>
+      <w:r>
+        <w:t>sobre</w:t>
+      </w:r>
+      <w:proofErr w:type="spellEnd"/>
+      <w:r>
+        <w:t xml:space="preserve"> </w:t>
+      </w:r>
+      <w:proofErr w:type="spellStart"/>
+      <w:r>
+        <w:t>entrenamiento</w:t>
+      </w:r>
+      <w:proofErr w:type="spellEnd"/>
+      <w:r>
+        <w:t xml:space="preserve"> y 91,53 % </w:t>
+      </w:r>
+      <w:proofErr w:type="spellStart"/>
+      <w:r>
+        <w:t>sobre</w:t>
+      </w:r>
+      <w:proofErr w:type="spellEnd"/>
+      <w:r>
+        <w:t xml:space="preserve"> </w:t>
+      </w:r>
+      <w:proofErr w:type="spellStart"/>
+      <w:r>
+        <w:t>validación</w:t>
+      </w:r>
+      <w:proofErr w:type="spellEnd"/>
+      <w:r>
+        <w:t xml:space="preserve"> </w:t>
+      </w:r>
+      <w:proofErr w:type="spellStart"/>
+      <w:r>
+        <w:t>después</w:t>
+      </w:r>
+      <w:proofErr w:type="spellEnd"/>
+      <w:r>
+        <w:t xml:space="preserve"> de </w:t>
+      </w:r>
+      <w:proofErr w:type="spellStart"/>
+      <w:r>
+        <w:t>diez</w:t>
+      </w:r>
+      <w:proofErr w:type="spellEnd"/>
+      <w:r>
+        <w:t xml:space="preserve"> </w:t>
+      </w:r>
+      <w:proofErr w:type="spellStart"/>
+      <w:r>
+        <w:t>épocas</w:t>
+      </w:r>
+      <w:proofErr w:type="spellEnd"/>
+      <w:r>
+        <w:t xml:space="preserve">. </w:t>
+      </w:r>
+      <w:proofErr w:type="spellStart"/>
+      <w:r>
+        <w:t>Estos</w:t>
+      </w:r>
+      <w:proofErr w:type="spellEnd"/>
+      <w:r>
+        <w:t xml:space="preserve"> </w:t>
+      </w:r>
+      <w:proofErr w:type="spellStart"/>
+      <w:r>
+        <w:t>valores</w:t>
+      </w:r>
+      <w:proofErr w:type="spellEnd"/>
+      <w:r>
+        <w:t xml:space="preserve"> </w:t>
+      </w:r>
+      <w:proofErr w:type="spellStart"/>
+      <w:r>
+        <w:t>demuestran</w:t>
+      </w:r>
+      <w:proofErr w:type="spellEnd"/>
+      <w:r>
+        <w:t xml:space="preserve"> que </w:t>
+      </w:r>
+      <w:proofErr w:type="spellStart"/>
+      <w:r>
+        <w:t>el</w:t>
+      </w:r>
+      <w:proofErr w:type="spellEnd"/>
+      <w:r>
+        <w:t xml:space="preserve"> </w:t>
+      </w:r>
+      <w:proofErr w:type="spellStart"/>
+      <w:r>
+        <w:t>modelo</w:t>
+      </w:r>
+      <w:proofErr w:type="spellEnd"/>
+      <w:r>
+        <w:t xml:space="preserve"> </w:t>
+      </w:r>
+      <w:proofErr w:type="spellStart"/>
+      <w:r>
+        <w:t>aprende</w:t>
+      </w:r>
+      <w:proofErr w:type="spellEnd"/>
+      <w:r>
+        <w:t xml:space="preserve"> </w:t>
+      </w:r>
+      <w:proofErr w:type="spellStart"/>
+      <w:r>
+        <w:t>patrones</w:t>
+      </w:r>
+      <w:proofErr w:type="spellEnd"/>
+      <w:r>
+        <w:t xml:space="preserve"> </w:t>
+      </w:r>
+      <w:proofErr w:type="spellStart"/>
+      <w:r>
+        <w:t>relevantes</w:t>
+      </w:r>
+      <w:proofErr w:type="spellEnd"/>
+      <w:r>
+        <w:t xml:space="preserve">, </w:t>
+      </w:r>
+      <w:proofErr w:type="spellStart"/>
+      <w:r>
+        <w:t>aunque</w:t>
+      </w:r>
+      <w:proofErr w:type="spellEnd"/>
+      <w:r>
+        <w:t xml:space="preserve"> </w:t>
+      </w:r>
+      <w:proofErr w:type="spellStart"/>
+      <w:r>
+        <w:t>existe</w:t>
+      </w:r>
+      <w:proofErr w:type="spellEnd"/>
+      <w:r>
+        <w:t xml:space="preserve"> una </w:t>
+      </w:r>
+      <w:proofErr w:type="spellStart"/>
+      <w:r>
+        <w:t>diferencia</w:t>
+      </w:r>
+      <w:proofErr w:type="spellEnd"/>
+      <w:r>
+        <w:t xml:space="preserve"> </w:t>
+      </w:r>
+      <w:proofErr w:type="spellStart"/>
+      <w:r>
+        <w:t>moderada</w:t>
+      </w:r>
+      <w:proofErr w:type="spellEnd"/>
+      <w:r>
+        <w:t xml:space="preserve"> entre ambos conjuntos que debe </w:t>
+      </w:r>
+      <w:proofErr w:type="spellStart"/>
+      <w:r>
+        <w:t>vigilarse</w:t>
+      </w:r>
+      <w:proofErr w:type="spellEnd"/>
+      <w:r>
+        <w:t xml:space="preserve"> </w:t>
+      </w:r>
+      <w:proofErr w:type="spellStart"/>
+      <w:r>
+        <w:t>como</w:t>
+      </w:r>
+      <w:proofErr w:type="spellEnd"/>
+      <w:r>
+        <w:t xml:space="preserve"> </w:t>
+      </w:r>
+      <w:proofErr w:type="spellStart"/>
+      <w:r>
+        <w:t>posible</w:t>
+      </w:r>
+      <w:proofErr w:type="spellEnd"/>
+      <w:r>
+        <w:t xml:space="preserve"> </w:t>
+      </w:r>
+      <w:proofErr w:type="spellStart"/>
+      <w:r>
+        <w:t>señal</w:t>
+      </w:r>
+      <w:proofErr w:type="spellEnd"/>
+      <w:r>
+        <w:t xml:space="preserve"> de </w:t>
+      </w:r>
+      <w:proofErr w:type="spellStart"/>
+      <w:r>
+        <w:t>sobreajuste</w:t>
+      </w:r>
+      <w:proofErr w:type="spellEnd"/>
+      <w:r>
+        <w:t>.</w:t>
       </w:r>
     </w:p>
     <w:p>
@@ -668,18 +1415,284 @@
         <w:pStyle w:val="Ttulo1"/>
       </w:pPr>
       <w:r>
-        <w:t>2. Planteamiento del problema</w:t>
-      </w:r>
+        <w:t xml:space="preserve">2. </w:t>
+      </w:r>
+      <w:proofErr w:type="spellStart"/>
+      <w:r>
+        <w:t>Planteamiento</w:t>
+      </w:r>
+      <w:proofErr w:type="spellEnd"/>
+      <w:r>
+        <w:t xml:space="preserve"> del </w:t>
+      </w:r>
+      <w:proofErr w:type="spellStart"/>
+      <w:r>
+        <w:t>problema</w:t>
+      </w:r>
+      <w:proofErr w:type="spellEnd"/>
     </w:p>
     <w:p>
       <w:pPr>
         <w:jc w:val="both"/>
       </w:pPr>
       <w:r>
-        <w:t>La clasificación manual de imágenes consume tiempo y no escala cuando el volumen de datos aumenta. En el contexto académico se requiere comprender cómo una aplicación puede transformar píxeles en una predicción ú</w:t>
-      </w:r>
-      <w:r>
-        <w:t>til, conectar un modelo de aprendizaje automático con una API y presentar sus resultados en una interfaz comprensible.</w:t>
+        <w:t xml:space="preserve">La </w:t>
+      </w:r>
+      <w:proofErr w:type="spellStart"/>
+      <w:r>
+        <w:t>clasificación</w:t>
+      </w:r>
+      <w:proofErr w:type="spellEnd"/>
+      <w:r>
+        <w:t xml:space="preserve"> manual de </w:t>
+      </w:r>
+      <w:proofErr w:type="spellStart"/>
+      <w:r>
+        <w:t>imágenes</w:t>
+      </w:r>
+      <w:proofErr w:type="spellEnd"/>
+      <w:r>
+        <w:t xml:space="preserve"> consume </w:t>
+      </w:r>
+      <w:proofErr w:type="spellStart"/>
+      <w:r>
+        <w:t>tiempo</w:t>
+      </w:r>
+      <w:proofErr w:type="spellEnd"/>
+      <w:r>
+        <w:t xml:space="preserve"> y no </w:t>
+      </w:r>
+      <w:proofErr w:type="spellStart"/>
+      <w:r>
+        <w:t>escala</w:t>
+      </w:r>
+      <w:proofErr w:type="spellEnd"/>
+      <w:r>
+        <w:t xml:space="preserve"> </w:t>
+      </w:r>
+      <w:proofErr w:type="spellStart"/>
+      <w:r>
+        <w:t>cuando</w:t>
+      </w:r>
+      <w:proofErr w:type="spellEnd"/>
+      <w:r>
+        <w:t xml:space="preserve"> </w:t>
+      </w:r>
+      <w:proofErr w:type="spellStart"/>
+      <w:r>
+        <w:t>el</w:t>
+      </w:r>
+      <w:proofErr w:type="spellEnd"/>
+      <w:r>
+        <w:t xml:space="preserve"> </w:t>
+      </w:r>
+      <w:proofErr w:type="spellStart"/>
+      <w:r>
+        <w:t>volumen</w:t>
+      </w:r>
+      <w:proofErr w:type="spellEnd"/>
+      <w:r>
+        <w:t xml:space="preserve"> de </w:t>
+      </w:r>
+      <w:proofErr w:type="spellStart"/>
+      <w:r>
+        <w:t>datos</w:t>
+      </w:r>
+      <w:proofErr w:type="spellEnd"/>
+      <w:r>
+        <w:t xml:space="preserve"> </w:t>
+      </w:r>
+      <w:proofErr w:type="spellStart"/>
+      <w:r>
+        <w:t>aumenta</w:t>
+      </w:r>
+      <w:proofErr w:type="spellEnd"/>
+      <w:r>
+        <w:t xml:space="preserve">. </w:t>
+      </w:r>
+      <w:proofErr w:type="spellStart"/>
+      <w:r>
+        <w:t>En</w:t>
+      </w:r>
+      <w:proofErr w:type="spellEnd"/>
+      <w:r>
+        <w:t xml:space="preserve"> </w:t>
+      </w:r>
+      <w:proofErr w:type="spellStart"/>
+      <w:r>
+        <w:t>el</w:t>
+      </w:r>
+      <w:proofErr w:type="spellEnd"/>
+      <w:r>
+        <w:t xml:space="preserve"> </w:t>
+      </w:r>
+      <w:proofErr w:type="spellStart"/>
+      <w:r>
+        <w:t>contexto</w:t>
+      </w:r>
+      <w:proofErr w:type="spellEnd"/>
+      <w:r>
+        <w:t xml:space="preserve"> </w:t>
+      </w:r>
+      <w:proofErr w:type="spellStart"/>
+      <w:r>
+        <w:t>académico</w:t>
+      </w:r>
+      <w:proofErr w:type="spellEnd"/>
+      <w:r>
+        <w:t xml:space="preserve"> se </w:t>
+      </w:r>
+      <w:proofErr w:type="spellStart"/>
+      <w:r>
+        <w:t>requiere</w:t>
+      </w:r>
+      <w:proofErr w:type="spellEnd"/>
+      <w:r>
+        <w:t xml:space="preserve"> </w:t>
+      </w:r>
+      <w:proofErr w:type="spellStart"/>
+      <w:r>
+        <w:t>comprender</w:t>
+      </w:r>
+      <w:proofErr w:type="spellEnd"/>
+      <w:r>
+        <w:t xml:space="preserve"> </w:t>
+      </w:r>
+      <w:proofErr w:type="spellStart"/>
+      <w:r>
+        <w:t>cómo</w:t>
+      </w:r>
+      <w:proofErr w:type="spellEnd"/>
+      <w:r>
+        <w:t xml:space="preserve"> una </w:t>
+      </w:r>
+      <w:proofErr w:type="spellStart"/>
+      <w:r>
+        <w:t>aplicación</w:t>
+      </w:r>
+      <w:proofErr w:type="spellEnd"/>
+      <w:r>
+        <w:t xml:space="preserve"> </w:t>
+      </w:r>
+      <w:proofErr w:type="spellStart"/>
+      <w:r>
+        <w:t>puede</w:t>
+      </w:r>
+      <w:proofErr w:type="spellEnd"/>
+      <w:r>
+        <w:t xml:space="preserve"> </w:t>
+      </w:r>
+      <w:proofErr w:type="spellStart"/>
+      <w:r>
+        <w:t>transformar</w:t>
+      </w:r>
+      <w:proofErr w:type="spellEnd"/>
+      <w:r>
+        <w:t xml:space="preserve"> </w:t>
+      </w:r>
+      <w:proofErr w:type="spellStart"/>
+      <w:r>
+        <w:t>píxeles</w:t>
+      </w:r>
+      <w:proofErr w:type="spellEnd"/>
+      <w:r>
+        <w:t xml:space="preserve"> </w:t>
+      </w:r>
+      <w:proofErr w:type="spellStart"/>
+      <w:r>
+        <w:t>en</w:t>
+      </w:r>
+      <w:proofErr w:type="spellEnd"/>
+      <w:r>
+        <w:t xml:space="preserve"> una </w:t>
+      </w:r>
+      <w:proofErr w:type="spellStart"/>
+      <w:r>
+        <w:t>predicción</w:t>
+      </w:r>
+      <w:proofErr w:type="spellEnd"/>
+      <w:r>
+        <w:t xml:space="preserve"> </w:t>
+      </w:r>
+      <w:proofErr w:type="spellStart"/>
+      <w:r>
+        <w:t>útil</w:t>
+      </w:r>
+      <w:proofErr w:type="spellEnd"/>
+      <w:r>
+        <w:t xml:space="preserve">, </w:t>
+      </w:r>
+      <w:proofErr w:type="spellStart"/>
+      <w:r>
+        <w:t>conectar</w:t>
+      </w:r>
+      <w:proofErr w:type="spellEnd"/>
+      <w:r>
+        <w:t xml:space="preserve"> un </w:t>
+      </w:r>
+      <w:proofErr w:type="spellStart"/>
+      <w:r>
+        <w:t>modelo</w:t>
+      </w:r>
+      <w:proofErr w:type="spellEnd"/>
+      <w:r>
+        <w:t xml:space="preserve"> de </w:t>
+      </w:r>
+      <w:proofErr w:type="spellStart"/>
+      <w:r>
+        <w:t>aprendizaje</w:t>
+      </w:r>
+      <w:proofErr w:type="spellEnd"/>
+      <w:r>
+        <w:t xml:space="preserve"> </w:t>
+      </w:r>
+      <w:proofErr w:type="spellStart"/>
+      <w:r>
+        <w:t>automático</w:t>
+      </w:r>
+      <w:proofErr w:type="spellEnd"/>
+      <w:r>
+        <w:t xml:space="preserve"> con una API y </w:t>
+      </w:r>
+      <w:proofErr w:type="spellStart"/>
+      <w:r>
+        <w:t>presentar</w:t>
+      </w:r>
+      <w:proofErr w:type="spellEnd"/>
+      <w:r>
+        <w:t xml:space="preserve"> sus </w:t>
+      </w:r>
+      <w:proofErr w:type="spellStart"/>
+      <w:r>
+        <w:t>resultados</w:t>
+      </w:r>
+      <w:proofErr w:type="spellEnd"/>
+      <w:r>
+        <w:t xml:space="preserve"> </w:t>
+      </w:r>
+      <w:proofErr w:type="spellStart"/>
+      <w:r>
+        <w:t>en</w:t>
+      </w:r>
+      <w:proofErr w:type="spellEnd"/>
+      <w:r>
+        <w:t xml:space="preserve"> una </w:t>
+      </w:r>
+      <w:proofErr w:type="spellStart"/>
+      <w:r>
+        <w:t>interfaz</w:t>
+      </w:r>
+      <w:proofErr w:type="spellEnd"/>
+      <w:r>
+        <w:t xml:space="preserve"> </w:t>
+      </w:r>
+      <w:proofErr w:type="spellStart"/>
+      <w:r>
+        <w:t>comprensible</w:t>
+      </w:r>
+      <w:proofErr w:type="spellEnd"/>
+      <w:r>
+        <w:t>.</w:t>
       </w:r>
     </w:p>
     <w:p>
@@ -687,10 +1700,127 @@
         <w:jc w:val="both"/>
       </w:pPr>
       <w:r>
-        <w:t>El problema abordado es la identificación automática de una prenda entre las siguientes clases: camiseta, pantalón, suéter, vestido, abri</w:t>
-      </w:r>
-      <w:r>
-        <w:t>go, sandalia, camisa, zapatilla, bolso y bota.</w:t>
+        <w:t xml:space="preserve">El </w:t>
+      </w:r>
+      <w:proofErr w:type="spellStart"/>
+      <w:r>
+        <w:t>problema</w:t>
+      </w:r>
+      <w:proofErr w:type="spellEnd"/>
+      <w:r>
+        <w:t xml:space="preserve"> </w:t>
+      </w:r>
+      <w:proofErr w:type="spellStart"/>
+      <w:r>
+        <w:t>abordado</w:t>
+      </w:r>
+      <w:proofErr w:type="spellEnd"/>
+      <w:r>
+        <w:t xml:space="preserve"> es la </w:t>
+      </w:r>
+      <w:proofErr w:type="spellStart"/>
+      <w:r>
+        <w:t>identificación</w:t>
+      </w:r>
+      <w:proofErr w:type="spellEnd"/>
+      <w:r>
+        <w:t xml:space="preserve"> </w:t>
+      </w:r>
+      <w:proofErr w:type="spellStart"/>
+      <w:r>
+        <w:t>automática</w:t>
+      </w:r>
+      <w:proofErr w:type="spellEnd"/>
+      <w:r>
+        <w:t xml:space="preserve"> de una </w:t>
+      </w:r>
+      <w:proofErr w:type="spellStart"/>
+      <w:r>
+        <w:t>prenda</w:t>
+      </w:r>
+      <w:proofErr w:type="spellEnd"/>
+      <w:r>
+        <w:t xml:space="preserve"> entre las </w:t>
+      </w:r>
+      <w:proofErr w:type="spellStart"/>
+      <w:r>
+        <w:t>siguientes</w:t>
+      </w:r>
+      <w:proofErr w:type="spellEnd"/>
+      <w:r>
+        <w:t xml:space="preserve"> </w:t>
+      </w:r>
+      <w:proofErr w:type="spellStart"/>
+      <w:r>
+        <w:t>clases</w:t>
+      </w:r>
+      <w:proofErr w:type="spellEnd"/>
+      <w:r>
+        <w:t xml:space="preserve">: </w:t>
+      </w:r>
+      <w:proofErr w:type="spellStart"/>
+      <w:r>
+        <w:t>camiseta</w:t>
+      </w:r>
+      <w:proofErr w:type="spellEnd"/>
+      <w:r>
+        <w:t xml:space="preserve">, </w:t>
+      </w:r>
+      <w:proofErr w:type="spellStart"/>
+      <w:r>
+        <w:t>pantalón</w:t>
+      </w:r>
+      <w:proofErr w:type="spellEnd"/>
+      <w:r>
+        <w:t xml:space="preserve">, </w:t>
+      </w:r>
+      <w:proofErr w:type="spellStart"/>
+      <w:r>
+        <w:t>suéter</w:t>
+      </w:r>
+      <w:proofErr w:type="spellEnd"/>
+      <w:r>
+        <w:t xml:space="preserve">, </w:t>
+      </w:r>
+      <w:proofErr w:type="spellStart"/>
+      <w:r>
+        <w:t>vestido</w:t>
+      </w:r>
+      <w:proofErr w:type="spellEnd"/>
+      <w:r>
+        <w:t xml:space="preserve">, </w:t>
+      </w:r>
+      <w:proofErr w:type="spellStart"/>
+      <w:r>
+        <w:t>abrigo</w:t>
+      </w:r>
+      <w:proofErr w:type="spellEnd"/>
+      <w:r>
+        <w:t xml:space="preserve">, </w:t>
+      </w:r>
+      <w:proofErr w:type="spellStart"/>
+      <w:r>
+        <w:t>sandalia</w:t>
+      </w:r>
+      <w:proofErr w:type="spellEnd"/>
+      <w:r>
+        <w:t xml:space="preserve">, camisa, </w:t>
+      </w:r>
+      <w:proofErr w:type="spellStart"/>
+      <w:r>
+        <w:t>zapatilla</w:t>
+      </w:r>
+      <w:proofErr w:type="spellEnd"/>
+      <w:r>
+        <w:t xml:space="preserve">, </w:t>
+      </w:r>
+      <w:proofErr w:type="spellStart"/>
+      <w:r>
+        <w:t>bolso</w:t>
+      </w:r>
+      <w:proofErr w:type="spellEnd"/>
+      <w:r>
+        <w:t xml:space="preserve"> y bota.</w:t>
       </w:r>
     </w:p>
     <w:p>
@@ -698,23 +1828,113 @@
         <w:pStyle w:val="Ttulo1"/>
       </w:pPr>
       <w:r>
-        <w:t>3. Objetivos</w:t>
-      </w:r>
+        <w:t xml:space="preserve">3. </w:t>
+      </w:r>
+      <w:proofErr w:type="spellStart"/>
+      <w:r>
+        <w:t>Objetivos</w:t>
+      </w:r>
+      <w:proofErr w:type="spellEnd"/>
     </w:p>
     <w:p>
       <w:pPr>
         <w:pStyle w:val="Ttulo2"/>
       </w:pPr>
       <w:r>
-        <w:t>3.1 Objetivo general</w:t>
+        <w:t xml:space="preserve">3.1 </w:t>
+      </w:r>
+      <w:proofErr w:type="spellStart"/>
+      <w:r>
+        <w:t>Objetivo</w:t>
+      </w:r>
+      <w:proofErr w:type="spellEnd"/>
+      <w:r>
+        <w:t xml:space="preserve"> general</w:t>
       </w:r>
     </w:p>
     <w:p>
       <w:pPr>
         <w:jc w:val="both"/>
       </w:pPr>
-      <w:r>
-        <w:t>Desarrollar un sistema web que permita entrenar, evaluar y utilizar un modelo CNN para clasificar imágenes de prendas del conjunto Fashion-MNIST.</w:t>
+      <w:proofErr w:type="spellStart"/>
+      <w:r>
+        <w:t>Desarrollar</w:t>
+      </w:r>
+      <w:proofErr w:type="spellEnd"/>
+      <w:r>
+        <w:t xml:space="preserve"> un </w:t>
+      </w:r>
+      <w:proofErr w:type="spellStart"/>
+      <w:r>
+        <w:t>sistema</w:t>
+      </w:r>
+      <w:proofErr w:type="spellEnd"/>
+      <w:r>
+        <w:t xml:space="preserve"> web que </w:t>
+      </w:r>
+      <w:proofErr w:type="spellStart"/>
+      <w:r>
+        <w:t>permita</w:t>
+      </w:r>
+      <w:proofErr w:type="spellEnd"/>
+      <w:r>
+        <w:t xml:space="preserve"> </w:t>
+      </w:r>
+      <w:proofErr w:type="spellStart"/>
+      <w:r>
+        <w:t>entrenar</w:t>
+      </w:r>
+      <w:proofErr w:type="spellEnd"/>
+      <w:r>
+        <w:t xml:space="preserve">, </w:t>
+      </w:r>
+      <w:proofErr w:type="spellStart"/>
+      <w:r>
+        <w:t>evaluar</w:t>
+      </w:r>
+      <w:proofErr w:type="spellEnd"/>
+      <w:r>
+        <w:t xml:space="preserve"> y </w:t>
+      </w:r>
+      <w:proofErr w:type="spellStart"/>
+      <w:r>
+        <w:t>utilizar</w:t>
+      </w:r>
+      <w:proofErr w:type="spellEnd"/>
+      <w:r>
+        <w:t xml:space="preserve"> un </w:t>
+      </w:r>
+      <w:proofErr w:type="spellStart"/>
+      <w:r>
+        <w:t>modelo</w:t>
+      </w:r>
+      <w:proofErr w:type="spellEnd"/>
+      <w:r>
+        <w:t xml:space="preserve"> CNN para </w:t>
+      </w:r>
+      <w:proofErr w:type="spellStart"/>
+      <w:r>
+        <w:t>clasificar</w:t>
+      </w:r>
+      <w:proofErr w:type="spellEnd"/>
+      <w:r>
+        <w:t xml:space="preserve"> </w:t>
+      </w:r>
+      <w:proofErr w:type="spellStart"/>
+      <w:r>
+        <w:t>imágenes</w:t>
+      </w:r>
+      <w:proofErr w:type="spellEnd"/>
+      <w:r>
+        <w:t xml:space="preserve"> de </w:t>
+      </w:r>
+      <w:proofErr w:type="spellStart"/>
+      <w:r>
+        <w:t>prendas</w:t>
+      </w:r>
+      <w:proofErr w:type="spellEnd"/>
+      <w:r>
+        <w:t xml:space="preserve"> del conjunto Fashion-MNIST.</w:t>
       </w:r>
     </w:p>
     <w:p>
@@ -722,69 +1942,335 @@
         <w:pStyle w:val="Ttulo2"/>
       </w:pPr>
       <w:r>
-        <w:t>3.2 Objetivos específicos</w:t>
-      </w:r>
+        <w:t xml:space="preserve">3.2 </w:t>
+      </w:r>
+      <w:proofErr w:type="spellStart"/>
+      <w:r>
+        <w:t>Objetivos</w:t>
+      </w:r>
+      <w:proofErr w:type="spellEnd"/>
+      <w:r>
+        <w:t xml:space="preserve"> </w:t>
+      </w:r>
+      <w:proofErr w:type="spellStart"/>
+      <w:r>
+        <w:t>específicos</w:t>
+      </w:r>
+      <w:proofErr w:type="spellEnd"/>
     </w:p>
     <w:p>
       <w:pPr>
         <w:pStyle w:val="Listaconvietas"/>
       </w:pPr>
-      <w:r>
-        <w:t>Pre</w:t>
-      </w:r>
-      <w:r>
-        <w:t>parar y normalizar las imágenes del conjunto de datos.</w:t>
+      <w:proofErr w:type="spellStart"/>
+      <w:r>
+        <w:t>Preparar</w:t>
+      </w:r>
+      <w:proofErr w:type="spellEnd"/>
+      <w:r>
+        <w:t xml:space="preserve"> y </w:t>
+      </w:r>
+      <w:proofErr w:type="spellStart"/>
+      <w:r>
+        <w:t>normalizar</w:t>
+      </w:r>
+      <w:proofErr w:type="spellEnd"/>
+      <w:r>
+        <w:t xml:space="preserve"> las </w:t>
+      </w:r>
+      <w:proofErr w:type="spellStart"/>
+      <w:r>
+        <w:t>imágenes</w:t>
+      </w:r>
+      <w:proofErr w:type="spellEnd"/>
+      <w:r>
+        <w:t xml:space="preserve"> del conjunto de </w:t>
+      </w:r>
+      <w:proofErr w:type="spellStart"/>
+      <w:r>
+        <w:t>datos</w:t>
+      </w:r>
+      <w:proofErr w:type="spellEnd"/>
+      <w:r>
+        <w:t>.</w:t>
       </w:r>
     </w:p>
     <w:p>
       <w:pPr>
         <w:pStyle w:val="Listaconvietas"/>
       </w:pPr>
-      <w:r>
-        <w:t>Diseñar una CNN adecuada para imágenes de 28 × 28 píxeles en escala de grises.</w:t>
+      <w:proofErr w:type="spellStart"/>
+      <w:r>
+        <w:t>Diseñar</w:t>
+      </w:r>
+      <w:proofErr w:type="spellEnd"/>
+      <w:r>
+        <w:t xml:space="preserve"> una CNN </w:t>
+      </w:r>
+      <w:proofErr w:type="spellStart"/>
+      <w:r>
+        <w:t>adecuada</w:t>
+      </w:r>
+      <w:proofErr w:type="spellEnd"/>
+      <w:r>
+        <w:t xml:space="preserve"> para </w:t>
+      </w:r>
+      <w:proofErr w:type="spellStart"/>
+      <w:r>
+        <w:t>imágenes</w:t>
+      </w:r>
+      <w:proofErr w:type="spellEnd"/>
+      <w:r>
+        <w:t xml:space="preserve"> de 28 × 28 </w:t>
+      </w:r>
+      <w:proofErr w:type="spellStart"/>
+      <w:r>
+        <w:t>píxeles</w:t>
+      </w:r>
+      <w:proofErr w:type="spellEnd"/>
+      <w:r>
+        <w:t xml:space="preserve"> </w:t>
+      </w:r>
+      <w:proofErr w:type="spellStart"/>
+      <w:r>
+        <w:t>en</w:t>
+      </w:r>
+      <w:proofErr w:type="spellEnd"/>
+      <w:r>
+        <w:t xml:space="preserve"> </w:t>
+      </w:r>
+      <w:proofErr w:type="spellStart"/>
+      <w:r>
+        <w:t>escala</w:t>
+      </w:r>
+      <w:proofErr w:type="spellEnd"/>
+      <w:r>
+        <w:t xml:space="preserve"> de </w:t>
+      </w:r>
+      <w:proofErr w:type="spellStart"/>
+      <w:r>
+        <w:t>grises</w:t>
+      </w:r>
+      <w:proofErr w:type="spellEnd"/>
+      <w:r>
+        <w:t>.</w:t>
       </w:r>
     </w:p>
     <w:p>
       <w:pPr>
         <w:pStyle w:val="Listaconvietas"/>
       </w:pPr>
-      <w:r>
-        <w:t>Permitir la configuración de hiperparámetros desde la interfaz.</w:t>
+      <w:proofErr w:type="spellStart"/>
+      <w:r>
+        <w:t>Permitir</w:t>
+      </w:r>
+      <w:proofErr w:type="spellEnd"/>
+      <w:r>
+        <w:t xml:space="preserve"> la </w:t>
+      </w:r>
+      <w:proofErr w:type="spellStart"/>
+      <w:r>
+        <w:t>configuración</w:t>
+      </w:r>
+      <w:proofErr w:type="spellEnd"/>
+      <w:r>
+        <w:t xml:space="preserve"> de </w:t>
+      </w:r>
+      <w:proofErr w:type="spellStart"/>
+      <w:r>
+        <w:t>hiperparámetros</w:t>
+      </w:r>
+      <w:proofErr w:type="spellEnd"/>
+      <w:r>
+        <w:t xml:space="preserve"> </w:t>
+      </w:r>
+      <w:proofErr w:type="spellStart"/>
+      <w:r>
+        <w:t>desde</w:t>
+      </w:r>
+      <w:proofErr w:type="spellEnd"/>
+      <w:r>
+        <w:t xml:space="preserve"> la </w:t>
+      </w:r>
+      <w:proofErr w:type="spellStart"/>
+      <w:r>
+        <w:t>interfaz</w:t>
+      </w:r>
+      <w:proofErr w:type="spellEnd"/>
+      <w:r>
+        <w:t>.</w:t>
       </w:r>
     </w:p>
     <w:p>
       <w:pPr>
         <w:pStyle w:val="Listaconvietas"/>
       </w:pPr>
-      <w:r>
-        <w:t xml:space="preserve">Exponer entrenamiento, métricas y predicción </w:t>
-      </w:r>
-      <w:r>
-        <w:t>mediante endpoints REST.</w:t>
+      <w:proofErr w:type="spellStart"/>
+      <w:r>
+        <w:t>Exponer</w:t>
+      </w:r>
+      <w:proofErr w:type="spellEnd"/>
+      <w:r>
+        <w:t xml:space="preserve"> </w:t>
+      </w:r>
+      <w:proofErr w:type="spellStart"/>
+      <w:r>
+        <w:t>entrenamiento</w:t>
+      </w:r>
+      <w:proofErr w:type="spellEnd"/>
+      <w:r>
+        <w:t xml:space="preserve">, </w:t>
+      </w:r>
+      <w:proofErr w:type="spellStart"/>
+      <w:r>
+        <w:t>métricas</w:t>
+      </w:r>
+      <w:proofErr w:type="spellEnd"/>
+      <w:r>
+        <w:t xml:space="preserve"> y </w:t>
+      </w:r>
+      <w:proofErr w:type="spellStart"/>
+      <w:r>
+        <w:t>predicción</w:t>
+      </w:r>
+      <w:proofErr w:type="spellEnd"/>
+      <w:r>
+        <w:t xml:space="preserve"> </w:t>
+      </w:r>
+      <w:proofErr w:type="spellStart"/>
+      <w:r>
+        <w:t>mediante</w:t>
+      </w:r>
+      <w:proofErr w:type="spellEnd"/>
+      <w:r>
+        <w:t xml:space="preserve"> endpoints REST.</w:t>
       </w:r>
     </w:p>
     <w:p>
       <w:pPr>
         <w:pStyle w:val="Listaconvietas"/>
       </w:pPr>
-      <w:r>
-        <w:t>Mostrar gráficamente la evolución de accuracy y loss.</w:t>
+      <w:proofErr w:type="spellStart"/>
+      <w:r>
+        <w:t>Mostrar</w:t>
+      </w:r>
+      <w:proofErr w:type="spellEnd"/>
+      <w:r>
+        <w:t xml:space="preserve"> </w:t>
+      </w:r>
+      <w:proofErr w:type="spellStart"/>
+      <w:r>
+        <w:t>gráficamente</w:t>
+      </w:r>
+      <w:proofErr w:type="spellEnd"/>
+      <w:r>
+        <w:t xml:space="preserve"> la </w:t>
+      </w:r>
+      <w:proofErr w:type="spellStart"/>
+      <w:r>
+        <w:t>evolución</w:t>
+      </w:r>
+      <w:proofErr w:type="spellEnd"/>
+      <w:r>
+        <w:t xml:space="preserve"> de accuracy y loss.</w:t>
       </w:r>
     </w:p>
     <w:p>
       <w:pPr>
         <w:pStyle w:val="Listaconvietas"/>
       </w:pPr>
-      <w:r>
-        <w:t>Guardar el modelo y el historial de la última ejecución.</w:t>
+      <w:proofErr w:type="spellStart"/>
+      <w:r>
+        <w:t>Guardar</w:t>
+      </w:r>
+      <w:proofErr w:type="spellEnd"/>
+      <w:r>
+        <w:t xml:space="preserve"> </w:t>
+      </w:r>
+      <w:proofErr w:type="spellStart"/>
+      <w:r>
+        <w:t>el</w:t>
+      </w:r>
+      <w:proofErr w:type="spellEnd"/>
+      <w:r>
+        <w:t xml:space="preserve"> </w:t>
+      </w:r>
+      <w:proofErr w:type="spellStart"/>
+      <w:r>
+        <w:t>modelo</w:t>
+      </w:r>
+      <w:proofErr w:type="spellEnd"/>
+      <w:r>
+        <w:t xml:space="preserve"> y </w:t>
+      </w:r>
+      <w:proofErr w:type="spellStart"/>
+      <w:r>
+        <w:t>el</w:t>
+      </w:r>
+      <w:proofErr w:type="spellEnd"/>
+      <w:r>
+        <w:t xml:space="preserve"> </w:t>
+      </w:r>
+      <w:proofErr w:type="spellStart"/>
+      <w:r>
+        <w:t>historial</w:t>
+      </w:r>
+      <w:proofErr w:type="spellEnd"/>
+      <w:r>
+        <w:t xml:space="preserve"> de la </w:t>
+      </w:r>
+      <w:proofErr w:type="spellStart"/>
+      <w:r>
+        <w:t>última</w:t>
+      </w:r>
+      <w:proofErr w:type="spellEnd"/>
+      <w:r>
+        <w:t xml:space="preserve"> </w:t>
+      </w:r>
+      <w:proofErr w:type="spellStart"/>
+      <w:r>
+        <w:t>ejecución</w:t>
+      </w:r>
+      <w:proofErr w:type="spellEnd"/>
+      <w:r>
+        <w:t>.</w:t>
       </w:r>
     </w:p>
     <w:p>
       <w:pPr>
         <w:pStyle w:val="Listaconvietas"/>
       </w:pPr>
-      <w:r>
-        <w:t>Elaborar documentación técnica y funcional reproducible.</w:t>
+      <w:proofErr w:type="spellStart"/>
+      <w:r>
+        <w:t>Elaborar</w:t>
+      </w:r>
+      <w:proofErr w:type="spellEnd"/>
+      <w:r>
+        <w:t xml:space="preserve"> </w:t>
+      </w:r>
+      <w:proofErr w:type="spellStart"/>
+      <w:r>
+        <w:t>documentación</w:t>
+      </w:r>
+      <w:proofErr w:type="spellEnd"/>
+      <w:r>
+        <w:t xml:space="preserve"> </w:t>
+      </w:r>
+      <w:proofErr w:type="spellStart"/>
+      <w:r>
+        <w:t>técnica</w:t>
+      </w:r>
+      <w:proofErr w:type="spellEnd"/>
+      <w:r>
+        <w:t xml:space="preserve"> y </w:t>
+      </w:r>
+      <w:proofErr w:type="spellStart"/>
+      <w:r>
+        <w:t>funcional</w:t>
+      </w:r>
+      <w:proofErr w:type="spellEnd"/>
+      <w:r>
+        <w:t xml:space="preserve"> reproducible.</w:t>
       </w:r>
     </w:p>
     <w:p>
@@ -793,29 +2279,321 @@
       </w:pPr>
       <w:r>
         <w:lastRenderedPageBreak/>
-        <w:t>4. Alcance</w:t>
-      </w:r>
+        <w:t xml:space="preserve">4. </w:t>
+      </w:r>
+      <w:proofErr w:type="spellStart"/>
+      <w:r>
+        <w:t>Alcance</w:t>
+      </w:r>
+      <w:proofErr w:type="spellEnd"/>
     </w:p>
     <w:p>
       <w:pPr>
         <w:jc w:val="both"/>
       </w:pPr>
       <w:r>
-        <w:t xml:space="preserve">La versión actual cubre el </w:t>
-      </w:r>
-      <w:r>
-        <w:t>entrenamiento local con Fashion-MNIST, la persistencia de un modelo Keras, la consulta de métricas y la predicción individual de archivos de imagen. Está orientada a fines educativos y se ejecuta en un equipo local.</w:t>
+        <w:t xml:space="preserve">La </w:t>
+      </w:r>
+      <w:proofErr w:type="spellStart"/>
+      <w:r>
+        <w:t>versión</w:t>
+      </w:r>
+      <w:proofErr w:type="spellEnd"/>
+      <w:r>
+        <w:t xml:space="preserve"> actual </w:t>
+      </w:r>
+      <w:proofErr w:type="spellStart"/>
+      <w:r>
+        <w:t>cubre</w:t>
+      </w:r>
+      <w:proofErr w:type="spellEnd"/>
+      <w:r>
+        <w:t xml:space="preserve"> </w:t>
+      </w:r>
+      <w:proofErr w:type="spellStart"/>
+      <w:r>
+        <w:t>el</w:t>
+      </w:r>
+      <w:proofErr w:type="spellEnd"/>
+      <w:r>
+        <w:t xml:space="preserve"> </w:t>
+      </w:r>
+      <w:proofErr w:type="spellStart"/>
+      <w:r>
+        <w:t>entrenamiento</w:t>
+      </w:r>
+      <w:proofErr w:type="spellEnd"/>
+      <w:r>
+        <w:t xml:space="preserve"> local con Fashion-MNIST, la </w:t>
+      </w:r>
+      <w:proofErr w:type="spellStart"/>
+      <w:r>
+        <w:t>persistencia</w:t>
+      </w:r>
+      <w:proofErr w:type="spellEnd"/>
+      <w:r>
+        <w:t xml:space="preserve"> de un </w:t>
+      </w:r>
+      <w:proofErr w:type="spellStart"/>
+      <w:r>
+        <w:t>modelo</w:t>
+      </w:r>
+      <w:proofErr w:type="spellEnd"/>
+      <w:r>
+        <w:t xml:space="preserve"> </w:t>
+      </w:r>
+      <w:proofErr w:type="spellStart"/>
+      <w:r>
+        <w:t>Keras</w:t>
+      </w:r>
+      <w:proofErr w:type="spellEnd"/>
+      <w:r>
+        <w:t xml:space="preserve">, la consulta de </w:t>
+      </w:r>
+      <w:proofErr w:type="spellStart"/>
+      <w:r>
+        <w:t>métricas</w:t>
+      </w:r>
+      <w:proofErr w:type="spellEnd"/>
+      <w:r>
+        <w:t xml:space="preserve"> y la </w:t>
+      </w:r>
+      <w:proofErr w:type="spellStart"/>
+      <w:r>
+        <w:t>predicción</w:t>
+      </w:r>
+      <w:proofErr w:type="spellEnd"/>
+      <w:r>
+        <w:t xml:space="preserve"> individual de </w:t>
+      </w:r>
+      <w:proofErr w:type="spellStart"/>
+      <w:r>
+        <w:t>archivos</w:t>
+      </w:r>
+      <w:proofErr w:type="spellEnd"/>
+      <w:r>
+        <w:t xml:space="preserve"> de imagen. </w:t>
+      </w:r>
+      <w:proofErr w:type="spellStart"/>
+      <w:r>
+        <w:t>Está</w:t>
+      </w:r>
+      <w:proofErr w:type="spellEnd"/>
+      <w:r>
+        <w:t xml:space="preserve"> </w:t>
+      </w:r>
+      <w:proofErr w:type="spellStart"/>
+      <w:r>
+        <w:t>orientada</w:t>
+      </w:r>
+      <w:proofErr w:type="spellEnd"/>
+      <w:r>
+        <w:t xml:space="preserve"> a fines </w:t>
+      </w:r>
+      <w:proofErr w:type="spellStart"/>
+      <w:r>
+        <w:t>educativos</w:t>
+      </w:r>
+      <w:proofErr w:type="spellEnd"/>
+      <w:r>
+        <w:t xml:space="preserve"> y se </w:t>
+      </w:r>
+      <w:proofErr w:type="spellStart"/>
+      <w:r>
+        <w:t>ejecuta</w:t>
+      </w:r>
+      <w:proofErr w:type="spellEnd"/>
+      <w:r>
+        <w:t xml:space="preserve"> </w:t>
+      </w:r>
+      <w:proofErr w:type="spellStart"/>
+      <w:r>
+        <w:t>en</w:t>
+      </w:r>
+      <w:proofErr w:type="spellEnd"/>
+      <w:r>
+        <w:t xml:space="preserve"> un </w:t>
+      </w:r>
+      <w:proofErr w:type="spellStart"/>
+      <w:r>
+        <w:t>equipo</w:t>
+      </w:r>
+      <w:proofErr w:type="spellEnd"/>
+      <w:r>
+        <w:t xml:space="preserve"> local.</w:t>
       </w:r>
     </w:p>
     <w:p>
       <w:pPr>
         <w:jc w:val="both"/>
       </w:pPr>
-      <w:r>
-        <w:t>Quedan fuera del alcance actual el regis</w:t>
-      </w:r>
-      <w:r>
-        <w:t>tro de usuarios, una base de datos, el entrenamiento distribuido, el despliegue productivo, el procesamiento masivo y la clasificación de prendas fuera de las diez clases de Fashion-MNIST.</w:t>
+      <w:proofErr w:type="spellStart"/>
+      <w:r>
+        <w:t>Quedan</w:t>
+      </w:r>
+      <w:proofErr w:type="spellEnd"/>
+      <w:r>
+        <w:t xml:space="preserve"> </w:t>
+      </w:r>
+      <w:proofErr w:type="spellStart"/>
+      <w:r>
+        <w:t>fuera</w:t>
+      </w:r>
+      <w:proofErr w:type="spellEnd"/>
+      <w:r>
+        <w:t xml:space="preserve"> del </w:t>
+      </w:r>
+      <w:proofErr w:type="spellStart"/>
+      <w:r>
+        <w:t>alcance</w:t>
+      </w:r>
+      <w:proofErr w:type="spellEnd"/>
+      <w:r>
+        <w:t xml:space="preserve"> actual </w:t>
+      </w:r>
+      <w:proofErr w:type="spellStart"/>
+      <w:r>
+        <w:t>el</w:t>
+      </w:r>
+      <w:proofErr w:type="spellEnd"/>
+      <w:r>
+        <w:t xml:space="preserve"> </w:t>
+      </w:r>
+      <w:proofErr w:type="spellStart"/>
+      <w:r>
+        <w:t>registro</w:t>
+      </w:r>
+      <w:proofErr w:type="spellEnd"/>
+      <w:r>
+        <w:t xml:space="preserve"> de </w:t>
+      </w:r>
+      <w:proofErr w:type="spellStart"/>
+      <w:r>
+        <w:t>usuarios</w:t>
+      </w:r>
+      <w:proofErr w:type="spellEnd"/>
+      <w:r>
+        <w:t xml:space="preserve">, una base de </w:t>
+      </w:r>
+      <w:proofErr w:type="spellStart"/>
+      <w:r>
+        <w:t>datos</w:t>
+      </w:r>
+      <w:proofErr w:type="spellEnd"/>
+      <w:r>
+        <w:t xml:space="preserve">, </w:t>
+      </w:r>
+      <w:proofErr w:type="spellStart"/>
+      <w:r>
+        <w:t>el</w:t>
+      </w:r>
+      <w:proofErr w:type="spellEnd"/>
+      <w:r>
+        <w:t xml:space="preserve"> </w:t>
+      </w:r>
+      <w:proofErr w:type="spellStart"/>
+      <w:r>
+        <w:t>entrenamiento</w:t>
+      </w:r>
+      <w:proofErr w:type="spellEnd"/>
+      <w:r>
+        <w:t xml:space="preserve"> </w:t>
+      </w:r>
+      <w:proofErr w:type="spellStart"/>
+      <w:r>
+        <w:t>distribuido</w:t>
+      </w:r>
+      <w:proofErr w:type="spellEnd"/>
+      <w:r>
+        <w:t xml:space="preserve">, </w:t>
+      </w:r>
+      <w:proofErr w:type="spellStart"/>
+      <w:r>
+        <w:t>el</w:t>
+      </w:r>
+      <w:proofErr w:type="spellEnd"/>
+      <w:r>
+        <w:t xml:space="preserve"> </w:t>
+      </w:r>
+      <w:proofErr w:type="spellStart"/>
+      <w:r>
+        <w:t>despliegue</w:t>
+      </w:r>
+      <w:proofErr w:type="spellEnd"/>
+      <w:r>
+        <w:t xml:space="preserve"> </w:t>
+      </w:r>
+      <w:proofErr w:type="spellStart"/>
+      <w:r>
+        <w:t>productivo</w:t>
+      </w:r>
+      <w:proofErr w:type="spellEnd"/>
+      <w:r>
+        <w:t xml:space="preserve">, </w:t>
+      </w:r>
+      <w:proofErr w:type="spellStart"/>
+      <w:r>
+        <w:t>el</w:t>
+      </w:r>
+      <w:proofErr w:type="spellEnd"/>
+      <w:r>
+        <w:t xml:space="preserve"> </w:t>
+      </w:r>
+      <w:proofErr w:type="spellStart"/>
+      <w:r>
+        <w:t>procesamiento</w:t>
+      </w:r>
+      <w:proofErr w:type="spellEnd"/>
+      <w:r>
+        <w:t xml:space="preserve"> </w:t>
+      </w:r>
+      <w:proofErr w:type="spellStart"/>
+      <w:r>
+        <w:t>masivo</w:t>
+      </w:r>
+      <w:proofErr w:type="spellEnd"/>
+      <w:r>
+        <w:t xml:space="preserve"> y la </w:t>
+      </w:r>
+      <w:proofErr w:type="spellStart"/>
+      <w:r>
+        <w:t>clasificación</w:t>
+      </w:r>
+      <w:proofErr w:type="spellEnd"/>
+      <w:r>
+        <w:t xml:space="preserve"> de </w:t>
+      </w:r>
+      <w:proofErr w:type="spellStart"/>
+      <w:r>
+        <w:t>prendas</w:t>
+      </w:r>
+      <w:proofErr w:type="spellEnd"/>
+      <w:r>
+        <w:t xml:space="preserve"> </w:t>
+      </w:r>
+      <w:proofErr w:type="spellStart"/>
+      <w:r>
+        <w:t>fuera</w:t>
+      </w:r>
+      <w:proofErr w:type="spellEnd"/>
+      <w:r>
+        <w:t xml:space="preserve"> de las </w:t>
+      </w:r>
+      <w:proofErr w:type="spellStart"/>
+      <w:r>
+        <w:t>diez</w:t>
+      </w:r>
+      <w:proofErr w:type="spellEnd"/>
+      <w:r>
+        <w:t xml:space="preserve"> </w:t>
+      </w:r>
+      <w:proofErr w:type="spellStart"/>
+      <w:r>
+        <w:t>clases</w:t>
+      </w:r>
+      <w:proofErr w:type="spellEnd"/>
+      <w:r>
+        <w:t xml:space="preserve"> de Fashion-MNIST.</w:t>
       </w:r>
     </w:p>
     <w:p>
@@ -823,74 +2601,260 @@
         <w:pStyle w:val="Ttulo1"/>
       </w:pPr>
       <w:r>
-        <w:t>5. Metodología de desarrollo</w:t>
-      </w:r>
+        <w:t xml:space="preserve">5. </w:t>
+      </w:r>
+      <w:proofErr w:type="spellStart"/>
+      <w:r>
+        <w:t>Metodología</w:t>
+      </w:r>
+      <w:proofErr w:type="spellEnd"/>
+      <w:r>
+        <w:t xml:space="preserve"> de </w:t>
+      </w:r>
+      <w:proofErr w:type="spellStart"/>
+      <w:r>
+        <w:t>desarrollo</w:t>
+      </w:r>
+      <w:proofErr w:type="spellEnd"/>
     </w:p>
     <w:p>
       <w:pPr>
         <w:jc w:val="both"/>
       </w:pPr>
       <w:r>
-        <w:t>El trabajo se dividió en cinco etapas:</w:t>
+        <w:t xml:space="preserve">El </w:t>
+      </w:r>
+      <w:proofErr w:type="spellStart"/>
+      <w:r>
+        <w:t>trabajo</w:t>
+      </w:r>
+      <w:proofErr w:type="spellEnd"/>
+      <w:r>
+        <w:t xml:space="preserve"> se </w:t>
+      </w:r>
+      <w:proofErr w:type="spellStart"/>
+      <w:r>
+        <w:t>dividió</w:t>
+      </w:r>
+      <w:proofErr w:type="spellEnd"/>
+      <w:r>
+        <w:t xml:space="preserve"> </w:t>
+      </w:r>
+      <w:proofErr w:type="spellStart"/>
+      <w:r>
+        <w:t>en</w:t>
+      </w:r>
+      <w:proofErr w:type="spellEnd"/>
+      <w:r>
+        <w:t xml:space="preserve"> </w:t>
+      </w:r>
+      <w:proofErr w:type="spellStart"/>
+      <w:r>
+        <w:t>cinco</w:t>
+      </w:r>
+      <w:proofErr w:type="spellEnd"/>
+      <w:r>
+        <w:t xml:space="preserve"> </w:t>
+      </w:r>
+      <w:proofErr w:type="spellStart"/>
+      <w:r>
+        <w:t>etapas</w:t>
+      </w:r>
+      <w:proofErr w:type="spellEnd"/>
+      <w:r>
+        <w:t>:</w:t>
       </w:r>
     </w:p>
     <w:p>
       <w:pPr>
         <w:pStyle w:val="Listaconnmeros"/>
       </w:pPr>
+      <w:proofErr w:type="spellStart"/>
       <w:r>
         <w:rPr>
           <w:b/>
         </w:rPr>
-        <w:t>Análisis:</w:t>
-      </w:r>
-      <w:r>
-        <w:t xml:space="preserve"> definición de clases, entradas, salidas y flujo del usuario.</w:t>
+        <w:t>Análisis</w:t>
+      </w:r>
+      <w:proofErr w:type="spellEnd"/>
+      <w:r>
+        <w:rPr>
+          <w:b/>
+        </w:rPr>
+        <w:t>:</w:t>
+      </w:r>
+      <w:r>
+        <w:t xml:space="preserve"> </w:t>
+      </w:r>
+      <w:proofErr w:type="spellStart"/>
+      <w:r>
+        <w:t>definición</w:t>
+      </w:r>
+      <w:proofErr w:type="spellEnd"/>
+      <w:r>
+        <w:t xml:space="preserve"> de </w:t>
+      </w:r>
+      <w:proofErr w:type="spellStart"/>
+      <w:r>
+        <w:t>clases</w:t>
+      </w:r>
+      <w:proofErr w:type="spellEnd"/>
+      <w:r>
+        <w:t xml:space="preserve">, entradas, </w:t>
+      </w:r>
+      <w:proofErr w:type="spellStart"/>
+      <w:r>
+        <w:t>salidas</w:t>
+      </w:r>
+      <w:proofErr w:type="spellEnd"/>
+      <w:r>
+        <w:t xml:space="preserve"> y </w:t>
+      </w:r>
+      <w:proofErr w:type="spellStart"/>
+      <w:r>
+        <w:t>flujo</w:t>
+      </w:r>
+      <w:proofErr w:type="spellEnd"/>
+      <w:r>
+        <w:t xml:space="preserve"> del </w:t>
+      </w:r>
+      <w:proofErr w:type="spellStart"/>
+      <w:r>
+        <w:t>usuario</w:t>
+      </w:r>
+      <w:proofErr w:type="spellEnd"/>
+      <w:r>
+        <w:t>.</w:t>
       </w:r>
     </w:p>
     <w:p>
       <w:pPr>
         <w:pStyle w:val="Listaconnmeros"/>
       </w:pPr>
+      <w:proofErr w:type="spellStart"/>
       <w:r>
         <w:rPr>
           <w:b/>
         </w:rPr>
-        <w:t>Preparación:</w:t>
-      </w:r>
-      <w:r>
-        <w:t xml:space="preserve"> carga de Fashion-MNIST, normalización a valores entre 0 y 1 y adición del canal de color.</w:t>
+        <w:t>Preparación</w:t>
+      </w:r>
+      <w:proofErr w:type="spellEnd"/>
+      <w:r>
+        <w:rPr>
+          <w:b/>
+        </w:rPr>
+        <w:t>:</w:t>
+      </w:r>
+      <w:r>
+        <w:t xml:space="preserve"> carga de Fashion-MNIST, </w:t>
+      </w:r>
+      <w:proofErr w:type="spellStart"/>
+      <w:r>
+        <w:t>normalización</w:t>
+      </w:r>
+      <w:proofErr w:type="spellEnd"/>
+      <w:r>
+        <w:t xml:space="preserve"> a </w:t>
+      </w:r>
+      <w:proofErr w:type="spellStart"/>
+      <w:r>
+        <w:t>valores</w:t>
+      </w:r>
+      <w:proofErr w:type="spellEnd"/>
+      <w:r>
+        <w:t xml:space="preserve"> entre 0 y 1 y </w:t>
+      </w:r>
+      <w:proofErr w:type="spellStart"/>
+      <w:r>
+        <w:t>adición</w:t>
+      </w:r>
+      <w:proofErr w:type="spellEnd"/>
+      <w:r>
+        <w:t xml:space="preserve"> del canal de color.</w:t>
       </w:r>
     </w:p>
     <w:p>
       <w:pPr>
         <w:pStyle w:val="Listaconnmeros"/>
       </w:pPr>
+      <w:proofErr w:type="spellStart"/>
       <w:r>
         <w:rPr>
           <w:b/>
         </w:rPr>
-        <w:t>Modelado:</w:t>
-      </w:r>
-      <w:r>
-        <w:t xml:space="preserve"> construcción y compilación de una CNN configurable.</w:t>
+        <w:t>Modelado</w:t>
+      </w:r>
+      <w:proofErr w:type="spellEnd"/>
+      <w:r>
+        <w:rPr>
+          <w:b/>
+        </w:rPr>
+        <w:t>:</w:t>
+      </w:r>
+      <w:r>
+        <w:t xml:space="preserve"> </w:t>
+      </w:r>
+      <w:proofErr w:type="spellStart"/>
+      <w:r>
+        <w:t>construcción</w:t>
+      </w:r>
+      <w:proofErr w:type="spellEnd"/>
+      <w:r>
+        <w:t xml:space="preserve"> y </w:t>
+      </w:r>
+      <w:proofErr w:type="spellStart"/>
+      <w:r>
+        <w:t>compilación</w:t>
+      </w:r>
+      <w:proofErr w:type="spellEnd"/>
+      <w:r>
+        <w:t xml:space="preserve"> de una CNN configurable.</w:t>
       </w:r>
     </w:p>
     <w:p>
       <w:pPr>
         <w:pStyle w:val="Listaconnmeros"/>
       </w:pPr>
+      <w:proofErr w:type="spellStart"/>
       <w:r>
         <w:rPr>
           <w:b/>
         </w:rPr>
-        <w:t>Integración:</w:t>
-      </w:r>
-      <w:r>
-        <w:t xml:space="preserve"> creaci</w:t>
-      </w:r>
-      <w:r>
-        <w:t xml:space="preserve">ón de endpoints y conexión del frontend mediante </w:t>
+        <w:t>Integración</w:t>
+      </w:r>
+      <w:proofErr w:type="spellEnd"/>
+      <w:r>
+        <w:rPr>
+          <w:b/>
+        </w:rPr>
+        <w:t>:</w:t>
+      </w:r>
+      <w:r>
+        <w:t xml:space="preserve"> </w:t>
+      </w:r>
+      <w:proofErr w:type="spellStart"/>
+      <w:r>
+        <w:t>creación</w:t>
+      </w:r>
+      <w:proofErr w:type="spellEnd"/>
+      <w:r>
+        <w:t xml:space="preserve"> de endpoints y </w:t>
+      </w:r>
+      <w:proofErr w:type="spellStart"/>
+      <w:r>
+        <w:t>conexión</w:t>
+      </w:r>
+      <w:proofErr w:type="spellEnd"/>
+      <w:r>
+        <w:t xml:space="preserve"> del frontend </w:t>
+      </w:r>
+      <w:proofErr w:type="spellStart"/>
+      <w:r>
+        <w:t>mediante</w:t>
+      </w:r>
+      <w:proofErr w:type="spellEnd"/>
+      <w:r>
+        <w:t xml:space="preserve"> </w:t>
       </w:r>
       <w:r>
         <w:rPr>
@@ -908,14 +2872,54 @@
       <w:pPr>
         <w:pStyle w:val="Listaconnmeros"/>
       </w:pPr>
+      <w:proofErr w:type="spellStart"/>
       <w:r>
         <w:rPr>
           <w:b/>
         </w:rPr>
-        <w:t>Evaluación:</w:t>
-      </w:r>
-      <w:r>
-        <w:t xml:space="preserve"> revisión de accuracy, loss y comportamiento con imágenes nuevas.</w:t>
+        <w:t>Evaluación</w:t>
+      </w:r>
+      <w:proofErr w:type="spellEnd"/>
+      <w:r>
+        <w:rPr>
+          <w:b/>
+        </w:rPr>
+        <w:t>:</w:t>
+      </w:r>
+      <w:r>
+        <w:t xml:space="preserve"> </w:t>
+      </w:r>
+      <w:proofErr w:type="spellStart"/>
+      <w:r>
+        <w:t>revisión</w:t>
+      </w:r>
+      <w:proofErr w:type="spellEnd"/>
+      <w:r>
+        <w:t xml:space="preserve"> de accuracy, loss y </w:t>
+      </w:r>
+      <w:proofErr w:type="spellStart"/>
+      <w:r>
+        <w:t>comportamiento</w:t>
+      </w:r>
+      <w:proofErr w:type="spellEnd"/>
+      <w:r>
+        <w:t xml:space="preserve"> con </w:t>
+      </w:r>
+      <w:proofErr w:type="spellStart"/>
+      <w:r>
+        <w:t>imágenes</w:t>
+      </w:r>
+      <w:proofErr w:type="spellEnd"/>
+      <w:r>
+        <w:t xml:space="preserve"> </w:t>
+      </w:r>
+      <w:proofErr w:type="spellStart"/>
+      <w:r>
+        <w:t>nuevas</w:t>
+      </w:r>
+      <w:proofErr w:type="spellEnd"/>
+      <w:r>
+        <w:t>.</w:t>
       </w:r>
     </w:p>
     <w:p>
@@ -923,8 +2927,21 @@
         <w:pStyle w:val="Ttulo1"/>
       </w:pPr>
       <w:r>
-        <w:t>6. Tecnologías utilizadas</w:t>
-      </w:r>
+        <w:t xml:space="preserve">6. </w:t>
+      </w:r>
+      <w:proofErr w:type="spellStart"/>
+      <w:r>
+        <w:t>Tecnologías</w:t>
+      </w:r>
+      <w:proofErr w:type="spellEnd"/>
+      <w:r>
+        <w:t xml:space="preserve"> </w:t>
+      </w:r>
+      <w:proofErr w:type="spellStart"/>
+      <w:r>
+        <w:t>utilizadas</w:t>
+      </w:r>
+      <w:proofErr w:type="spellEnd"/>
     </w:p>
     <w:tbl>
       <w:tblPr>
@@ -955,6 +2972,7 @@
             <w:vAlign w:val="center"/>
           </w:tcPr>
           <w:p>
+            <w:proofErr w:type="spellStart"/>
             <w:r>
               <w:rPr>
                 <w:b/>
@@ -962,6 +2980,7 @@
               </w:rPr>
               <w:t>Tecnología</w:t>
             </w:r>
+            <w:proofErr w:type="spellEnd"/>
           </w:p>
         </w:tc>
         <w:tc>
@@ -977,13 +2996,63 @@
             <w:vAlign w:val="center"/>
           </w:tcPr>
           <w:p>
+            <w:proofErr w:type="spellStart"/>
             <w:r>
               <w:rPr>
                 <w:b/>
                 <w:color w:val="FFFFFF"/>
               </w:rPr>
-              <w:t>Uso en el proyecto</w:t>
+              <w:t>Uso</w:t>
             </w:r>
+            <w:proofErr w:type="spellEnd"/>
+            <w:r>
+              <w:rPr>
+                <w:b/>
+                <w:color w:val="FFFFFF"/>
+              </w:rPr>
+              <w:t xml:space="preserve"> </w:t>
+            </w:r>
+            <w:proofErr w:type="spellStart"/>
+            <w:r>
+              <w:rPr>
+                <w:b/>
+                <w:color w:val="FFFFFF"/>
+              </w:rPr>
+              <w:t>en</w:t>
+            </w:r>
+            <w:proofErr w:type="spellEnd"/>
+            <w:r>
+              <w:rPr>
+                <w:b/>
+                <w:color w:val="FFFFFF"/>
+              </w:rPr>
+              <w:t xml:space="preserve"> </w:t>
+            </w:r>
+            <w:proofErr w:type="spellStart"/>
+            <w:r>
+              <w:rPr>
+                <w:b/>
+                <w:color w:val="FFFFFF"/>
+              </w:rPr>
+              <w:t>el</w:t>
+            </w:r>
+            <w:proofErr w:type="spellEnd"/>
+            <w:r>
+              <w:rPr>
+                <w:b/>
+                <w:color w:val="FFFFFF"/>
+              </w:rPr>
+              <w:t xml:space="preserve"> </w:t>
+            </w:r>
+            <w:proofErr w:type="spellStart"/>
+            <w:r>
+              <w:rPr>
+                <w:b/>
+                <w:color w:val="FFFFFF"/>
+              </w:rPr>
+              <w:t>proyecto</w:t>
+            </w:r>
+            <w:proofErr w:type="spellEnd"/>
           </w:p>
         </w:tc>
       </w:tr>
@@ -1020,8 +3089,75 @@
             <w:vAlign w:val="center"/>
           </w:tcPr>
           <w:p>
+            <w:proofErr w:type="spellStart"/>
             <w:r>
-              <w:t>Lógica del backend y aprendizaje automático</w:t>
+              <w:t>Lógica</w:t>
+            </w:r>
+            <w:proofErr w:type="spellEnd"/>
+            <w:r>
+              <w:t xml:space="preserve"> del backend y </w:t>
+            </w:r>
+            <w:proofErr w:type="spellStart"/>
+            <w:r>
+              <w:t>aprendizaje</w:t>
+            </w:r>
+            <w:proofErr w:type="spellEnd"/>
+            <w:r>
+              <w:t xml:space="preserve"> </w:t>
+            </w:r>
+            <w:proofErr w:type="spellStart"/>
+            <w:r>
+              <w:t>automático</w:t>
+            </w:r>
+            <w:proofErr w:type="spellEnd"/>
+          </w:p>
+        </w:tc>
+      </w:tr>
+      <w:tr>
+        <w:trPr>
+          <w:jc w:val="center"/>
+        </w:trPr>
+        <w:tc>
+          <w:tcPr>
+            <w:tcW w:w="4536" w:type="dxa"/>
+            <w:tcMar>
+              <w:top w:w="80" w:type="dxa"/>
+              <w:left w:w="100" w:type="dxa"/>
+              <w:bottom w:w="80" w:type="dxa"/>
+              <w:right w:w="100" w:type="dxa"/>
+            </w:tcMar>
+            <w:vAlign w:val="center"/>
+          </w:tcPr>
+          <w:p>
+            <w:proofErr w:type="spellStart"/>
+            <w:r>
+              <w:t>FastAPI</w:t>
+            </w:r>
+            <w:proofErr w:type="spellEnd"/>
+          </w:p>
+        </w:tc>
+        <w:tc>
+          <w:tcPr>
+            <w:tcW w:w="4536" w:type="dxa"/>
+            <w:tcMar>
+              <w:top w:w="80" w:type="dxa"/>
+              <w:left w:w="100" w:type="dxa"/>
+              <w:bottom w:w="80" w:type="dxa"/>
+              <w:right w:w="100" w:type="dxa"/>
+            </w:tcMar>
+            <w:vAlign w:val="center"/>
+          </w:tcPr>
+          <w:p>
+            <w:r>
+              <w:t xml:space="preserve">API REST, </w:t>
+            </w:r>
+            <w:proofErr w:type="spellStart"/>
+            <w:r>
+              <w:t>validación</w:t>
+            </w:r>
+            <w:proofErr w:type="spellEnd"/>
+            <w:r>
+              <w:t xml:space="preserve"> y Swagger UI</w:t>
             </w:r>
           </w:p>
         </w:tc>
@@ -1042,9 +3178,11 @@
             <w:vAlign w:val="center"/>
           </w:tcPr>
           <w:p>
+            <w:proofErr w:type="spellStart"/>
             <w:r>
-              <w:t>FastAPI</w:t>
+              <w:t>Uvicorn</w:t>
             </w:r>
+            <w:proofErr w:type="spellEnd"/>
           </w:p>
         </w:tc>
         <w:tc>
@@ -1059,12 +3197,19 @@
             <w:vAlign w:val="center"/>
           </w:tcPr>
           <w:p>
+            <w:proofErr w:type="spellStart"/>
             <w:r>
-              <w:t xml:space="preserve">API </w:t>
+              <w:t>Servidor</w:t>
             </w:r>
+            <w:proofErr w:type="spellEnd"/>
             <w:r>
-              <w:t>REST, validación y Swagger UI</w:t>
+              <w:t xml:space="preserve"> ASGI de </w:t>
             </w:r>
+            <w:proofErr w:type="spellStart"/>
+            <w:r>
+              <w:t>desarrollo</w:t>
+            </w:r>
+            <w:proofErr w:type="spellEnd"/>
           </w:p>
         </w:tc>
       </w:tr>
@@ -1085,8 +3230,13 @@
           </w:tcPr>
           <w:p>
             <w:r>
-              <w:t>Uvicorn</w:t>
+              <w:t>TensorFlow/</w:t>
             </w:r>
+            <w:proofErr w:type="spellStart"/>
+            <w:r>
+              <w:t>Keras</w:t>
+            </w:r>
+            <w:proofErr w:type="spellEnd"/>
           </w:p>
         </w:tc>
         <w:tc>
@@ -1102,47 +3252,21 @@
           </w:tcPr>
           <w:p>
             <w:r>
-              <w:t>Servidor ASGI de desarrollo</w:t>
+              <w:t xml:space="preserve">Dataset, CNN, </w:t>
             </w:r>
-          </w:p>
-        </w:tc>
-      </w:tr>
-      <w:tr>
-        <w:trPr>
-          <w:jc w:val="center"/>
-        </w:trPr>
-        <w:tc>
-          <w:tcPr>
-            <w:tcW w:w="4536" w:type="dxa"/>
-            <w:tcMar>
-              <w:top w:w="80" w:type="dxa"/>
-              <w:left w:w="100" w:type="dxa"/>
-              <w:bottom w:w="80" w:type="dxa"/>
-              <w:right w:w="100" w:type="dxa"/>
-            </w:tcMar>
-            <w:vAlign w:val="center"/>
-          </w:tcPr>
-          <w:p>
+            <w:proofErr w:type="spellStart"/>
             <w:r>
-              <w:t>TensorFlow/Keras</w:t>
+              <w:t>entrenamiento</w:t>
             </w:r>
-          </w:p>
-        </w:tc>
-        <w:tc>
-          <w:tcPr>
-            <w:tcW w:w="4536" w:type="dxa"/>
-            <w:tcMar>
-              <w:top w:w="80" w:type="dxa"/>
-              <w:left w:w="100" w:type="dxa"/>
-              <w:bottom w:w="80" w:type="dxa"/>
-              <w:right w:w="100" w:type="dxa"/>
-            </w:tcMar>
-            <w:vAlign w:val="center"/>
-          </w:tcPr>
-          <w:p>
+            <w:proofErr w:type="spellEnd"/>
             <w:r>
-              <w:t>Dataset, CNN, entrenamiento y predicción</w:t>
+              <w:t xml:space="preserve"> y </w:t>
             </w:r>
+            <w:proofErr w:type="spellStart"/>
+            <w:r>
+              <w:t>predicción</w:t>
+            </w:r>
+            <w:proofErr w:type="spellEnd"/>
           </w:p>
         </w:tc>
       </w:tr>
@@ -1179,9 +3303,35 @@
             <w:vAlign w:val="center"/>
           </w:tcPr>
           <w:p>
+            <w:proofErr w:type="spellStart"/>
             <w:r>
-              <w:t>Conversión y manipulación numérica de imágenes</w:t>
+              <w:t>Conversión</w:t>
             </w:r>
+            <w:proofErr w:type="spellEnd"/>
+            <w:r>
+              <w:t xml:space="preserve"> y </w:t>
+            </w:r>
+            <w:proofErr w:type="spellStart"/>
+            <w:r>
+              <w:t>manipulación</w:t>
+            </w:r>
+            <w:proofErr w:type="spellEnd"/>
+            <w:r>
+              <w:t xml:space="preserve"> </w:t>
+            </w:r>
+            <w:proofErr w:type="spellStart"/>
+            <w:r>
+              <w:t>numérica</w:t>
+            </w:r>
+            <w:proofErr w:type="spellEnd"/>
+            <w:r>
+              <w:t xml:space="preserve"> de </w:t>
+            </w:r>
+            <w:proofErr w:type="spellStart"/>
+            <w:r>
+              <w:t>imágenes</w:t>
+            </w:r>
+            <w:proofErr w:type="spellEnd"/>
           </w:p>
         </w:tc>
       </w:tr>
@@ -1219,8 +3369,21 @@
           </w:tcPr>
           <w:p>
             <w:r>
-              <w:t>Apertura, conversión y redimensionamiento</w:t>
+              <w:t xml:space="preserve">Apertura, </w:t>
             </w:r>
+            <w:proofErr w:type="spellStart"/>
+            <w:r>
+              <w:t>conversión</w:t>
+            </w:r>
+            <w:proofErr w:type="spellEnd"/>
+            <w:r>
+              <w:t xml:space="preserve"> y </w:t>
+            </w:r>
+            <w:proofErr w:type="spellStart"/>
+            <w:r>
+              <w:t>redimensionamiento</w:t>
+            </w:r>
+            <w:proofErr w:type="spellEnd"/>
           </w:p>
         </w:tc>
       </w:tr>
@@ -1240,9 +3403,11 @@
             <w:vAlign w:val="center"/>
           </w:tcPr>
           <w:p>
+            <w:proofErr w:type="spellStart"/>
             <w:r>
               <w:t>Pydantic</w:t>
             </w:r>
+            <w:proofErr w:type="spellEnd"/>
           </w:p>
         </w:tc>
         <w:tc>
@@ -1257,12 +3422,19 @@
             <w:vAlign w:val="center"/>
           </w:tcPr>
           <w:p>
+            <w:proofErr w:type="spellStart"/>
             <w:r>
-              <w:t>Validación de la</w:t>
+              <w:t>Validación</w:t>
             </w:r>
+            <w:proofErr w:type="spellEnd"/>
             <w:r>
-              <w:t xml:space="preserve"> configuración</w:t>
+              <w:t xml:space="preserve"> de la </w:t>
             </w:r>
+            <w:proofErr w:type="spellStart"/>
+            <w:r>
+              <w:t>configuración</w:t>
+            </w:r>
+            <w:proofErr w:type="spellEnd"/>
           </w:p>
         </w:tc>
       </w:tr>
@@ -1299,8 +3471,13 @@
             <w:vAlign w:val="center"/>
           </w:tcPr>
           <w:p>
+            <w:proofErr w:type="spellStart"/>
             <w:r>
-              <w:t>Interfaz web</w:t>
+              <w:t>Interfaz</w:t>
+            </w:r>
+            <w:proofErr w:type="spellEnd"/>
+            <w:r>
+              <w:t xml:space="preserve"> web</w:t>
             </w:r>
           </w:p>
         </w:tc>
@@ -1338,9 +3515,19 @@
             <w:vAlign w:val="center"/>
           </w:tcPr>
           <w:p>
+            <w:proofErr w:type="spellStart"/>
             <w:r>
-              <w:t>Gráficas de métricas</w:t>
+              <w:t>Gráficas</w:t>
             </w:r>
+            <w:proofErr w:type="spellEnd"/>
+            <w:r>
+              <w:t xml:space="preserve"> de </w:t>
+            </w:r>
+            <w:proofErr w:type="spellStart"/>
+            <w:r>
+              <w:t>métricas</w:t>
+            </w:r>
+            <w:proofErr w:type="spellEnd"/>
           </w:p>
         </w:tc>
       </w:tr>
@@ -1377,9 +3564,27 @@
             <w:vAlign w:val="center"/>
           </w:tcPr>
           <w:p>
+            <w:proofErr w:type="spellStart"/>
             <w:r>
-              <w:t>Etiquetas e historial de entrenamiento</w:t>
+              <w:t>Etiquetas</w:t>
             </w:r>
+            <w:proofErr w:type="spellEnd"/>
+            <w:r>
+              <w:t xml:space="preserve"> e </w:t>
+            </w:r>
+            <w:proofErr w:type="spellStart"/>
+            <w:r>
+              <w:t>historial</w:t>
+            </w:r>
+            <w:proofErr w:type="spellEnd"/>
+            <w:r>
+              <w:t xml:space="preserve"> de </w:t>
+            </w:r>
+            <w:proofErr w:type="spellStart"/>
+            <w:r>
+              <w:t>entrenamiento</w:t>
+            </w:r>
+            <w:proofErr w:type="spellEnd"/>
           </w:p>
         </w:tc>
       </w:tr>
@@ -1394,9 +3599,21 @@
         <w:pStyle w:val="Ttulo1"/>
       </w:pPr>
       <w:r>
-        <w:lastRenderedPageBreak/>
-        <w:t>7. Arquitectura de la solución</w:t>
-      </w:r>
+        <w:t xml:space="preserve">7. </w:t>
+      </w:r>
+      <w:proofErr w:type="spellStart"/>
+      <w:r>
+        <w:t>Arquitectura</w:t>
+      </w:r>
+      <w:proofErr w:type="spellEnd"/>
+      <w:r>
+        <w:t xml:space="preserve"> de la </w:t>
+      </w:r>
+      <w:proofErr w:type="spellStart"/>
+      <w:r>
+        <w:t>solución</w:t>
+      </w:r>
+      <w:proofErr w:type="spellEnd"/>
     </w:p>
     <w:p>
       <w:pPr>
@@ -1404,6 +3621,7 @@
         <w:spacing w:before="80" w:after="160"/>
         <w:ind w:left="283" w:right="283"/>
       </w:pPr>
+      <w:proofErr w:type="spellStart"/>
       <w:r>
         <w:rPr>
           <w:rFonts w:ascii="Consolas" w:hAnsi="Consolas"/>
@@ -1411,6 +3629,7 @@
         </w:rPr>
         <w:t>Usuario</w:t>
       </w:r>
+      <w:proofErr w:type="spellEnd"/>
       <w:r>
         <w:rPr>
           <w:rFonts w:ascii="Consolas" w:hAnsi="Consolas"/>
@@ -1433,6 +3652,13 @@
           <w:sz w:val="17"/>
         </w:rPr>
         <w:br/>
+      </w:r>
+      <w:r>
+        <w:rPr>
+          <w:rFonts w:ascii="Consolas" w:hAnsi="Consolas"/>
+          <w:sz w:val="17"/>
+        </w:rPr>
+        <w:lastRenderedPageBreak/>
         <w:t>Frontend (HTML, CSS, JavaScript)</w:t>
       </w:r>
       <w:r>
@@ -1441,12 +3667,6 @@
           <w:sz w:val="17"/>
         </w:rPr>
         <w:br/>
-      </w:r>
-      <w:r>
-        <w:rPr>
-          <w:rFonts w:ascii="Consolas" w:hAnsi="Consolas"/>
-          <w:sz w:val="17"/>
-        </w:rPr>
         <w:t xml:space="preserve">  │ solicitudes HTTP/JSON y multipart/form-data</w:t>
       </w:r>
       <w:r>
@@ -1463,7 +3683,23 @@
           <w:sz w:val="17"/>
         </w:rPr>
         <w:br/>
-        <w:t>API REST (FastAPI)</w:t>
+        <w:t>API REST (</w:t>
+      </w:r>
+      <w:proofErr w:type="spellStart"/>
+      <w:r>
+        <w:rPr>
+          <w:rFonts w:ascii="Consolas" w:hAnsi="Consolas"/>
+          <w:sz w:val="17"/>
+        </w:rPr>
+        <w:t>FastAPI</w:t>
+      </w:r>
+      <w:proofErr w:type="spellEnd"/>
+      <w:r>
+        <w:rPr>
+          <w:rFonts w:ascii="Consolas" w:hAnsi="Consolas"/>
+          <w:sz w:val="17"/>
+        </w:rPr>
+        <w:t>)</w:t>
       </w:r>
       <w:r>
         <w:rPr>
@@ -1471,7 +3707,39 @@
           <w:sz w:val="17"/>
         </w:rPr>
         <w:br/>
-        <w:t xml:space="preserve">  ├── Configuración (Pydantic)</w:t>
+        <w:t xml:space="preserve">  ├── </w:t>
+      </w:r>
+      <w:proofErr w:type="spellStart"/>
+      <w:r>
+        <w:rPr>
+          <w:rFonts w:ascii="Consolas" w:hAnsi="Consolas"/>
+          <w:sz w:val="17"/>
+        </w:rPr>
+        <w:t>Configuración</w:t>
+      </w:r>
+      <w:proofErr w:type="spellEnd"/>
+      <w:r>
+        <w:rPr>
+          <w:rFonts w:ascii="Consolas" w:hAnsi="Consolas"/>
+          <w:sz w:val="17"/>
+        </w:rPr>
+        <w:t xml:space="preserve"> (</w:t>
+      </w:r>
+      <w:proofErr w:type="spellStart"/>
+      <w:r>
+        <w:rPr>
+          <w:rFonts w:ascii="Consolas" w:hAnsi="Consolas"/>
+          <w:sz w:val="17"/>
+        </w:rPr>
+        <w:t>Pydantic</w:t>
+      </w:r>
+      <w:proofErr w:type="spellEnd"/>
+      <w:r>
+        <w:rPr>
+          <w:rFonts w:ascii="Consolas" w:hAnsi="Consolas"/>
+          <w:sz w:val="17"/>
+        </w:rPr>
+        <w:t>)</w:t>
       </w:r>
       <w:r>
         <w:rPr>
@@ -1479,7 +3747,39 @@
           <w:sz w:val="17"/>
         </w:rPr>
         <w:br/>
-        <w:t xml:space="preserve">  ├── Entrenamiento (TensorFlow/Keras)</w:t>
+        <w:t xml:space="preserve">  ├── </w:t>
+      </w:r>
+      <w:proofErr w:type="spellStart"/>
+      <w:r>
+        <w:rPr>
+          <w:rFonts w:ascii="Consolas" w:hAnsi="Consolas"/>
+          <w:sz w:val="17"/>
+        </w:rPr>
+        <w:t>Entrenamiento</w:t>
+      </w:r>
+      <w:proofErr w:type="spellEnd"/>
+      <w:r>
+        <w:rPr>
+          <w:rFonts w:ascii="Consolas" w:hAnsi="Consolas"/>
+          <w:sz w:val="17"/>
+        </w:rPr>
+        <w:t xml:space="preserve"> (TensorFlow/</w:t>
+      </w:r>
+      <w:proofErr w:type="spellStart"/>
+      <w:r>
+        <w:rPr>
+          <w:rFonts w:ascii="Consolas" w:hAnsi="Consolas"/>
+          <w:sz w:val="17"/>
+        </w:rPr>
+        <w:t>Keras</w:t>
+      </w:r>
+      <w:proofErr w:type="spellEnd"/>
+      <w:r>
+        <w:rPr>
+          <w:rFonts w:ascii="Consolas" w:hAnsi="Consolas"/>
+          <w:sz w:val="17"/>
+        </w:rPr>
+        <w:t>)</w:t>
       </w:r>
       <w:r>
         <w:rPr>
@@ -1487,7 +3787,39 @@
           <w:sz w:val="17"/>
         </w:rPr>
         <w:br/>
-        <w:t xml:space="preserve">  ├── Predicción (Pillow + NumPy + Keras)</w:t>
+        <w:t xml:space="preserve">  ├── </w:t>
+      </w:r>
+      <w:proofErr w:type="spellStart"/>
+      <w:r>
+        <w:rPr>
+          <w:rFonts w:ascii="Consolas" w:hAnsi="Consolas"/>
+          <w:sz w:val="17"/>
+        </w:rPr>
+        <w:t>Predicción</w:t>
+      </w:r>
+      <w:proofErr w:type="spellEnd"/>
+      <w:r>
+        <w:rPr>
+          <w:rFonts w:ascii="Consolas" w:hAnsi="Consolas"/>
+          <w:sz w:val="17"/>
+        </w:rPr>
+        <w:t xml:space="preserve"> (Pillow + NumPy + </w:t>
+      </w:r>
+      <w:proofErr w:type="spellStart"/>
+      <w:r>
+        <w:rPr>
+          <w:rFonts w:ascii="Consolas" w:hAnsi="Consolas"/>
+          <w:sz w:val="17"/>
+        </w:rPr>
+        <w:t>Keras</w:t>
+      </w:r>
+      <w:proofErr w:type="spellEnd"/>
+      <w:r>
+        <w:rPr>
+          <w:rFonts w:ascii="Consolas" w:hAnsi="Consolas"/>
+          <w:sz w:val="17"/>
+        </w:rPr>
+        <w:t>)</w:t>
       </w:r>
       <w:r>
         <w:rPr>
@@ -1495,7 +3827,23 @@
           <w:sz w:val="17"/>
         </w:rPr>
         <w:br/>
-        <w:t xml:space="preserve">  └── Persistencia local</w:t>
+        <w:t xml:space="preserve">  └── </w:t>
+      </w:r>
+      <w:proofErr w:type="spellStart"/>
+      <w:r>
+        <w:rPr>
+          <w:rFonts w:ascii="Consolas" w:hAnsi="Consolas"/>
+          <w:sz w:val="17"/>
+        </w:rPr>
+        <w:t>Persistencia</w:t>
+      </w:r>
+      <w:proofErr w:type="spellEnd"/>
+      <w:r>
+        <w:rPr>
+          <w:rFonts w:ascii="Consolas" w:hAnsi="Consolas"/>
+          <w:sz w:val="17"/>
+        </w:rPr>
+        <w:t xml:space="preserve"> local</w:t>
       </w:r>
       <w:r>
         <w:rPr>
@@ -1503,38 +3851,170 @@
           <w:sz w:val="17"/>
         </w:rPr>
         <w:br/>
-        <w:t xml:space="preserve">       ├── backend/model.keras</w:t>
-      </w:r>
+        <w:t xml:space="preserve">       ├── backend/</w:t>
+      </w:r>
+      <w:proofErr w:type="spellStart"/>
+      <w:r>
+        <w:rPr>
+          <w:rFonts w:ascii="Consolas" w:hAnsi="Consolas"/>
+          <w:sz w:val="17"/>
+        </w:rPr>
+        <w:t>model.keras</w:t>
+      </w:r>
+      <w:proofErr w:type="spellEnd"/>
       <w:r>
         <w:rPr>
           <w:rFonts w:ascii="Consolas" w:hAnsi="Consolas"/>
           <w:sz w:val="17"/>
         </w:rPr>
         <w:br/>
-        <w:t xml:space="preserve">       ├── backen</w:t>
-      </w:r>
+        <w:t xml:space="preserve">       ├── backend/</w:t>
+      </w:r>
+      <w:proofErr w:type="spellStart"/>
       <w:r>
         <w:rPr>
           <w:rFonts w:ascii="Consolas" w:hAnsi="Consolas"/>
           <w:sz w:val="17"/>
         </w:rPr>
-        <w:t>d/labels.json</w:t>
-      </w:r>
+        <w:t>labels.json</w:t>
+      </w:r>
+      <w:proofErr w:type="spellEnd"/>
       <w:r>
         <w:rPr>
           <w:rFonts w:ascii="Consolas" w:hAnsi="Consolas"/>
           <w:sz w:val="17"/>
         </w:rPr>
         <w:br/>
-        <w:t xml:space="preserve">       └── metrics/historial.json</w:t>
-      </w:r>
+        <w:t xml:space="preserve">       └── metrics/</w:t>
+      </w:r>
+      <w:proofErr w:type="spellStart"/>
+      <w:r>
+        <w:rPr>
+          <w:rFonts w:ascii="Consolas" w:hAnsi="Consolas"/>
+          <w:sz w:val="17"/>
+        </w:rPr>
+        <w:t>historial.json</w:t>
+      </w:r>
+      <w:proofErr w:type="spellEnd"/>
     </w:p>
     <w:p>
       <w:pPr>
         <w:jc w:val="both"/>
       </w:pPr>
       <w:r>
-        <w:t xml:space="preserve">El frontend y el backend están desacoplados. JavaScript consume la API configurada en pantalla, mientras FastAPI coordina las operaciones del modelo. Las rutas se centralizan en </w:t>
+        <w:t xml:space="preserve">El frontend y </w:t>
+      </w:r>
+      <w:proofErr w:type="spellStart"/>
+      <w:r>
+        <w:t>el</w:t>
+      </w:r>
+      <w:proofErr w:type="spellEnd"/>
+      <w:r>
+        <w:t xml:space="preserve"> backend </w:t>
+      </w:r>
+      <w:proofErr w:type="spellStart"/>
+      <w:r>
+        <w:t>están</w:t>
+      </w:r>
+      <w:proofErr w:type="spellEnd"/>
+      <w:r>
+        <w:t xml:space="preserve"> </w:t>
+      </w:r>
+      <w:proofErr w:type="spellStart"/>
+      <w:r>
+        <w:t>desacoplados</w:t>
+      </w:r>
+      <w:proofErr w:type="spellEnd"/>
+      <w:r>
+        <w:t xml:space="preserve">. JavaScript consume la API </w:t>
+      </w:r>
+      <w:proofErr w:type="spellStart"/>
+      <w:r>
+        <w:t>configurada</w:t>
+      </w:r>
+      <w:proofErr w:type="spellEnd"/>
+      <w:r>
+        <w:t xml:space="preserve"> </w:t>
+      </w:r>
+      <w:proofErr w:type="spellStart"/>
+      <w:r>
+        <w:t>en</w:t>
+      </w:r>
+      <w:proofErr w:type="spellEnd"/>
+      <w:r>
+        <w:t xml:space="preserve"> </w:t>
+      </w:r>
+      <w:proofErr w:type="spellStart"/>
+      <w:r>
+        <w:t>pantalla</w:t>
+      </w:r>
+      <w:proofErr w:type="spellEnd"/>
+      <w:r>
+        <w:t xml:space="preserve">, </w:t>
+      </w:r>
+      <w:proofErr w:type="spellStart"/>
+      <w:r>
+        <w:t>mientras</w:t>
+      </w:r>
+      <w:proofErr w:type="spellEnd"/>
+      <w:r>
+        <w:t xml:space="preserve"> </w:t>
+      </w:r>
+      <w:proofErr w:type="spellStart"/>
+      <w:r>
+        <w:t>FastAPI</w:t>
+      </w:r>
+      <w:proofErr w:type="spellEnd"/>
+      <w:r>
+        <w:t xml:space="preserve"> </w:t>
+      </w:r>
+      <w:proofErr w:type="spellStart"/>
+      <w:r>
+        <w:t>coordina</w:t>
+      </w:r>
+      <w:proofErr w:type="spellEnd"/>
+      <w:r>
+        <w:t xml:space="preserve"> las </w:t>
+      </w:r>
+      <w:proofErr w:type="spellStart"/>
+      <w:r>
+        <w:t>operaciones</w:t>
+      </w:r>
+      <w:proofErr w:type="spellEnd"/>
+      <w:r>
+        <w:t xml:space="preserve"> del </w:t>
+      </w:r>
+      <w:proofErr w:type="spellStart"/>
+      <w:r>
+        <w:t>modelo</w:t>
+      </w:r>
+      <w:proofErr w:type="spellEnd"/>
+      <w:r>
+        <w:t xml:space="preserve">. Las </w:t>
+      </w:r>
+      <w:proofErr w:type="spellStart"/>
+      <w:r>
+        <w:t>rutas</w:t>
+      </w:r>
+      <w:proofErr w:type="spellEnd"/>
+      <w:r>
+        <w:t xml:space="preserve"> se </w:t>
+      </w:r>
+      <w:proofErr w:type="spellStart"/>
+      <w:r>
+        <w:t>centralizan</w:t>
+      </w:r>
+      <w:proofErr w:type="spellEnd"/>
+      <w:r>
+        <w:t xml:space="preserve"> </w:t>
+      </w:r>
+      <w:proofErr w:type="spellStart"/>
+      <w:r>
+        <w:t>en</w:t>
+      </w:r>
+      <w:proofErr w:type="spellEnd"/>
+      <w:r>
+        <w:t xml:space="preserve"> </w:t>
       </w:r>
       <w:r>
         <w:rPr>
@@ -1545,10 +4025,63 @@
         <w:t>backend/config.py</w:t>
       </w:r>
       <w:r>
-        <w:t xml:space="preserve"> para evitar </w:t>
-      </w:r>
-      <w:r>
-        <w:t>dependencias de la ubicación desde la que se ejecuta el proyecto.</w:t>
+        <w:t xml:space="preserve"> para </w:t>
+      </w:r>
+      <w:proofErr w:type="spellStart"/>
+      <w:r>
+        <w:t>evitar</w:t>
+      </w:r>
+      <w:proofErr w:type="spellEnd"/>
+      <w:r>
+        <w:t xml:space="preserve"> </w:t>
+      </w:r>
+      <w:proofErr w:type="spellStart"/>
+      <w:r>
+        <w:t>dependencias</w:t>
+      </w:r>
+      <w:proofErr w:type="spellEnd"/>
+      <w:r>
+        <w:t xml:space="preserve"> de la </w:t>
+      </w:r>
+      <w:proofErr w:type="spellStart"/>
+      <w:r>
+        <w:t>ubicación</w:t>
+      </w:r>
+      <w:proofErr w:type="spellEnd"/>
+      <w:r>
+        <w:t xml:space="preserve"> </w:t>
+      </w:r>
+      <w:proofErr w:type="spellStart"/>
+      <w:r>
+        <w:t>desde</w:t>
+      </w:r>
+      <w:proofErr w:type="spellEnd"/>
+      <w:r>
+        <w:t xml:space="preserve"> la que se </w:t>
+      </w:r>
+      <w:proofErr w:type="spellStart"/>
+      <w:r>
+        <w:t>ejecuta</w:t>
+      </w:r>
+      <w:proofErr w:type="spellEnd"/>
+      <w:r>
+        <w:t xml:space="preserve"> </w:t>
+      </w:r>
+      <w:proofErr w:type="spellStart"/>
+      <w:r>
+        <w:t>el</w:t>
+      </w:r>
+      <w:proofErr w:type="spellEnd"/>
+      <w:r>
+        <w:t xml:space="preserve"> </w:t>
+      </w:r>
+      <w:proofErr w:type="spellStart"/>
+      <w:r>
+        <w:t>proyecto</w:t>
+      </w:r>
+      <w:proofErr w:type="spellEnd"/>
+      <w:r>
+        <w:t>.</w:t>
       </w:r>
     </w:p>
     <w:p>
@@ -1556,7 +4089,31 @@
         <w:pStyle w:val="Ttulo1"/>
       </w:pPr>
       <w:r>
-        <w:t>8. Diseño del modelo de inteligencia artificial</w:t>
+        <w:t xml:space="preserve">8. </w:t>
+      </w:r>
+      <w:proofErr w:type="spellStart"/>
+      <w:r>
+        <w:t>Diseño</w:t>
+      </w:r>
+      <w:proofErr w:type="spellEnd"/>
+      <w:r>
+        <w:t xml:space="preserve"> del </w:t>
+      </w:r>
+      <w:proofErr w:type="spellStart"/>
+      <w:r>
+        <w:t>modelo</w:t>
+      </w:r>
+      <w:proofErr w:type="spellEnd"/>
+      <w:r>
+        <w:t xml:space="preserve"> de </w:t>
+      </w:r>
+      <w:proofErr w:type="spellStart"/>
+      <w:r>
+        <w:t>inteligencia</w:t>
+      </w:r>
+      <w:proofErr w:type="spellEnd"/>
+      <w:r>
+        <w:t xml:space="preserve"> artificial</w:t>
       </w:r>
     </w:p>
     <w:p>
@@ -1564,7 +4121,15 @@
         <w:jc w:val="both"/>
       </w:pPr>
       <w:r>
-        <w:t xml:space="preserve">La entrada tiene forma </w:t>
+        <w:t xml:space="preserve">La entrada </w:t>
+      </w:r>
+      <w:proofErr w:type="spellStart"/>
+      <w:r>
+        <w:t>tiene</w:t>
+      </w:r>
+      <w:proofErr w:type="spellEnd"/>
+      <w:r>
+        <w:t xml:space="preserve"> forma </w:t>
       </w:r>
       <w:r>
         <w:rPr>
@@ -1575,15 +4140,60 @@
         <w:t>(28, 28, 1)</w:t>
       </w:r>
       <w:r>
-        <w:t>. La arquitectura es secuencial:</w:t>
+        <w:t xml:space="preserve">. La </w:t>
+      </w:r>
+      <w:proofErr w:type="spellStart"/>
+      <w:r>
+        <w:t>arquitectura</w:t>
+      </w:r>
+      <w:proofErr w:type="spellEnd"/>
+      <w:r>
+        <w:t xml:space="preserve"> es </w:t>
+      </w:r>
+      <w:proofErr w:type="spellStart"/>
+      <w:r>
+        <w:t>secuencial</w:t>
+      </w:r>
+      <w:proofErr w:type="spellEnd"/>
+      <w:r>
+        <w:t>:</w:t>
       </w:r>
     </w:p>
     <w:p>
       <w:pPr>
         <w:pStyle w:val="Listaconnmeros"/>
       </w:pPr>
-      <w:r>
-        <w:t>Convolución de 32 filtros de 3 × 3 con activación ReLU.</w:t>
+      <w:proofErr w:type="spellStart"/>
+      <w:r>
+        <w:t>Convolución</w:t>
+      </w:r>
+      <w:proofErr w:type="spellEnd"/>
+      <w:r>
+        <w:t xml:space="preserve"> de 32 </w:t>
+      </w:r>
+      <w:proofErr w:type="spellStart"/>
+      <w:r>
+        <w:t>filtros</w:t>
+      </w:r>
+      <w:proofErr w:type="spellEnd"/>
+      <w:r>
+        <w:t xml:space="preserve"> de 3 × 3 con </w:t>
+      </w:r>
+      <w:proofErr w:type="spellStart"/>
+      <w:r>
+        <w:t>activación</w:t>
+      </w:r>
+      <w:proofErr w:type="spellEnd"/>
+      <w:r>
+        <w:t xml:space="preserve"> </w:t>
+      </w:r>
+      <w:proofErr w:type="spellStart"/>
+      <w:r>
+        <w:t>ReLU</w:t>
+      </w:r>
+      <w:proofErr w:type="spellEnd"/>
+      <w:r>
+        <w:t>.</w:t>
       </w:r>
     </w:p>
     <w:p>
@@ -1591,18 +4201,44 @@
         <w:pStyle w:val="Listaconnmeros"/>
       </w:pPr>
       <w:r>
-        <w:t>Max pooling de 2 ×</w:t>
-      </w:r>
-      <w:r>
-        <w:t xml:space="preserve"> 2.</w:t>
+        <w:t>Max pooling de 2 × 2.</w:t>
       </w:r>
     </w:p>
     <w:p>
       <w:pPr>
         <w:pStyle w:val="Listaconnmeros"/>
       </w:pPr>
-      <w:r>
-        <w:t>Convolución de 64 filtros de 3 × 3 con activación ReLU.</w:t>
+      <w:proofErr w:type="spellStart"/>
+      <w:r>
+        <w:t>Convolución</w:t>
+      </w:r>
+      <w:proofErr w:type="spellEnd"/>
+      <w:r>
+        <w:t xml:space="preserve"> de 64 </w:t>
+      </w:r>
+      <w:proofErr w:type="spellStart"/>
+      <w:r>
+        <w:t>filtros</w:t>
+      </w:r>
+      <w:proofErr w:type="spellEnd"/>
+      <w:r>
+        <w:t xml:space="preserve"> de 3 × 3 con </w:t>
+      </w:r>
+      <w:proofErr w:type="spellStart"/>
+      <w:r>
+        <w:t>activación</w:t>
+      </w:r>
+      <w:proofErr w:type="spellEnd"/>
+      <w:r>
+        <w:t xml:space="preserve"> </w:t>
+      </w:r>
+      <w:proofErr w:type="spellStart"/>
+      <w:r>
+        <w:t>ReLU</w:t>
+      </w:r>
+      <w:proofErr w:type="spellEnd"/>
+      <w:r>
+        <w:t>.</w:t>
       </w:r>
     </w:p>
     <w:p>
@@ -1617,16 +4253,58 @@
       <w:pPr>
         <w:pStyle w:val="Listaconnmeros"/>
       </w:pPr>
-      <w:r>
-        <w:t>Aplanamiento de características.</w:t>
+      <w:proofErr w:type="spellStart"/>
+      <w:r>
+        <w:t>Aplanamiento</w:t>
+      </w:r>
+      <w:proofErr w:type="spellEnd"/>
+      <w:r>
+        <w:t xml:space="preserve"> de </w:t>
+      </w:r>
+      <w:proofErr w:type="spellStart"/>
+      <w:r>
+        <w:t>características</w:t>
+      </w:r>
+      <w:proofErr w:type="spellEnd"/>
+      <w:r>
+        <w:t>.</w:t>
       </w:r>
     </w:p>
     <w:p>
       <w:pPr>
         <w:pStyle w:val="Listaconnmeros"/>
       </w:pPr>
-      <w:r>
-        <w:t>Capa densa de 128 neuronas con ReLU.</w:t>
+      <w:proofErr w:type="spellStart"/>
+      <w:r>
+        <w:t>Capa</w:t>
+      </w:r>
+      <w:proofErr w:type="spellEnd"/>
+      <w:r>
+        <w:t xml:space="preserve"> </w:t>
+      </w:r>
+      <w:proofErr w:type="spellStart"/>
+      <w:r>
+        <w:t>densa</w:t>
+      </w:r>
+      <w:proofErr w:type="spellEnd"/>
+      <w:r>
+        <w:t xml:space="preserve"> de 128 </w:t>
+      </w:r>
+      <w:proofErr w:type="spellStart"/>
+      <w:r>
+        <w:t>neuronas</w:t>
+      </w:r>
+      <w:proofErr w:type="spellEnd"/>
+      <w:r>
+        <w:t xml:space="preserve"> con </w:t>
+      </w:r>
+      <w:proofErr w:type="spellStart"/>
+      <w:r>
+        <w:t>ReLU</w:t>
+      </w:r>
+      <w:proofErr w:type="spellEnd"/>
+      <w:r>
+        <w:t>.</w:t>
       </w:r>
     </w:p>
     <w:p>
@@ -1641,8 +4319,45 @@
       <w:pPr>
         <w:pStyle w:val="Listaconnmeros"/>
       </w:pPr>
-      <w:r>
-        <w:t>Capa de salida de diez neuronas con softmax.</w:t>
+      <w:proofErr w:type="spellStart"/>
+      <w:r>
+        <w:t>Capa</w:t>
+      </w:r>
+      <w:proofErr w:type="spellEnd"/>
+      <w:r>
+        <w:t xml:space="preserve"> de </w:t>
+      </w:r>
+      <w:proofErr w:type="spellStart"/>
+      <w:r>
+        <w:t>salida</w:t>
+      </w:r>
+      <w:proofErr w:type="spellEnd"/>
+      <w:r>
+        <w:t xml:space="preserve"> de </w:t>
+      </w:r>
+      <w:proofErr w:type="spellStart"/>
+      <w:r>
+        <w:t>diez</w:t>
+      </w:r>
+      <w:proofErr w:type="spellEnd"/>
+      <w:r>
+        <w:t xml:space="preserve"> </w:t>
+      </w:r>
+      <w:proofErr w:type="spellStart"/>
+      <w:r>
+        <w:t>neuronas</w:t>
+      </w:r>
+      <w:proofErr w:type="spellEnd"/>
+      <w:r>
+        <w:t xml:space="preserve"> con </w:t>
+      </w:r>
+      <w:proofErr w:type="spellStart"/>
+      <w:r>
+        <w:t>softmax</w:t>
+      </w:r>
+      <w:proofErr w:type="spellEnd"/>
+      <w:r>
+        <w:t>.</w:t>
       </w:r>
     </w:p>
     <w:p>
@@ -1650,8 +4365,17 @@
         <w:jc w:val="both"/>
       </w:pPr>
       <w:r>
-        <w:t xml:space="preserve">Se utiliza </w:t>
-      </w:r>
+        <w:t xml:space="preserve">Se </w:t>
+      </w:r>
+      <w:proofErr w:type="spellStart"/>
+      <w:r>
+        <w:t>utiliza</w:t>
+      </w:r>
+      <w:proofErr w:type="spellEnd"/>
+      <w:r>
+        <w:t xml:space="preserve"> </w:t>
+      </w:r>
+      <w:proofErr w:type="spellStart"/>
       <w:r>
         <w:rPr>
           <w:rFonts w:ascii="Consolas" w:hAnsi="Consolas"/>
@@ -1660,8 +4384,33 @@
         </w:rPr>
         <w:t>sparse_categorical_crossentropy</w:t>
       </w:r>
-      <w:r>
-        <w:t xml:space="preserve"> porque las etiquetas son enteros, y </w:t>
+      <w:proofErr w:type="spellEnd"/>
+      <w:r>
+        <w:t xml:space="preserve"> </w:t>
+      </w:r>
+      <w:proofErr w:type="spellStart"/>
+      <w:r>
+        <w:t>porque</w:t>
+      </w:r>
+      <w:proofErr w:type="spellEnd"/>
+      <w:r>
+        <w:t xml:space="preserve"> las </w:t>
+      </w:r>
+      <w:proofErr w:type="spellStart"/>
+      <w:r>
+        <w:t>etiquetas</w:t>
+      </w:r>
+      <w:proofErr w:type="spellEnd"/>
+      <w:r>
+        <w:t xml:space="preserve"> son </w:t>
+      </w:r>
+      <w:proofErr w:type="spellStart"/>
+      <w:r>
+        <w:t>enteros</w:t>
+      </w:r>
+      <w:proofErr w:type="spellEnd"/>
+      <w:r>
+        <w:t xml:space="preserve">, y </w:t>
       </w:r>
       <w:r>
         <w:rPr>
@@ -1672,7 +4421,71 @@
         <w:t>accuracy</w:t>
       </w:r>
       <w:r>
-        <w:t xml:space="preserve"> como métrica principal. El usuario puede seleccionar Adam o SGD y configurar la tasa de aprendizaje.</w:t>
+        <w:t xml:space="preserve"> </w:t>
+      </w:r>
+      <w:proofErr w:type="spellStart"/>
+      <w:r>
+        <w:t>como</w:t>
+      </w:r>
+      <w:proofErr w:type="spellEnd"/>
+      <w:r>
+        <w:t xml:space="preserve"> </w:t>
+      </w:r>
+      <w:proofErr w:type="spellStart"/>
+      <w:r>
+        <w:t>métrica</w:t>
+      </w:r>
+      <w:proofErr w:type="spellEnd"/>
+      <w:r>
+        <w:t xml:space="preserve"> principal. El </w:t>
+      </w:r>
+      <w:proofErr w:type="spellStart"/>
+      <w:r>
+        <w:t>usuario</w:t>
+      </w:r>
+      <w:proofErr w:type="spellEnd"/>
+      <w:r>
+        <w:t xml:space="preserve"> </w:t>
+      </w:r>
+      <w:proofErr w:type="spellStart"/>
+      <w:r>
+        <w:t>puede</w:t>
+      </w:r>
+      <w:proofErr w:type="spellEnd"/>
+      <w:r>
+        <w:t xml:space="preserve"> </w:t>
+      </w:r>
+      <w:proofErr w:type="spellStart"/>
+      <w:r>
+        <w:t>seleccionar</w:t>
+      </w:r>
+      <w:proofErr w:type="spellEnd"/>
+      <w:r>
+        <w:t xml:space="preserve"> Adam o SGD y </w:t>
+      </w:r>
+      <w:proofErr w:type="spellStart"/>
+      <w:r>
+        <w:t>configurar</w:t>
+      </w:r>
+      <w:proofErr w:type="spellEnd"/>
+      <w:r>
+        <w:t xml:space="preserve"> la </w:t>
+      </w:r>
+      <w:proofErr w:type="spellStart"/>
+      <w:r>
+        <w:t>tasa</w:t>
+      </w:r>
+      <w:proofErr w:type="spellEnd"/>
+      <w:r>
+        <w:t xml:space="preserve"> de </w:t>
+      </w:r>
+      <w:proofErr w:type="spellStart"/>
+      <w:r>
+        <w:t>aprendizaje</w:t>
+      </w:r>
+      <w:proofErr w:type="spellEnd"/>
+      <w:r>
+        <w:t>.</w:t>
       </w:r>
     </w:p>
     <w:p>
@@ -1680,7 +4493,15 @@
         <w:pStyle w:val="Ttulo1"/>
       </w:pPr>
       <w:r>
-        <w:t>9. Funcionamiento general</w:t>
+        <w:t xml:space="preserve">9. </w:t>
+      </w:r>
+      <w:proofErr w:type="spellStart"/>
+      <w:r>
+        <w:t>Funcionamiento</w:t>
+      </w:r>
+      <w:proofErr w:type="spellEnd"/>
+      <w:r>
+        <w:t xml:space="preserve"> general</w:t>
       </w:r>
     </w:p>
     <w:p>
@@ -1688,10 +4509,103 @@
         <w:jc w:val="both"/>
       </w:pPr>
       <w:r>
-        <w:t>Al iniciar, la interfaz consulta la salud de la API,</w:t>
-      </w:r>
-      <w:r>
-        <w:t xml:space="preserve"> el estado del modelo y las métricas previas. Para entrenar, primero envía la configuración y luego solicita </w:t>
+        <w:t xml:space="preserve">Al </w:t>
+      </w:r>
+      <w:proofErr w:type="spellStart"/>
+      <w:r>
+        <w:t>iniciar</w:t>
+      </w:r>
+      <w:proofErr w:type="spellEnd"/>
+      <w:r>
+        <w:t xml:space="preserve">, la </w:t>
+      </w:r>
+      <w:proofErr w:type="spellStart"/>
+      <w:r>
+        <w:t>interfaz</w:t>
+      </w:r>
+      <w:proofErr w:type="spellEnd"/>
+      <w:r>
+        <w:t xml:space="preserve"> consulta la </w:t>
+      </w:r>
+      <w:proofErr w:type="spellStart"/>
+      <w:r>
+        <w:t>salud</w:t>
+      </w:r>
+      <w:proofErr w:type="spellEnd"/>
+      <w:r>
+        <w:t xml:space="preserve"> de la API, </w:t>
+      </w:r>
+      <w:proofErr w:type="spellStart"/>
+      <w:r>
+        <w:t>el</w:t>
+      </w:r>
+      <w:proofErr w:type="spellEnd"/>
+      <w:r>
+        <w:t xml:space="preserve"> </w:t>
+      </w:r>
+      <w:proofErr w:type="spellStart"/>
+      <w:r>
+        <w:t>estado</w:t>
+      </w:r>
+      <w:proofErr w:type="spellEnd"/>
+      <w:r>
+        <w:t xml:space="preserve"> del </w:t>
+      </w:r>
+      <w:proofErr w:type="spellStart"/>
+      <w:r>
+        <w:t>modelo</w:t>
+      </w:r>
+      <w:proofErr w:type="spellEnd"/>
+      <w:r>
+        <w:t xml:space="preserve"> y las </w:t>
+      </w:r>
+      <w:proofErr w:type="spellStart"/>
+      <w:r>
+        <w:t>métricas</w:t>
+      </w:r>
+      <w:proofErr w:type="spellEnd"/>
+      <w:r>
+        <w:t xml:space="preserve"> previas. Para </w:t>
+      </w:r>
+      <w:proofErr w:type="spellStart"/>
+      <w:r>
+        <w:t>entrenar</w:t>
+      </w:r>
+      <w:proofErr w:type="spellEnd"/>
+      <w:r>
+        <w:t xml:space="preserve">, primero </w:t>
+      </w:r>
+      <w:proofErr w:type="spellStart"/>
+      <w:r>
+        <w:t>envía</w:t>
+      </w:r>
+      <w:proofErr w:type="spellEnd"/>
+      <w:r>
+        <w:t xml:space="preserve"> la </w:t>
+      </w:r>
+      <w:proofErr w:type="spellStart"/>
+      <w:r>
+        <w:t>configuración</w:t>
+      </w:r>
+      <w:proofErr w:type="spellEnd"/>
+      <w:r>
+        <w:t xml:space="preserve"> y </w:t>
+      </w:r>
+      <w:proofErr w:type="spellStart"/>
+      <w:r>
+        <w:t>luego</w:t>
+      </w:r>
+      <w:proofErr w:type="spellEnd"/>
+      <w:r>
+        <w:t xml:space="preserve"> </w:t>
+      </w:r>
+      <w:proofErr w:type="spellStart"/>
+      <w:r>
+        <w:t>solicita</w:t>
+      </w:r>
+      <w:proofErr w:type="spellEnd"/>
+      <w:r>
+        <w:t xml:space="preserve"> </w:t>
       </w:r>
       <w:r>
         <w:rPr>
@@ -1702,10 +4616,143 @@
         <w:t>/train</w:t>
       </w:r>
       <w:r>
-        <w:t>. El backend descarga o recupera Fashion-MNIST, normaliza los datos, crea un modelo nuevo, entrena con el conjunto de prueba como validación,</w:t>
-      </w:r>
-      <w:r>
-        <w:t xml:space="preserve"> guarda el archivo Keras y escribe el historial.</w:t>
+        <w:t xml:space="preserve">. El backend </w:t>
+      </w:r>
+      <w:proofErr w:type="spellStart"/>
+      <w:r>
+        <w:t>descarga</w:t>
+      </w:r>
+      <w:proofErr w:type="spellEnd"/>
+      <w:r>
+        <w:t xml:space="preserve"> o </w:t>
+      </w:r>
+      <w:proofErr w:type="spellStart"/>
+      <w:r>
+        <w:t>recupera</w:t>
+      </w:r>
+      <w:proofErr w:type="spellEnd"/>
+      <w:r>
+        <w:t xml:space="preserve"> Fashion-MNIST, </w:t>
+      </w:r>
+      <w:proofErr w:type="spellStart"/>
+      <w:r>
+        <w:t>normaliza</w:t>
+      </w:r>
+      <w:proofErr w:type="spellEnd"/>
+      <w:r>
+        <w:t xml:space="preserve"> los </w:t>
+      </w:r>
+      <w:proofErr w:type="spellStart"/>
+      <w:r>
+        <w:t>datos</w:t>
+      </w:r>
+      <w:proofErr w:type="spellEnd"/>
+      <w:r>
+        <w:t xml:space="preserve">, </w:t>
+      </w:r>
+      <w:proofErr w:type="spellStart"/>
+      <w:r>
+        <w:t>crea</w:t>
+      </w:r>
+      <w:proofErr w:type="spellEnd"/>
+      <w:r>
+        <w:t xml:space="preserve"> un </w:t>
+      </w:r>
+      <w:proofErr w:type="spellStart"/>
+      <w:r>
+        <w:t>modelo</w:t>
+      </w:r>
+      <w:proofErr w:type="spellEnd"/>
+      <w:r>
+        <w:t xml:space="preserve"> nuevo, </w:t>
+      </w:r>
+      <w:proofErr w:type="spellStart"/>
+      <w:r>
+        <w:t>entrena</w:t>
+      </w:r>
+      <w:proofErr w:type="spellEnd"/>
+      <w:r>
+        <w:t xml:space="preserve"> con </w:t>
+      </w:r>
+      <w:proofErr w:type="spellStart"/>
+      <w:r>
+        <w:t>el</w:t>
+      </w:r>
+      <w:proofErr w:type="spellEnd"/>
+      <w:r>
+        <w:t xml:space="preserve"> conjunto de </w:t>
+      </w:r>
+      <w:proofErr w:type="spellStart"/>
+      <w:r>
+        <w:t>prueba</w:t>
+      </w:r>
+      <w:proofErr w:type="spellEnd"/>
+      <w:r>
+        <w:t xml:space="preserve"> </w:t>
+      </w:r>
+      <w:proofErr w:type="spellStart"/>
+      <w:r>
+        <w:t>como</w:t>
+      </w:r>
+      <w:proofErr w:type="spellEnd"/>
+      <w:r>
+        <w:t xml:space="preserve"> </w:t>
+      </w:r>
+      <w:proofErr w:type="spellStart"/>
+      <w:r>
+        <w:t>validación</w:t>
+      </w:r>
+      <w:proofErr w:type="spellEnd"/>
+      <w:r>
+        <w:t xml:space="preserve">, </w:t>
+      </w:r>
+      <w:proofErr w:type="spellStart"/>
+      <w:r>
+        <w:t>guarda</w:t>
+      </w:r>
+      <w:proofErr w:type="spellEnd"/>
+      <w:r>
+        <w:t xml:space="preserve"> </w:t>
+      </w:r>
+      <w:proofErr w:type="spellStart"/>
+      <w:r>
+        <w:t>el</w:t>
+      </w:r>
+      <w:proofErr w:type="spellEnd"/>
+      <w:r>
+        <w:t xml:space="preserve"> </w:t>
+      </w:r>
+      <w:proofErr w:type="spellStart"/>
+      <w:r>
+        <w:t>archivo</w:t>
+      </w:r>
+      <w:proofErr w:type="spellEnd"/>
+      <w:r>
+        <w:t xml:space="preserve"> </w:t>
+      </w:r>
+      <w:proofErr w:type="spellStart"/>
+      <w:r>
+        <w:t>Keras</w:t>
+      </w:r>
+      <w:proofErr w:type="spellEnd"/>
+      <w:r>
+        <w:t xml:space="preserve"> y escribe </w:t>
+      </w:r>
+      <w:proofErr w:type="spellStart"/>
+      <w:r>
+        <w:t>el</w:t>
+      </w:r>
+      <w:proofErr w:type="spellEnd"/>
+      <w:r>
+        <w:t xml:space="preserve"> </w:t>
+      </w:r>
+      <w:proofErr w:type="spellStart"/>
+      <w:r>
+        <w:t>historial</w:t>
+      </w:r>
+      <w:proofErr w:type="spellEnd"/>
+      <w:r>
+        <w:t>.</w:t>
       </w:r>
     </w:p>
     <w:p>
@@ -1713,7 +4760,55 @@
         <w:jc w:val="both"/>
       </w:pPr>
       <w:r>
-        <w:t xml:space="preserve">Para predecir, el usuario carga un archivo. La API lo almacena en </w:t>
+        <w:t xml:space="preserve">Para </w:t>
+      </w:r>
+      <w:proofErr w:type="spellStart"/>
+      <w:r>
+        <w:t>predecir</w:t>
+      </w:r>
+      <w:proofErr w:type="spellEnd"/>
+      <w:r>
+        <w:t xml:space="preserve">, </w:t>
+      </w:r>
+      <w:proofErr w:type="spellStart"/>
+      <w:r>
+        <w:t>el</w:t>
+      </w:r>
+      <w:proofErr w:type="spellEnd"/>
+      <w:r>
+        <w:t xml:space="preserve"> </w:t>
+      </w:r>
+      <w:proofErr w:type="spellStart"/>
+      <w:r>
+        <w:t>usuario</w:t>
+      </w:r>
+      <w:proofErr w:type="spellEnd"/>
+      <w:r>
+        <w:t xml:space="preserve"> carga un </w:t>
+      </w:r>
+      <w:proofErr w:type="spellStart"/>
+      <w:r>
+        <w:t>archivo</w:t>
+      </w:r>
+      <w:proofErr w:type="spellEnd"/>
+      <w:r>
+        <w:t xml:space="preserve">. La API lo </w:t>
+      </w:r>
+      <w:proofErr w:type="spellStart"/>
+      <w:r>
+        <w:t>almacena</w:t>
+      </w:r>
+      <w:proofErr w:type="spellEnd"/>
+      <w:r>
+        <w:t xml:space="preserve"> </w:t>
+      </w:r>
+      <w:proofErr w:type="spellStart"/>
+      <w:r>
+        <w:t>en</w:t>
+      </w:r>
+      <w:proofErr w:type="spellEnd"/>
+      <w:r>
+        <w:t xml:space="preserve"> </w:t>
       </w:r>
       <w:r>
         <w:rPr>
@@ -1724,10 +4819,151 @@
         <w:t>images/</w:t>
       </w:r>
       <w:r>
-        <w:t>, lo convierte a escala de grises, lo redimensiona a 28 × 28, normaliza sus valores y ejecuta el modelo. La respuesta contiene la clas</w:t>
-      </w:r>
-      <w:r>
-        <w:t>e con mayor probabilidad, su confianza y el detalle por clase.</w:t>
+        <w:t xml:space="preserve">, lo </w:t>
+      </w:r>
+      <w:proofErr w:type="spellStart"/>
+      <w:r>
+        <w:t>convierte</w:t>
+      </w:r>
+      <w:proofErr w:type="spellEnd"/>
+      <w:r>
+        <w:t xml:space="preserve"> a </w:t>
+      </w:r>
+      <w:proofErr w:type="spellStart"/>
+      <w:r>
+        <w:t>escala</w:t>
+      </w:r>
+      <w:proofErr w:type="spellEnd"/>
+      <w:r>
+        <w:t xml:space="preserve"> de </w:t>
+      </w:r>
+      <w:proofErr w:type="spellStart"/>
+      <w:r>
+        <w:t>grises</w:t>
+      </w:r>
+      <w:proofErr w:type="spellEnd"/>
+      <w:r>
+        <w:t xml:space="preserve">, lo </w:t>
+      </w:r>
+      <w:proofErr w:type="spellStart"/>
+      <w:r>
+        <w:t>redimensiona</w:t>
+      </w:r>
+      <w:proofErr w:type="spellEnd"/>
+      <w:r>
+        <w:t xml:space="preserve"> a 28 × 28, </w:t>
+      </w:r>
+      <w:proofErr w:type="spellStart"/>
+      <w:r>
+        <w:t>normaliza</w:t>
+      </w:r>
+      <w:proofErr w:type="spellEnd"/>
+      <w:r>
+        <w:t xml:space="preserve"> sus </w:t>
+      </w:r>
+      <w:proofErr w:type="spellStart"/>
+      <w:r>
+        <w:t>valores</w:t>
+      </w:r>
+      <w:proofErr w:type="spellEnd"/>
+      <w:r>
+        <w:t xml:space="preserve"> y </w:t>
+      </w:r>
+      <w:proofErr w:type="spellStart"/>
+      <w:r>
+        <w:t>ejecuta</w:t>
+      </w:r>
+      <w:proofErr w:type="spellEnd"/>
+      <w:r>
+        <w:t xml:space="preserve"> </w:t>
+      </w:r>
+      <w:proofErr w:type="spellStart"/>
+      <w:r>
+        <w:t>el</w:t>
+      </w:r>
+      <w:proofErr w:type="spellEnd"/>
+      <w:r>
+        <w:t xml:space="preserve"> </w:t>
+      </w:r>
+      <w:proofErr w:type="spellStart"/>
+      <w:r>
+        <w:t>modelo</w:t>
+      </w:r>
+      <w:proofErr w:type="spellEnd"/>
+      <w:r>
+        <w:t xml:space="preserve">. La </w:t>
+      </w:r>
+      <w:proofErr w:type="spellStart"/>
+      <w:r>
+        <w:t>respuesta</w:t>
+      </w:r>
+      <w:proofErr w:type="spellEnd"/>
+      <w:r>
+        <w:t xml:space="preserve"> </w:t>
+      </w:r>
+      <w:proofErr w:type="spellStart"/>
+      <w:r>
+        <w:t>contiene</w:t>
+      </w:r>
+      <w:proofErr w:type="spellEnd"/>
+      <w:r>
+        <w:t xml:space="preserve"> la </w:t>
+      </w:r>
+      <w:proofErr w:type="spellStart"/>
+      <w:r>
+        <w:t>clase</w:t>
+      </w:r>
+      <w:proofErr w:type="spellEnd"/>
+      <w:r>
+        <w:t xml:space="preserve"> con mayor </w:t>
+      </w:r>
+      <w:proofErr w:type="spellStart"/>
+      <w:r>
+        <w:t>probabilidad</w:t>
+      </w:r>
+      <w:proofErr w:type="spellEnd"/>
+      <w:r>
+        <w:t xml:space="preserve">, </w:t>
+      </w:r>
+      <w:proofErr w:type="spellStart"/>
+      <w:r>
+        <w:t>su</w:t>
+      </w:r>
+      <w:proofErr w:type="spellEnd"/>
+      <w:r>
+        <w:t xml:space="preserve"> </w:t>
+      </w:r>
+      <w:proofErr w:type="spellStart"/>
+      <w:r>
+        <w:t>confianza</w:t>
+      </w:r>
+      <w:proofErr w:type="spellEnd"/>
+      <w:r>
+        <w:t xml:space="preserve"> y </w:t>
+      </w:r>
+      <w:proofErr w:type="spellStart"/>
+      <w:r>
+        <w:t>el</w:t>
+      </w:r>
+      <w:proofErr w:type="spellEnd"/>
+      <w:r>
+        <w:t xml:space="preserve"> </w:t>
+      </w:r>
+      <w:proofErr w:type="spellStart"/>
+      <w:r>
+        <w:t>detalle</w:t>
+      </w:r>
+      <w:proofErr w:type="spellEnd"/>
+      <w:r>
+        <w:t xml:space="preserve"> por </w:t>
+      </w:r>
+      <w:proofErr w:type="spellStart"/>
+      <w:r>
+        <w:t>clase</w:t>
+      </w:r>
+      <w:proofErr w:type="spellEnd"/>
+      <w:r>
+        <w:t>.</w:t>
       </w:r>
     </w:p>
     <w:p>
@@ -1735,15 +4971,76 @@
         <w:pStyle w:val="Ttulo1"/>
       </w:pPr>
       <w:r>
-        <w:t>10. Resultados</w:t>
-      </w:r>
+        <w:t xml:space="preserve">10. </w:t>
+      </w:r>
+      <w:proofErr w:type="spellStart"/>
+      <w:r>
+        <w:t>Resultados</w:t>
+      </w:r>
+      <w:proofErr w:type="spellEnd"/>
     </w:p>
     <w:p>
       <w:pPr>
         <w:jc w:val="both"/>
       </w:pPr>
       <w:r>
-        <w:t>La última ejecución registrada el 7 de julio de 2026 utilizó 10 épocas, batch size 32, learning rate 0.001, Adam y dropout 0.30.</w:t>
+        <w:t xml:space="preserve">La </w:t>
+      </w:r>
+      <w:proofErr w:type="spellStart"/>
+      <w:r>
+        <w:t>última</w:t>
+      </w:r>
+      <w:proofErr w:type="spellEnd"/>
+      <w:r>
+        <w:t xml:space="preserve"> </w:t>
+      </w:r>
+      <w:proofErr w:type="spellStart"/>
+      <w:r>
+        <w:t>ejecución</w:t>
+      </w:r>
+      <w:proofErr w:type="spellEnd"/>
+      <w:r>
+        <w:t xml:space="preserve"> </w:t>
+      </w:r>
+      <w:proofErr w:type="spellStart"/>
+      <w:r>
+        <w:t>registrada</w:t>
+      </w:r>
+      <w:proofErr w:type="spellEnd"/>
+      <w:r>
+        <w:t xml:space="preserve"> </w:t>
+      </w:r>
+      <w:proofErr w:type="spellStart"/>
+      <w:r>
+        <w:t>el</w:t>
+      </w:r>
+      <w:proofErr w:type="spellEnd"/>
+      <w:r>
+        <w:t xml:space="preserve"> 7 de </w:t>
+      </w:r>
+      <w:proofErr w:type="spellStart"/>
+      <w:r>
+        <w:t>julio</w:t>
+      </w:r>
+      <w:proofErr w:type="spellEnd"/>
+      <w:r>
+        <w:t xml:space="preserve"> de 2026 </w:t>
+      </w:r>
+      <w:proofErr w:type="spellStart"/>
+      <w:r>
+        <w:t>utilizó</w:t>
+      </w:r>
+      <w:proofErr w:type="spellEnd"/>
+      <w:r>
+        <w:t xml:space="preserve"> 10 </w:t>
+      </w:r>
+      <w:proofErr w:type="spellStart"/>
+      <w:r>
+        <w:t>épocas</w:t>
+      </w:r>
+      <w:proofErr w:type="spellEnd"/>
+      <w:r>
+        <w:t>, batch size 32, learning rate 0.001, Adam y dropout 0.30.</w:t>
       </w:r>
     </w:p>
     <w:tbl>
@@ -1775,13 +5072,21 @@
             <w:vAlign w:val="center"/>
           </w:tcPr>
           <w:p>
+            <w:proofErr w:type="spellStart"/>
             <w:r>
               <w:rPr>
                 <w:b/>
                 <w:color w:val="FFFFFF"/>
               </w:rPr>
-              <w:lastRenderedPageBreak/>
-              <w:t>Métrica final</w:t>
+              <w:t>Métrica</w:t>
+            </w:r>
+            <w:proofErr w:type="spellEnd"/>
+            <w:r>
+              <w:rPr>
+                <w:b/>
+                <w:color w:val="FFFFFF"/>
+              </w:rPr>
+              <w:t xml:space="preserve"> final</w:t>
             </w:r>
           </w:p>
         </w:tc>
@@ -1825,8 +5130,13 @@
           </w:tcPr>
           <w:p>
             <w:r>
-              <w:t>Accuracy de entrenamiento</w:t>
+              <w:t xml:space="preserve">Accuracy de </w:t>
             </w:r>
+            <w:proofErr w:type="spellStart"/>
+            <w:r>
+              <w:t>entrenamiento</w:t>
+            </w:r>
+            <w:proofErr w:type="spellEnd"/>
           </w:p>
         </w:tc>
         <w:tc>
@@ -1842,10 +5152,7 @@
           </w:tcPr>
           <w:p>
             <w:r>
-              <w:t>0.</w:t>
-            </w:r>
-            <w:r>
-              <w:t>9401 (94,01 %)</w:t>
+              <w:t>0.9401 (94,01 %)</w:t>
             </w:r>
           </w:p>
         </w:tc>
@@ -1867,8 +5174,14 @@
           </w:tcPr>
           <w:p>
             <w:r>
-              <w:t>Accuracy de validación</w:t>
+              <w:lastRenderedPageBreak/>
+              <w:t xml:space="preserve">Accuracy de </w:t>
             </w:r>
+            <w:proofErr w:type="spellStart"/>
+            <w:r>
+              <w:t>validación</w:t>
+            </w:r>
+            <w:proofErr w:type="spellEnd"/>
           </w:p>
         </w:tc>
         <w:tc>
@@ -1906,8 +5219,13 @@
           </w:tcPr>
           <w:p>
             <w:r>
-              <w:t>Loss de entrenamiento</w:t>
+              <w:t xml:space="preserve">Loss de </w:t>
             </w:r>
+            <w:proofErr w:type="spellStart"/>
+            <w:r>
+              <w:t>entrenamiento</w:t>
+            </w:r>
+            <w:proofErr w:type="spellEnd"/>
           </w:p>
         </w:tc>
         <w:tc>
@@ -1945,8 +5263,13 @@
           </w:tcPr>
           <w:p>
             <w:r>
-              <w:t>Loss de validación</w:t>
+              <w:t xml:space="preserve">Loss de </w:t>
             </w:r>
+            <w:proofErr w:type="spellStart"/>
+            <w:r>
+              <w:t>validación</w:t>
+            </w:r>
+            <w:proofErr w:type="spellEnd"/>
           </w:p>
         </w:tc>
         <w:tc>
@@ -1978,10 +5301,231 @@
         <w:jc w:val="both"/>
       </w:pPr>
       <w:r>
-        <w:t xml:space="preserve">El accuracy de entrenamiento aumentó de 81,94 % a 94,01 %, mientras que el de validación pasó de 86,53 % a 91,53 %. La mejora </w:t>
-      </w:r>
-      <w:r>
-        <w:t>confirma el aprendizaje del modelo. La brecha final de aproximadamente 2,48 puntos porcentuales y la estabilización de la pérdida de validación sugieren que entrenar muchas más épocas sin regularización adicional podría incrementar el sobreajuste.</w:t>
+        <w:t xml:space="preserve">El accuracy de </w:t>
+      </w:r>
+      <w:proofErr w:type="spellStart"/>
+      <w:r>
+        <w:t>entrenamiento</w:t>
+      </w:r>
+      <w:proofErr w:type="spellEnd"/>
+      <w:r>
+        <w:t xml:space="preserve"> </w:t>
+      </w:r>
+      <w:proofErr w:type="spellStart"/>
+      <w:r>
+        <w:t>aumentó</w:t>
+      </w:r>
+      <w:proofErr w:type="spellEnd"/>
+      <w:r>
+        <w:t xml:space="preserve"> de 81,94 % a 94,01 %, </w:t>
+      </w:r>
+      <w:proofErr w:type="spellStart"/>
+      <w:r>
+        <w:t>mientras</w:t>
+      </w:r>
+      <w:proofErr w:type="spellEnd"/>
+      <w:r>
+        <w:t xml:space="preserve"> que </w:t>
+      </w:r>
+      <w:proofErr w:type="spellStart"/>
+      <w:r>
+        <w:t>el</w:t>
+      </w:r>
+      <w:proofErr w:type="spellEnd"/>
+      <w:r>
+        <w:t xml:space="preserve"> de </w:t>
+      </w:r>
+      <w:proofErr w:type="spellStart"/>
+      <w:r>
+        <w:t>validación</w:t>
+      </w:r>
+      <w:proofErr w:type="spellEnd"/>
+      <w:r>
+        <w:t xml:space="preserve"> </w:t>
+      </w:r>
+      <w:proofErr w:type="spellStart"/>
+      <w:r>
+        <w:t>pasó</w:t>
+      </w:r>
+      <w:proofErr w:type="spellEnd"/>
+      <w:r>
+        <w:t xml:space="preserve"> de 86,53 % a 91,53 %. La </w:t>
+      </w:r>
+      <w:proofErr w:type="spellStart"/>
+      <w:r>
+        <w:t>mejora</w:t>
+      </w:r>
+      <w:proofErr w:type="spellEnd"/>
+      <w:r>
+        <w:t xml:space="preserve"> </w:t>
+      </w:r>
+      <w:proofErr w:type="spellStart"/>
+      <w:r>
+        <w:t>confirma</w:t>
+      </w:r>
+      <w:proofErr w:type="spellEnd"/>
+      <w:r>
+        <w:t xml:space="preserve"> </w:t>
+      </w:r>
+      <w:proofErr w:type="spellStart"/>
+      <w:r>
+        <w:t>el</w:t>
+      </w:r>
+      <w:proofErr w:type="spellEnd"/>
+      <w:r>
+        <w:t xml:space="preserve"> </w:t>
+      </w:r>
+      <w:proofErr w:type="spellStart"/>
+      <w:r>
+        <w:t>aprendizaje</w:t>
+      </w:r>
+      <w:proofErr w:type="spellEnd"/>
+      <w:r>
+        <w:t xml:space="preserve"> del </w:t>
+      </w:r>
+      <w:proofErr w:type="spellStart"/>
+      <w:r>
+        <w:t>modelo</w:t>
+      </w:r>
+      <w:proofErr w:type="spellEnd"/>
+      <w:r>
+        <w:t xml:space="preserve">. La </w:t>
+      </w:r>
+      <w:proofErr w:type="spellStart"/>
+      <w:r>
+        <w:t>brecha</w:t>
+      </w:r>
+      <w:proofErr w:type="spellEnd"/>
+      <w:r>
+        <w:t xml:space="preserve"> final de </w:t>
+      </w:r>
+      <w:proofErr w:type="spellStart"/>
+      <w:r>
+        <w:t>aproximadamente</w:t>
+      </w:r>
+      <w:proofErr w:type="spellEnd"/>
+      <w:r>
+        <w:t xml:space="preserve"> 2,48 puntos </w:t>
+      </w:r>
+      <w:proofErr w:type="spellStart"/>
+      <w:r>
+        <w:t>porcentuales</w:t>
+      </w:r>
+      <w:proofErr w:type="spellEnd"/>
+      <w:r>
+        <w:t xml:space="preserve"> y la </w:t>
+      </w:r>
+      <w:proofErr w:type="spellStart"/>
+      <w:r>
+        <w:t>estabilización</w:t>
+      </w:r>
+      <w:proofErr w:type="spellEnd"/>
+      <w:r>
+        <w:t xml:space="preserve"> de la </w:t>
+      </w:r>
+      <w:proofErr w:type="spellStart"/>
+      <w:r>
+        <w:t>pérdida</w:t>
+      </w:r>
+      <w:proofErr w:type="spellEnd"/>
+      <w:r>
+        <w:t xml:space="preserve"> de </w:t>
+      </w:r>
+      <w:proofErr w:type="spellStart"/>
+      <w:r>
+        <w:t>validación</w:t>
+      </w:r>
+      <w:proofErr w:type="spellEnd"/>
+      <w:r>
+        <w:t xml:space="preserve"> </w:t>
+      </w:r>
+      <w:proofErr w:type="spellStart"/>
+      <w:r>
+        <w:t>sugieren</w:t>
+      </w:r>
+      <w:proofErr w:type="spellEnd"/>
+      <w:r>
+        <w:t xml:space="preserve"> que </w:t>
+      </w:r>
+      <w:proofErr w:type="spellStart"/>
+      <w:r>
+        <w:t>entrenar</w:t>
+      </w:r>
+      <w:proofErr w:type="spellEnd"/>
+      <w:r>
+        <w:t xml:space="preserve"> </w:t>
+      </w:r>
+      <w:proofErr w:type="spellStart"/>
+      <w:r>
+        <w:t>muchas</w:t>
+      </w:r>
+      <w:proofErr w:type="spellEnd"/>
+      <w:r>
+        <w:t xml:space="preserve"> </w:t>
+      </w:r>
+      <w:proofErr w:type="spellStart"/>
+      <w:r>
+        <w:t>más</w:t>
+      </w:r>
+      <w:proofErr w:type="spellEnd"/>
+      <w:r>
+        <w:t xml:space="preserve"> </w:t>
+      </w:r>
+      <w:proofErr w:type="spellStart"/>
+      <w:r>
+        <w:t>épocas</w:t>
+      </w:r>
+      <w:proofErr w:type="spellEnd"/>
+      <w:r>
+        <w:t xml:space="preserve"> sin </w:t>
+      </w:r>
+      <w:proofErr w:type="spellStart"/>
+      <w:r>
+        <w:t>regularización</w:t>
+      </w:r>
+      <w:proofErr w:type="spellEnd"/>
+      <w:r>
+        <w:t xml:space="preserve"> </w:t>
+      </w:r>
+      <w:proofErr w:type="spellStart"/>
+      <w:r>
+        <w:t>adicional</w:t>
+      </w:r>
+      <w:proofErr w:type="spellEnd"/>
+      <w:r>
+        <w:t xml:space="preserve"> </w:t>
+      </w:r>
+      <w:proofErr w:type="spellStart"/>
+      <w:r>
+        <w:t>podría</w:t>
+      </w:r>
+      <w:proofErr w:type="spellEnd"/>
+      <w:r>
+        <w:t xml:space="preserve"> </w:t>
+      </w:r>
+      <w:proofErr w:type="spellStart"/>
+      <w:r>
+        <w:t>incrementar</w:t>
+      </w:r>
+      <w:proofErr w:type="spellEnd"/>
+      <w:r>
+        <w:t xml:space="preserve"> </w:t>
+      </w:r>
+      <w:proofErr w:type="spellStart"/>
+      <w:r>
+        <w:t>el</w:t>
+      </w:r>
+      <w:proofErr w:type="spellEnd"/>
+      <w:r>
+        <w:t xml:space="preserve"> </w:t>
+      </w:r>
+      <w:proofErr w:type="spellStart"/>
+      <w:r>
+        <w:t>sobreajuste</w:t>
+      </w:r>
+      <w:proofErr w:type="spellEnd"/>
+      <w:r>
+        <w:t>.</w:t>
       </w:r>
     </w:p>
     <w:p>
@@ -1989,34 +5533,126 @@
         <w:pStyle w:val="Ttulo1"/>
       </w:pPr>
       <w:r>
-        <w:t>11. Prue</w:t>
-      </w:r>
-      <w:r>
-        <w:t>bas y validación</w:t>
-      </w:r>
+        <w:t xml:space="preserve">11. </w:t>
+      </w:r>
+      <w:proofErr w:type="spellStart"/>
+      <w:r>
+        <w:t>Pruebas</w:t>
+      </w:r>
+      <w:proofErr w:type="spellEnd"/>
+      <w:r>
+        <w:t xml:space="preserve"> y </w:t>
+      </w:r>
+      <w:proofErr w:type="spellStart"/>
+      <w:r>
+        <w:t>validación</w:t>
+      </w:r>
+      <w:proofErr w:type="spellEnd"/>
     </w:p>
     <w:p>
       <w:pPr>
         <w:jc w:val="both"/>
       </w:pPr>
       <w:r>
-        <w:t>La validación funcional debe cubrir:</w:t>
+        <w:t xml:space="preserve">La </w:t>
+      </w:r>
+      <w:proofErr w:type="spellStart"/>
+      <w:r>
+        <w:t>validación</w:t>
+      </w:r>
+      <w:proofErr w:type="spellEnd"/>
+      <w:r>
+        <w:t xml:space="preserve"> </w:t>
+      </w:r>
+      <w:proofErr w:type="spellStart"/>
+      <w:r>
+        <w:t>funcional</w:t>
+      </w:r>
+      <w:proofErr w:type="spellEnd"/>
+      <w:r>
+        <w:t xml:space="preserve"> debe </w:t>
+      </w:r>
+      <w:proofErr w:type="spellStart"/>
+      <w:r>
+        <w:t>cubrir</w:t>
+      </w:r>
+      <w:proofErr w:type="spellEnd"/>
+      <w:r>
+        <w:t>:</w:t>
       </w:r>
     </w:p>
     <w:p>
       <w:pPr>
         <w:pStyle w:val="Listaconvietas"/>
       </w:pPr>
-      <w:r>
-        <w:t>Conexión correcta e incorrecta con la API.</w:t>
+      <w:proofErr w:type="spellStart"/>
+      <w:r>
+        <w:t>Conexión</w:t>
+      </w:r>
+      <w:proofErr w:type="spellEnd"/>
+      <w:r>
+        <w:t xml:space="preserve"> </w:t>
+      </w:r>
+      <w:proofErr w:type="spellStart"/>
+      <w:r>
+        <w:t>correcta</w:t>
+      </w:r>
+      <w:proofErr w:type="spellEnd"/>
+      <w:r>
+        <w:t xml:space="preserve"> e </w:t>
+      </w:r>
+      <w:proofErr w:type="spellStart"/>
+      <w:r>
+        <w:t>incorrecta</w:t>
+      </w:r>
+      <w:proofErr w:type="spellEnd"/>
+      <w:r>
+        <w:t xml:space="preserve"> con la API.</w:t>
       </w:r>
     </w:p>
     <w:p>
       <w:pPr>
         <w:pStyle w:val="Listaconvietas"/>
       </w:pPr>
-      <w:r>
-        <w:t>Rechazo de configuraciones fuera de los límites de Pydantic.</w:t>
+      <w:proofErr w:type="spellStart"/>
+      <w:r>
+        <w:t>Rechazo</w:t>
+      </w:r>
+      <w:proofErr w:type="spellEnd"/>
+      <w:r>
+        <w:t xml:space="preserve"> de </w:t>
+      </w:r>
+      <w:proofErr w:type="spellStart"/>
+      <w:r>
+        <w:t>configuraciones</w:t>
+      </w:r>
+      <w:proofErr w:type="spellEnd"/>
+      <w:r>
+        <w:t xml:space="preserve"> </w:t>
+      </w:r>
+      <w:proofErr w:type="spellStart"/>
+      <w:r>
+        <w:t>fuera</w:t>
+      </w:r>
+      <w:proofErr w:type="spellEnd"/>
+      <w:r>
+        <w:t xml:space="preserve"> de los </w:t>
+      </w:r>
+      <w:proofErr w:type="spellStart"/>
+      <w:r>
+        <w:t>límites</w:t>
+      </w:r>
+      <w:proofErr w:type="spellEnd"/>
+      <w:r>
+        <w:t xml:space="preserve"> de </w:t>
+      </w:r>
+      <w:proofErr w:type="spellStart"/>
+      <w:r>
+        <w:t>Pydantic</w:t>
+      </w:r>
+      <w:proofErr w:type="spellEnd"/>
+      <w:r>
+        <w:t>.</w:t>
       </w:r>
     </w:p>
     <w:p>
@@ -2024,16 +5660,82 @@
         <w:pStyle w:val="Listaconvietas"/>
       </w:pPr>
       <w:r>
-        <w:t>Consulta de métricas antes y después de entrenar.</w:t>
+        <w:t xml:space="preserve">Consulta de </w:t>
+      </w:r>
+      <w:proofErr w:type="spellStart"/>
+      <w:r>
+        <w:t>métricas</w:t>
+      </w:r>
+      <w:proofErr w:type="spellEnd"/>
+      <w:r>
+        <w:t xml:space="preserve"> antes y </w:t>
+      </w:r>
+      <w:proofErr w:type="spellStart"/>
+      <w:r>
+        <w:t>después</w:t>
+      </w:r>
+      <w:proofErr w:type="spellEnd"/>
+      <w:r>
+        <w:t xml:space="preserve"> de </w:t>
+      </w:r>
+      <w:proofErr w:type="spellStart"/>
+      <w:r>
+        <w:t>entrenar</w:t>
+      </w:r>
+      <w:proofErr w:type="spellEnd"/>
+      <w:r>
+        <w:t>.</w:t>
       </w:r>
     </w:p>
     <w:p>
       <w:pPr>
         <w:pStyle w:val="Listaconvietas"/>
       </w:pPr>
-      <w:r>
-        <w:t>Bloqueo de predicción cuando no existe el modelo</w:t>
-      </w:r>
+      <w:proofErr w:type="spellStart"/>
+      <w:r>
+        <w:t>Bloqueo</w:t>
+      </w:r>
+      <w:proofErr w:type="spellEnd"/>
+      <w:r>
+        <w:t xml:space="preserve"> de </w:t>
+      </w:r>
+      <w:proofErr w:type="spellStart"/>
+      <w:r>
+        <w:t>predicción</w:t>
+      </w:r>
+      <w:proofErr w:type="spellEnd"/>
+      <w:r>
+        <w:t xml:space="preserve"> </w:t>
+      </w:r>
+      <w:proofErr w:type="spellStart"/>
+      <w:r>
+        <w:t>cuando</w:t>
+      </w:r>
+      <w:proofErr w:type="spellEnd"/>
+      <w:r>
+        <w:t xml:space="preserve"> no </w:t>
+      </w:r>
+      <w:proofErr w:type="spellStart"/>
+      <w:r>
+        <w:t>existe</w:t>
+      </w:r>
+      <w:proofErr w:type="spellEnd"/>
+      <w:r>
+        <w:t xml:space="preserve"> </w:t>
+      </w:r>
+      <w:proofErr w:type="spellStart"/>
+      <w:r>
+        <w:t>el</w:t>
+      </w:r>
+      <w:proofErr w:type="spellEnd"/>
+      <w:r>
+        <w:t xml:space="preserve"> </w:t>
+      </w:r>
+      <w:proofErr w:type="spellStart"/>
+      <w:r>
+        <w:t>modelo</w:t>
+      </w:r>
+      <w:proofErr w:type="spellEnd"/>
       <w:r>
         <w:t>.</w:t>
       </w:r>
@@ -2043,23 +5745,113 @@
         <w:pStyle w:val="Listaconvietas"/>
       </w:pPr>
       <w:r>
-        <w:t>Carga de imágenes JPEG, PNG o WebP válidas.</w:t>
+        <w:t xml:space="preserve">Carga de </w:t>
+      </w:r>
+      <w:proofErr w:type="spellStart"/>
+      <w:r>
+        <w:t>imágenes</w:t>
+      </w:r>
+      <w:proofErr w:type="spellEnd"/>
+      <w:r>
+        <w:t xml:space="preserve"> JPEG, PNG o </w:t>
+      </w:r>
+      <w:proofErr w:type="spellStart"/>
+      <w:r>
+        <w:t>WebP</w:t>
+      </w:r>
+      <w:proofErr w:type="spellEnd"/>
+      <w:r>
+        <w:t xml:space="preserve"> </w:t>
+      </w:r>
+      <w:proofErr w:type="spellStart"/>
+      <w:r>
+        <w:t>válidas</w:t>
+      </w:r>
+      <w:proofErr w:type="spellEnd"/>
+      <w:r>
+        <w:t>.</w:t>
       </w:r>
     </w:p>
     <w:p>
       <w:pPr>
         <w:pStyle w:val="Listaconvietas"/>
       </w:pPr>
-      <w:r>
-        <w:t>Correspondencia entre respuesta de la API y representación visual.</w:t>
+      <w:proofErr w:type="spellStart"/>
+      <w:r>
+        <w:t>Correspondencia</w:t>
+      </w:r>
+      <w:proofErr w:type="spellEnd"/>
+      <w:r>
+        <w:t xml:space="preserve"> entre </w:t>
+      </w:r>
+      <w:proofErr w:type="spellStart"/>
+      <w:r>
+        <w:t>respuesta</w:t>
+      </w:r>
+      <w:proofErr w:type="spellEnd"/>
+      <w:r>
+        <w:t xml:space="preserve"> de la API y </w:t>
+      </w:r>
+      <w:proofErr w:type="spellStart"/>
+      <w:r>
+        <w:t>representación</w:t>
+      </w:r>
+      <w:proofErr w:type="spellEnd"/>
+      <w:r>
+        <w:t xml:space="preserve"> visual.</w:t>
       </w:r>
     </w:p>
     <w:p>
       <w:pPr>
         <w:pStyle w:val="Listaconvietas"/>
       </w:pPr>
-      <w:r>
-        <w:t>Persistencia del modelo y del historial al reiniciar el servidor.</w:t>
+      <w:proofErr w:type="spellStart"/>
+      <w:r>
+        <w:t>Persistencia</w:t>
+      </w:r>
+      <w:proofErr w:type="spellEnd"/>
+      <w:r>
+        <w:t xml:space="preserve"> del </w:t>
+      </w:r>
+      <w:proofErr w:type="spellStart"/>
+      <w:r>
+        <w:t>modelo</w:t>
+      </w:r>
+      <w:proofErr w:type="spellEnd"/>
+      <w:r>
+        <w:t xml:space="preserve"> y del </w:t>
+      </w:r>
+      <w:proofErr w:type="spellStart"/>
+      <w:r>
+        <w:t>historial</w:t>
+      </w:r>
+      <w:proofErr w:type="spellEnd"/>
+      <w:r>
+        <w:t xml:space="preserve"> al </w:t>
+      </w:r>
+      <w:proofErr w:type="spellStart"/>
+      <w:r>
+        <w:t>reiniciar</w:t>
+      </w:r>
+      <w:proofErr w:type="spellEnd"/>
+      <w:r>
+        <w:t xml:space="preserve"> </w:t>
+      </w:r>
+      <w:proofErr w:type="spellStart"/>
+      <w:r>
+        <w:t>el</w:t>
+      </w:r>
+      <w:proofErr w:type="spellEnd"/>
+      <w:r>
+        <w:t xml:space="preserve"> </w:t>
+      </w:r>
+      <w:proofErr w:type="spellStart"/>
+      <w:r>
+        <w:t>servidor</w:t>
+      </w:r>
+      <w:proofErr w:type="spellEnd"/>
+      <w:r>
+        <w:t>.</w:t>
       </w:r>
     </w:p>
     <w:p>
@@ -2067,7 +5859,31 @@
         <w:jc w:val="both"/>
       </w:pPr>
       <w:r>
-        <w:t xml:space="preserve">La guía reproducible se encuentra en </w:t>
+        <w:t xml:space="preserve">La </w:t>
+      </w:r>
+      <w:proofErr w:type="spellStart"/>
+      <w:r>
+        <w:t>guía</w:t>
+      </w:r>
+      <w:proofErr w:type="spellEnd"/>
+      <w:r>
+        <w:t xml:space="preserve"> reproducible se </w:t>
+      </w:r>
+      <w:proofErr w:type="spellStart"/>
+      <w:r>
+        <w:t>encuentra</w:t>
+      </w:r>
+      <w:proofErr w:type="spellEnd"/>
+      <w:r>
+        <w:t xml:space="preserve"> </w:t>
+      </w:r>
+      <w:proofErr w:type="spellStart"/>
+      <w:r>
+        <w:t>en</w:t>
+      </w:r>
+      <w:proofErr w:type="spellEnd"/>
+      <w:r>
+        <w:t xml:space="preserve"> </w:t>
       </w:r>
       <w:hyperlink r:id="rId11">
         <w:r>
@@ -2075,14 +5891,7 @@
             <w:color w:val="0563C1"/>
             <w:u w:val="single"/>
           </w:rPr>
-          <w:t>MAN</w:t>
-        </w:r>
-        <w:r>
-          <w:rPr>
-            <w:color w:val="0563C1"/>
-            <w:u w:val="single"/>
-          </w:rPr>
-          <w:t>UAL_TECNICO.md</w:t>
+          <w:t>MANUAL_TECNICO.md</w:t>
         </w:r>
       </w:hyperlink>
       <w:r>
@@ -2094,15 +5903,76 @@
         <w:pStyle w:val="Ttulo1"/>
       </w:pPr>
       <w:r>
-        <w:t>12. Seguridad y limitaciones</w:t>
-      </w:r>
+        <w:t xml:space="preserve">12. </w:t>
+      </w:r>
+      <w:proofErr w:type="spellStart"/>
+      <w:r>
+        <w:t>Seguridad</w:t>
+      </w:r>
+      <w:proofErr w:type="spellEnd"/>
+      <w:r>
+        <w:t xml:space="preserve"> y </w:t>
+      </w:r>
+      <w:proofErr w:type="spellStart"/>
+      <w:r>
+        <w:t>limitaciones</w:t>
+      </w:r>
+      <w:proofErr w:type="spellEnd"/>
     </w:p>
     <w:p>
       <w:pPr>
         <w:pStyle w:val="Listaconvietas"/>
       </w:pPr>
       <w:r>
-        <w:t>CORS está abierto a todos los orígenes y debe restringirse antes de publicar.</w:t>
+        <w:t xml:space="preserve">CORS </w:t>
+      </w:r>
+      <w:proofErr w:type="spellStart"/>
+      <w:r>
+        <w:t>está</w:t>
+      </w:r>
+      <w:proofErr w:type="spellEnd"/>
+      <w:r>
+        <w:t xml:space="preserve"> </w:t>
+      </w:r>
+      <w:proofErr w:type="spellStart"/>
+      <w:r>
+        <w:t>abierto</w:t>
+      </w:r>
+      <w:proofErr w:type="spellEnd"/>
+      <w:r>
+        <w:t xml:space="preserve"> a </w:t>
+      </w:r>
+      <w:proofErr w:type="spellStart"/>
+      <w:r>
+        <w:t>todos</w:t>
+      </w:r>
+      <w:proofErr w:type="spellEnd"/>
+      <w:r>
+        <w:t xml:space="preserve"> los </w:t>
+      </w:r>
+      <w:proofErr w:type="spellStart"/>
+      <w:r>
+        <w:t>orígenes</w:t>
+      </w:r>
+      <w:proofErr w:type="spellEnd"/>
+      <w:r>
+        <w:t xml:space="preserve"> y debe </w:t>
+      </w:r>
+      <w:proofErr w:type="spellStart"/>
+      <w:r>
+        <w:t>restringirse</w:t>
+      </w:r>
+      <w:proofErr w:type="spellEnd"/>
+      <w:r>
+        <w:t xml:space="preserve"> antes de </w:t>
+      </w:r>
+      <w:proofErr w:type="spellStart"/>
+      <w:r>
+        <w:t>publicar</w:t>
+      </w:r>
+      <w:proofErr w:type="spellEnd"/>
+      <w:r>
+        <w:t>.</w:t>
       </w:r>
     </w:p>
     <w:p>
@@ -2110,7 +5980,71 @@
         <w:pStyle w:val="Listaconvietas"/>
       </w:pPr>
       <w:r>
-        <w:t>El nombre del archivo cargado se utiliza directamente; debe sanearse para un entorno productivo.</w:t>
+        <w:t xml:space="preserve">El </w:t>
+      </w:r>
+      <w:proofErr w:type="spellStart"/>
+      <w:r>
+        <w:t>nombre</w:t>
+      </w:r>
+      <w:proofErr w:type="spellEnd"/>
+      <w:r>
+        <w:t xml:space="preserve"> del </w:t>
+      </w:r>
+      <w:proofErr w:type="spellStart"/>
+      <w:r>
+        <w:t>archivo</w:t>
+      </w:r>
+      <w:proofErr w:type="spellEnd"/>
+      <w:r>
+        <w:t xml:space="preserve"> </w:t>
+      </w:r>
+      <w:proofErr w:type="spellStart"/>
+      <w:r>
+        <w:t>cargado</w:t>
+      </w:r>
+      <w:proofErr w:type="spellEnd"/>
+      <w:r>
+        <w:t xml:space="preserve"> se </w:t>
+      </w:r>
+      <w:proofErr w:type="spellStart"/>
+      <w:r>
+        <w:t>utiliza</w:t>
+      </w:r>
+      <w:proofErr w:type="spellEnd"/>
+      <w:r>
+        <w:t xml:space="preserve"> </w:t>
+      </w:r>
+      <w:proofErr w:type="spellStart"/>
+      <w:r>
+        <w:t>directamente</w:t>
+      </w:r>
+      <w:proofErr w:type="spellEnd"/>
+      <w:r>
+        <w:t xml:space="preserve">; debe </w:t>
+      </w:r>
+      <w:proofErr w:type="spellStart"/>
+      <w:r>
+        <w:t>sanearse</w:t>
+      </w:r>
+      <w:proofErr w:type="spellEnd"/>
+      <w:r>
+        <w:t xml:space="preserve"> para un </w:t>
+      </w:r>
+      <w:proofErr w:type="spellStart"/>
+      <w:r>
+        <w:t>entorno</w:t>
+      </w:r>
+      <w:proofErr w:type="spellEnd"/>
+      <w:r>
+        <w:t xml:space="preserve"> </w:t>
+      </w:r>
+      <w:proofErr w:type="spellStart"/>
+      <w:r>
+        <w:t>productivo</w:t>
+      </w:r>
+      <w:proofErr w:type="spellEnd"/>
+      <w:r>
+        <w:t>.</w:t>
       </w:r>
     </w:p>
     <w:p>
@@ -2118,10 +6052,55 @@
         <w:pStyle w:val="Listaconvietas"/>
       </w:pPr>
       <w:r>
-        <w:t xml:space="preserve">No existen límites </w:t>
-      </w:r>
-      <w:r>
-        <w:t>explícitos de tamaño o validación estricta del MIME de la imagen.</w:t>
+        <w:t xml:space="preserve">No </w:t>
+      </w:r>
+      <w:proofErr w:type="spellStart"/>
+      <w:r>
+        <w:t>existen</w:t>
+      </w:r>
+      <w:proofErr w:type="spellEnd"/>
+      <w:r>
+        <w:t xml:space="preserve"> </w:t>
+      </w:r>
+      <w:proofErr w:type="spellStart"/>
+      <w:r>
+        <w:t>límites</w:t>
+      </w:r>
+      <w:proofErr w:type="spellEnd"/>
+      <w:r>
+        <w:t xml:space="preserve"> </w:t>
+      </w:r>
+      <w:proofErr w:type="spellStart"/>
+      <w:r>
+        <w:t>explícitos</w:t>
+      </w:r>
+      <w:proofErr w:type="spellEnd"/>
+      <w:r>
+        <w:t xml:space="preserve"> de </w:t>
+      </w:r>
+      <w:proofErr w:type="spellStart"/>
+      <w:r>
+        <w:t>tamaño</w:t>
+      </w:r>
+      <w:proofErr w:type="spellEnd"/>
+      <w:r>
+        <w:t xml:space="preserve"> o </w:t>
+      </w:r>
+      <w:proofErr w:type="spellStart"/>
+      <w:r>
+        <w:t>validación</w:t>
+      </w:r>
+      <w:proofErr w:type="spellEnd"/>
+      <w:r>
+        <w:t xml:space="preserve"> </w:t>
+      </w:r>
+      <w:proofErr w:type="spellStart"/>
+      <w:r>
+        <w:t>estricta</w:t>
+      </w:r>
+      <w:proofErr w:type="spellEnd"/>
+      <w:r>
+        <w:t xml:space="preserve"> del MIME de la imagen.</w:t>
       </w:r>
     </w:p>
     <w:p>
@@ -2129,7 +6108,47 @@
         <w:pStyle w:val="Listaconvietas"/>
       </w:pPr>
       <w:r>
-        <w:t>El entrenamiento es síncrono y puede bloquear un trabajador de la API.</w:t>
+        <w:t xml:space="preserve">El </w:t>
+      </w:r>
+      <w:proofErr w:type="spellStart"/>
+      <w:r>
+        <w:t>entrenamiento</w:t>
+      </w:r>
+      <w:proofErr w:type="spellEnd"/>
+      <w:r>
+        <w:t xml:space="preserve"> es </w:t>
+      </w:r>
+      <w:proofErr w:type="spellStart"/>
+      <w:r>
+        <w:t>síncrono</w:t>
+      </w:r>
+      <w:proofErr w:type="spellEnd"/>
+      <w:r>
+        <w:t xml:space="preserve"> y </w:t>
+      </w:r>
+      <w:proofErr w:type="spellStart"/>
+      <w:r>
+        <w:t>puede</w:t>
+      </w:r>
+      <w:proofErr w:type="spellEnd"/>
+      <w:r>
+        <w:t xml:space="preserve"> </w:t>
+      </w:r>
+      <w:proofErr w:type="spellStart"/>
+      <w:r>
+        <w:t>bloquear</w:t>
+      </w:r>
+      <w:proofErr w:type="spellEnd"/>
+      <w:r>
+        <w:t xml:space="preserve"> un </w:t>
+      </w:r>
+      <w:proofErr w:type="spellStart"/>
+      <w:r>
+        <w:t>trabajador</w:t>
+      </w:r>
+      <w:proofErr w:type="spellEnd"/>
+      <w:r>
+        <w:t xml:space="preserve"> de la API.</w:t>
       </w:r>
     </w:p>
     <w:p>
@@ -2137,10 +6156,111 @@
         <w:pStyle w:val="Listaconvietas"/>
       </w:pPr>
       <w:r>
-        <w:t>El conjunto de prueba se utiliza como validación durante el entrenamiento; para una evaluación rigurosa conviene separa</w:t>
-      </w:r>
-      <w:r>
-        <w:t>r validación y prueba.</w:t>
+        <w:t xml:space="preserve">El conjunto de </w:t>
+      </w:r>
+      <w:proofErr w:type="spellStart"/>
+      <w:r>
+        <w:t>prueba</w:t>
+      </w:r>
+      <w:proofErr w:type="spellEnd"/>
+      <w:r>
+        <w:t xml:space="preserve"> se </w:t>
+      </w:r>
+      <w:proofErr w:type="spellStart"/>
+      <w:r>
+        <w:t>utiliza</w:t>
+      </w:r>
+      <w:proofErr w:type="spellEnd"/>
+      <w:r>
+        <w:t xml:space="preserve"> </w:t>
+      </w:r>
+      <w:proofErr w:type="spellStart"/>
+      <w:r>
+        <w:t>como</w:t>
+      </w:r>
+      <w:proofErr w:type="spellEnd"/>
+      <w:r>
+        <w:t xml:space="preserve"> </w:t>
+      </w:r>
+      <w:proofErr w:type="spellStart"/>
+      <w:r>
+        <w:t>validación</w:t>
+      </w:r>
+      <w:proofErr w:type="spellEnd"/>
+      <w:r>
+        <w:t xml:space="preserve"> </w:t>
+      </w:r>
+      <w:proofErr w:type="spellStart"/>
+      <w:r>
+        <w:t>durante</w:t>
+      </w:r>
+      <w:proofErr w:type="spellEnd"/>
+      <w:r>
+        <w:t xml:space="preserve"> </w:t>
+      </w:r>
+      <w:proofErr w:type="spellStart"/>
+      <w:r>
+        <w:t>el</w:t>
+      </w:r>
+      <w:proofErr w:type="spellEnd"/>
+      <w:r>
+        <w:t xml:space="preserve"> </w:t>
+      </w:r>
+      <w:proofErr w:type="spellStart"/>
+      <w:r>
+        <w:t>entrenamiento</w:t>
+      </w:r>
+      <w:proofErr w:type="spellEnd"/>
+      <w:r>
+        <w:t xml:space="preserve">; para una </w:t>
+      </w:r>
+      <w:proofErr w:type="spellStart"/>
+      <w:r>
+        <w:t>evaluación</w:t>
+      </w:r>
+      <w:proofErr w:type="spellEnd"/>
+      <w:r>
+        <w:t xml:space="preserve"> </w:t>
+      </w:r>
+      <w:proofErr w:type="spellStart"/>
+      <w:r>
+        <w:t>rigurosa</w:t>
+      </w:r>
+      <w:proofErr w:type="spellEnd"/>
+      <w:r>
+        <w:t xml:space="preserve"> </w:t>
+      </w:r>
+      <w:proofErr w:type="spellStart"/>
+      <w:r>
+        <w:t>conviene</w:t>
+      </w:r>
+      <w:proofErr w:type="spellEnd"/>
+      <w:r>
+        <w:t xml:space="preserve"> </w:t>
+      </w:r>
+      <w:proofErr w:type="spellStart"/>
+      <w:r>
+        <w:t>separar</w:t>
+      </w:r>
+      <w:proofErr w:type="spellEnd"/>
+      <w:r>
+        <w:t xml:space="preserve"> </w:t>
+      </w:r>
+      <w:proofErr w:type="spellStart"/>
+      <w:r>
+        <w:t>validación</w:t>
+      </w:r>
+      <w:proofErr w:type="spellEnd"/>
+      <w:r>
+        <w:t xml:space="preserve"> y </w:t>
+      </w:r>
+      <w:proofErr w:type="spellStart"/>
+      <w:r>
+        <w:t>prueba</w:t>
+      </w:r>
+      <w:proofErr w:type="spellEnd"/>
+      <w:r>
+        <w:t>.</w:t>
       </w:r>
     </w:p>
     <w:p>
@@ -2148,7 +6268,103 @@
         <w:pStyle w:val="Listaconvietas"/>
       </w:pPr>
       <w:r>
-        <w:t>El preprocesamiento de fotografías reales no reproduce necesariamente el fondo y contraste de Fashion-MNIST, por lo que la precisión fuera del dominio puede disminuir.</w:t>
+        <w:t xml:space="preserve">El </w:t>
+      </w:r>
+      <w:proofErr w:type="spellStart"/>
+      <w:r>
+        <w:t>preprocesamiento</w:t>
+      </w:r>
+      <w:proofErr w:type="spellEnd"/>
+      <w:r>
+        <w:t xml:space="preserve"> de </w:t>
+      </w:r>
+      <w:proofErr w:type="spellStart"/>
+      <w:r>
+        <w:t>fotografías</w:t>
+      </w:r>
+      <w:proofErr w:type="spellEnd"/>
+      <w:r>
+        <w:t xml:space="preserve"> </w:t>
+      </w:r>
+      <w:proofErr w:type="spellStart"/>
+      <w:r>
+        <w:t>reales</w:t>
+      </w:r>
+      <w:proofErr w:type="spellEnd"/>
+      <w:r>
+        <w:t xml:space="preserve"> no reproduce </w:t>
+      </w:r>
+      <w:proofErr w:type="spellStart"/>
+      <w:r>
+        <w:t>necesariamente</w:t>
+      </w:r>
+      <w:proofErr w:type="spellEnd"/>
+      <w:r>
+        <w:t xml:space="preserve"> </w:t>
+      </w:r>
+      <w:proofErr w:type="spellStart"/>
+      <w:r>
+        <w:t>el</w:t>
+      </w:r>
+      <w:proofErr w:type="spellEnd"/>
+      <w:r>
+        <w:t xml:space="preserve"> </w:t>
+      </w:r>
+      <w:proofErr w:type="spellStart"/>
+      <w:r>
+        <w:t>fondo</w:t>
+      </w:r>
+      <w:proofErr w:type="spellEnd"/>
+      <w:r>
+        <w:t xml:space="preserve"> y </w:t>
+      </w:r>
+      <w:proofErr w:type="spellStart"/>
+      <w:r>
+        <w:t>contraste</w:t>
+      </w:r>
+      <w:proofErr w:type="spellEnd"/>
+      <w:r>
+        <w:t xml:space="preserve"> de Fashion-MNIST, por lo que la </w:t>
+      </w:r>
+      <w:proofErr w:type="spellStart"/>
+      <w:r>
+        <w:t>precisión</w:t>
+      </w:r>
+      <w:proofErr w:type="spellEnd"/>
+      <w:r>
+        <w:t xml:space="preserve"> </w:t>
+      </w:r>
+      <w:proofErr w:type="spellStart"/>
+      <w:r>
+        <w:t>fuera</w:t>
+      </w:r>
+      <w:proofErr w:type="spellEnd"/>
+      <w:r>
+        <w:t xml:space="preserve"> del </w:t>
+      </w:r>
+      <w:proofErr w:type="spellStart"/>
+      <w:r>
+        <w:t>dominio</w:t>
+      </w:r>
+      <w:proofErr w:type="spellEnd"/>
+      <w:r>
+        <w:t xml:space="preserve"> </w:t>
+      </w:r>
+      <w:proofErr w:type="spellStart"/>
+      <w:r>
+        <w:t>puede</w:t>
+      </w:r>
+      <w:proofErr w:type="spellEnd"/>
+      <w:r>
+        <w:t xml:space="preserve"> </w:t>
+      </w:r>
+      <w:proofErr w:type="spellStart"/>
+      <w:r>
+        <w:t>disminuir</w:t>
+      </w:r>
+      <w:proofErr w:type="spellEnd"/>
+      <w:r>
+        <w:t>.</w:t>
       </w:r>
     </w:p>
     <w:p>
@@ -2156,7 +6372,39 @@
         <w:pStyle w:val="Listaconvietas"/>
       </w:pPr>
       <w:r>
-        <w:t>Solo se conserva el historial de la última corrida.</w:t>
+        <w:t xml:space="preserve">Solo se </w:t>
+      </w:r>
+      <w:proofErr w:type="spellStart"/>
+      <w:r>
+        <w:t>conserva</w:t>
+      </w:r>
+      <w:proofErr w:type="spellEnd"/>
+      <w:r>
+        <w:t xml:space="preserve"> </w:t>
+      </w:r>
+      <w:proofErr w:type="spellStart"/>
+      <w:r>
+        <w:t>el</w:t>
+      </w:r>
+      <w:proofErr w:type="spellEnd"/>
+      <w:r>
+        <w:t xml:space="preserve"> </w:t>
+      </w:r>
+      <w:proofErr w:type="spellStart"/>
+      <w:r>
+        <w:t>historial</w:t>
+      </w:r>
+      <w:proofErr w:type="spellEnd"/>
+      <w:r>
+        <w:t xml:space="preserve"> de la </w:t>
+      </w:r>
+      <w:proofErr w:type="spellStart"/>
+      <w:r>
+        <w:t>última</w:t>
+      </w:r>
+      <w:proofErr w:type="spellEnd"/>
+      <w:r>
+        <w:t xml:space="preserve"> corrida.</w:t>
       </w:r>
     </w:p>
     <w:p>
@@ -2164,54 +6412,285 @@
         <w:pStyle w:val="Ttulo1"/>
       </w:pPr>
       <w:r>
-        <w:t>13. Mejoras f</w:t>
-      </w:r>
-      <w:r>
-        <w:t>uturas</w:t>
-      </w:r>
+        <w:t xml:space="preserve">13. </w:t>
+      </w:r>
+      <w:proofErr w:type="spellStart"/>
+      <w:r>
+        <w:t>Mejoras</w:t>
+      </w:r>
+      <w:proofErr w:type="spellEnd"/>
+      <w:r>
+        <w:t xml:space="preserve"> </w:t>
+      </w:r>
+      <w:proofErr w:type="spellStart"/>
+      <w:r>
+        <w:t>futuras</w:t>
+      </w:r>
+      <w:proofErr w:type="spellEnd"/>
     </w:p>
     <w:p>
       <w:pPr>
         <w:pStyle w:val="Listaconvietas"/>
       </w:pPr>
-      <w:r>
-        <w:t>Ejecutar el entrenamiento como tarea en segundo plano y reportar progreso.</w:t>
+      <w:proofErr w:type="spellStart"/>
+      <w:r>
+        <w:t>Ejecutar</w:t>
+      </w:r>
+      <w:proofErr w:type="spellEnd"/>
+      <w:r>
+        <w:t xml:space="preserve"> </w:t>
+      </w:r>
+      <w:proofErr w:type="spellStart"/>
+      <w:r>
+        <w:t>el</w:t>
+      </w:r>
+      <w:proofErr w:type="spellEnd"/>
+      <w:r>
+        <w:t xml:space="preserve"> </w:t>
+      </w:r>
+      <w:proofErr w:type="spellStart"/>
+      <w:r>
+        <w:t>entrenamiento</w:t>
+      </w:r>
+      <w:proofErr w:type="spellEnd"/>
+      <w:r>
+        <w:t xml:space="preserve"> </w:t>
+      </w:r>
+      <w:proofErr w:type="spellStart"/>
+      <w:r>
+        <w:t>como</w:t>
+      </w:r>
+      <w:proofErr w:type="spellEnd"/>
+      <w:r>
+        <w:t xml:space="preserve"> </w:t>
+      </w:r>
+      <w:proofErr w:type="spellStart"/>
+      <w:r>
+        <w:t>tarea</w:t>
+      </w:r>
+      <w:proofErr w:type="spellEnd"/>
+      <w:r>
+        <w:t xml:space="preserve"> </w:t>
+      </w:r>
+      <w:proofErr w:type="spellStart"/>
+      <w:r>
+        <w:t>en</w:t>
+      </w:r>
+      <w:proofErr w:type="spellEnd"/>
+      <w:r>
+        <w:t xml:space="preserve"> </w:t>
+      </w:r>
+      <w:proofErr w:type="spellStart"/>
+      <w:r>
+        <w:t>segundo</w:t>
+      </w:r>
+      <w:proofErr w:type="spellEnd"/>
+      <w:r>
+        <w:t xml:space="preserve"> </w:t>
+      </w:r>
+      <w:proofErr w:type="spellStart"/>
+      <w:r>
+        <w:t>plano</w:t>
+      </w:r>
+      <w:proofErr w:type="spellEnd"/>
+      <w:r>
+        <w:t xml:space="preserve"> y </w:t>
+      </w:r>
+      <w:proofErr w:type="spellStart"/>
+      <w:r>
+        <w:t>reportar</w:t>
+      </w:r>
+      <w:proofErr w:type="spellEnd"/>
+      <w:r>
+        <w:t xml:space="preserve"> </w:t>
+      </w:r>
+      <w:proofErr w:type="spellStart"/>
+      <w:r>
+        <w:t>progreso</w:t>
+      </w:r>
+      <w:proofErr w:type="spellEnd"/>
+      <w:r>
+        <w:t>.</w:t>
       </w:r>
     </w:p>
     <w:p>
       <w:pPr>
         <w:pStyle w:val="Listaconvietas"/>
       </w:pPr>
-      <w:r>
-        <w:t>Separar conjuntos de entrenamiento, validación y prueba.</w:t>
+      <w:proofErr w:type="spellStart"/>
+      <w:r>
+        <w:t>Separar</w:t>
+      </w:r>
+      <w:proofErr w:type="spellEnd"/>
+      <w:r>
+        <w:t xml:space="preserve"> conjuntos de </w:t>
+      </w:r>
+      <w:proofErr w:type="spellStart"/>
+      <w:r>
+        <w:t>entrenamiento</w:t>
+      </w:r>
+      <w:proofErr w:type="spellEnd"/>
+      <w:r>
+        <w:t xml:space="preserve">, </w:t>
+      </w:r>
+      <w:proofErr w:type="spellStart"/>
+      <w:r>
+        <w:t>validación</w:t>
+      </w:r>
+      <w:proofErr w:type="spellEnd"/>
+      <w:r>
+        <w:t xml:space="preserve"> y </w:t>
+      </w:r>
+      <w:proofErr w:type="spellStart"/>
+      <w:r>
+        <w:t>prueba</w:t>
+      </w:r>
+      <w:proofErr w:type="spellEnd"/>
+      <w:r>
+        <w:t>.</w:t>
       </w:r>
     </w:p>
     <w:p>
       <w:pPr>
         <w:pStyle w:val="Listaconvietas"/>
       </w:pPr>
-      <w:r>
-        <w:t>Aplicar aumento de datos y parada temprana.</w:t>
+      <w:proofErr w:type="spellStart"/>
+      <w:r>
+        <w:t>Aplicar</w:t>
+      </w:r>
+      <w:proofErr w:type="spellEnd"/>
+      <w:r>
+        <w:t xml:space="preserve"> </w:t>
+      </w:r>
+      <w:proofErr w:type="spellStart"/>
+      <w:r>
+        <w:t>aumento</w:t>
+      </w:r>
+      <w:proofErr w:type="spellEnd"/>
+      <w:r>
+        <w:t xml:space="preserve"> de </w:t>
+      </w:r>
+      <w:proofErr w:type="spellStart"/>
+      <w:r>
+        <w:t>datos</w:t>
+      </w:r>
+      <w:proofErr w:type="spellEnd"/>
+      <w:r>
+        <w:t xml:space="preserve"> y </w:t>
+      </w:r>
+      <w:proofErr w:type="spellStart"/>
+      <w:r>
+        <w:t>parada</w:t>
+      </w:r>
+      <w:proofErr w:type="spellEnd"/>
+      <w:r>
+        <w:t xml:space="preserve"> </w:t>
+      </w:r>
+      <w:proofErr w:type="spellStart"/>
+      <w:r>
+        <w:t>temprana</w:t>
+      </w:r>
+      <w:proofErr w:type="spellEnd"/>
+      <w:r>
+        <w:t>.</w:t>
       </w:r>
     </w:p>
     <w:p>
       <w:pPr>
         <w:pStyle w:val="Listaconvietas"/>
       </w:pPr>
-      <w:r>
-        <w:t>Incorporar matriz de confusión, precision, recall y F1 por clase.</w:t>
+      <w:proofErr w:type="spellStart"/>
+      <w:r>
+        <w:t>Incorporar</w:t>
+      </w:r>
+      <w:proofErr w:type="spellEnd"/>
+      <w:r>
+        <w:t xml:space="preserve"> </w:t>
+      </w:r>
+      <w:proofErr w:type="spellStart"/>
+      <w:r>
+        <w:t>matriz</w:t>
+      </w:r>
+      <w:proofErr w:type="spellEnd"/>
+      <w:r>
+        <w:t xml:space="preserve"> de </w:t>
+      </w:r>
+      <w:proofErr w:type="spellStart"/>
+      <w:r>
+        <w:t>confusión</w:t>
+      </w:r>
+      <w:proofErr w:type="spellEnd"/>
+      <w:r>
+        <w:t xml:space="preserve">, precision, recall y F1 por </w:t>
+      </w:r>
+      <w:proofErr w:type="spellStart"/>
+      <w:r>
+        <w:t>clase</w:t>
+      </w:r>
+      <w:proofErr w:type="spellEnd"/>
+      <w:r>
+        <w:t>.</w:t>
       </w:r>
     </w:p>
     <w:p>
       <w:pPr>
         <w:pStyle w:val="Listaconvietas"/>
       </w:pPr>
-      <w:r>
-        <w:lastRenderedPageBreak/>
-        <w:t>Version</w:t>
-      </w:r>
-      <w:r>
-        <w:t>ar modelos y almacenar múltiples ejecuciones en una base de datos.</w:t>
+      <w:proofErr w:type="spellStart"/>
+      <w:r>
+        <w:t>Versionar</w:t>
+      </w:r>
+      <w:proofErr w:type="spellEnd"/>
+      <w:r>
+        <w:t xml:space="preserve"> </w:t>
+      </w:r>
+      <w:proofErr w:type="spellStart"/>
+      <w:r>
+        <w:t>modelos</w:t>
+      </w:r>
+      <w:proofErr w:type="spellEnd"/>
+      <w:r>
+        <w:t xml:space="preserve"> y </w:t>
+      </w:r>
+      <w:proofErr w:type="spellStart"/>
+      <w:r>
+        <w:t>almacenar</w:t>
+      </w:r>
+      <w:proofErr w:type="spellEnd"/>
+      <w:r>
+        <w:t xml:space="preserve"> </w:t>
+      </w:r>
+      <w:proofErr w:type="spellStart"/>
+      <w:r>
+        <w:t>múltiples</w:t>
+      </w:r>
+      <w:proofErr w:type="spellEnd"/>
+      <w:r>
+        <w:t xml:space="preserve"> </w:t>
+      </w:r>
+      <w:proofErr w:type="spellStart"/>
+      <w:r>
+        <w:t>ejecuciones</w:t>
+      </w:r>
+      <w:proofErr w:type="spellEnd"/>
+      <w:r>
+        <w:t xml:space="preserve"> </w:t>
+      </w:r>
+      <w:proofErr w:type="spellStart"/>
+      <w:r>
+        <w:t>en</w:t>
+      </w:r>
+      <w:proofErr w:type="spellEnd"/>
+      <w:r>
+        <w:t xml:space="preserve"> una base de </w:t>
+      </w:r>
+      <w:proofErr w:type="spellStart"/>
+      <w:r>
+        <w:t>datos</w:t>
+      </w:r>
+      <w:proofErr w:type="spellEnd"/>
+      <w:r>
+        <w:t>.</w:t>
       </w:r>
     </w:p>
     <w:p>
@@ -2219,23 +6698,138 @@
         <w:pStyle w:val="Listaconvietas"/>
       </w:pPr>
       <w:r>
-        <w:t>Validar tipo, tamaño y nombre de los archivos cargados.</w:t>
+        <w:t xml:space="preserve">Validar </w:t>
+      </w:r>
+      <w:proofErr w:type="spellStart"/>
+      <w:r>
+        <w:t>tipo</w:t>
+      </w:r>
+      <w:proofErr w:type="spellEnd"/>
+      <w:r>
+        <w:t xml:space="preserve">, </w:t>
+      </w:r>
+      <w:proofErr w:type="spellStart"/>
+      <w:r>
+        <w:t>tamaño</w:t>
+      </w:r>
+      <w:proofErr w:type="spellEnd"/>
+      <w:r>
+        <w:t xml:space="preserve"> y </w:t>
+      </w:r>
+      <w:proofErr w:type="spellStart"/>
+      <w:r>
+        <w:t>nombre</w:t>
+      </w:r>
+      <w:proofErr w:type="spellEnd"/>
+      <w:r>
+        <w:t xml:space="preserve"> de los </w:t>
+      </w:r>
+      <w:proofErr w:type="spellStart"/>
+      <w:r>
+        <w:t>archivos</w:t>
+      </w:r>
+      <w:proofErr w:type="spellEnd"/>
+      <w:r>
+        <w:t xml:space="preserve"> </w:t>
+      </w:r>
+      <w:proofErr w:type="spellStart"/>
+      <w:r>
+        <w:t>cargados</w:t>
+      </w:r>
+      <w:proofErr w:type="spellEnd"/>
+      <w:r>
+        <w:t>.</w:t>
       </w:r>
     </w:p>
     <w:p>
       <w:pPr>
         <w:pStyle w:val="Listaconvietas"/>
       </w:pPr>
-      <w:r>
-        <w:t>Añadir pruebas automatizadas de API y lógica del modelo.</w:t>
+      <w:proofErr w:type="spellStart"/>
+      <w:r>
+        <w:t>Añadir</w:t>
+      </w:r>
+      <w:proofErr w:type="spellEnd"/>
+      <w:r>
+        <w:t xml:space="preserve"> </w:t>
+      </w:r>
+      <w:proofErr w:type="spellStart"/>
+      <w:r>
+        <w:t>pruebas</w:t>
+      </w:r>
+      <w:proofErr w:type="spellEnd"/>
+      <w:r>
+        <w:t xml:space="preserve"> </w:t>
+      </w:r>
+      <w:proofErr w:type="spellStart"/>
+      <w:r>
+        <w:t>automatizadas</w:t>
+      </w:r>
+      <w:proofErr w:type="spellEnd"/>
+      <w:r>
+        <w:t xml:space="preserve"> de API y </w:t>
+      </w:r>
+      <w:proofErr w:type="spellStart"/>
+      <w:r>
+        <w:t>lógica</w:t>
+      </w:r>
+      <w:proofErr w:type="spellEnd"/>
+      <w:r>
+        <w:t xml:space="preserve"> del </w:t>
+      </w:r>
+      <w:proofErr w:type="spellStart"/>
+      <w:r>
+        <w:t>modelo</w:t>
+      </w:r>
+      <w:proofErr w:type="spellEnd"/>
+      <w:r>
+        <w:t>.</w:t>
       </w:r>
     </w:p>
     <w:p>
       <w:pPr>
         <w:pStyle w:val="Listaconvietas"/>
       </w:pPr>
-      <w:r>
-        <w:t>Empaquetar la solución con Docker y configurar despliegue seguro.</w:t>
+      <w:proofErr w:type="spellStart"/>
+      <w:r>
+        <w:lastRenderedPageBreak/>
+        <w:t>Empaquetar</w:t>
+      </w:r>
+      <w:proofErr w:type="spellEnd"/>
+      <w:r>
+        <w:t xml:space="preserve"> la </w:t>
+      </w:r>
+      <w:proofErr w:type="spellStart"/>
+      <w:r>
+        <w:t>solución</w:t>
+      </w:r>
+      <w:proofErr w:type="spellEnd"/>
+      <w:r>
+        <w:t xml:space="preserve"> con Docker y </w:t>
+      </w:r>
+      <w:proofErr w:type="spellStart"/>
+      <w:r>
+        <w:t>configurar</w:t>
+      </w:r>
+      <w:proofErr w:type="spellEnd"/>
+      <w:r>
+        <w:t xml:space="preserve"> </w:t>
+      </w:r>
+      <w:proofErr w:type="spellStart"/>
+      <w:r>
+        <w:t>despliegue</w:t>
+      </w:r>
+      <w:proofErr w:type="spellEnd"/>
+      <w:r>
+        <w:t xml:space="preserve"> </w:t>
+      </w:r>
+      <w:proofErr w:type="spellStart"/>
+      <w:r>
+        <w:t>seguro</w:t>
+      </w:r>
+      <w:proofErr w:type="spellEnd"/>
+      <w:r>
+        <w:t>.</w:t>
       </w:r>
     </w:p>
     <w:p>
@@ -2243,21 +6837,228 @@
         <w:pStyle w:val="Ttulo1"/>
       </w:pPr>
       <w:r>
-        <w:t>14. Conclu</w:t>
-      </w:r>
-      <w:r>
-        <w:t>siones</w:t>
-      </w:r>
+        <w:t xml:space="preserve">14. </w:t>
+      </w:r>
+      <w:proofErr w:type="spellStart"/>
+      <w:r>
+        <w:t>Conclusiones</w:t>
+      </w:r>
+      <w:proofErr w:type="spellEnd"/>
     </w:p>
     <w:p>
       <w:pPr>
         <w:jc w:val="both"/>
       </w:pPr>
       <w:r>
-        <w:t>El proyecto logró integrar los componentes esenciales de un sistema de inteligencia artificial: adquisición y preparación de datos, construcción de un modelo, entrenamiento, evaluación, persistencia, API e interfaz de usuario. La arquitectura modula</w:t>
-      </w:r>
-      <w:r>
-        <w:t>r facilita entender la responsabilidad de cada archivo y permite ampliar la solución.</w:t>
+        <w:t xml:space="preserve">El </w:t>
+      </w:r>
+      <w:proofErr w:type="spellStart"/>
+      <w:r>
+        <w:t>proyecto</w:t>
+      </w:r>
+      <w:proofErr w:type="spellEnd"/>
+      <w:r>
+        <w:t xml:space="preserve"> </w:t>
+      </w:r>
+      <w:proofErr w:type="spellStart"/>
+      <w:r>
+        <w:t>logró</w:t>
+      </w:r>
+      <w:proofErr w:type="spellEnd"/>
+      <w:r>
+        <w:t xml:space="preserve"> </w:t>
+      </w:r>
+      <w:proofErr w:type="spellStart"/>
+      <w:r>
+        <w:t>integrar</w:t>
+      </w:r>
+      <w:proofErr w:type="spellEnd"/>
+      <w:r>
+        <w:t xml:space="preserve"> los </w:t>
+      </w:r>
+      <w:proofErr w:type="spellStart"/>
+      <w:r>
+        <w:t>componentes</w:t>
+      </w:r>
+      <w:proofErr w:type="spellEnd"/>
+      <w:r>
+        <w:t xml:space="preserve"> </w:t>
+      </w:r>
+      <w:proofErr w:type="spellStart"/>
+      <w:r>
+        <w:t>esenciales</w:t>
+      </w:r>
+      <w:proofErr w:type="spellEnd"/>
+      <w:r>
+        <w:t xml:space="preserve"> de un </w:t>
+      </w:r>
+      <w:proofErr w:type="spellStart"/>
+      <w:r>
+        <w:t>sistema</w:t>
+      </w:r>
+      <w:proofErr w:type="spellEnd"/>
+      <w:r>
+        <w:t xml:space="preserve"> de </w:t>
+      </w:r>
+      <w:proofErr w:type="spellStart"/>
+      <w:r>
+        <w:t>inteligencia</w:t>
+      </w:r>
+      <w:proofErr w:type="spellEnd"/>
+      <w:r>
+        <w:t xml:space="preserve"> artificial: </w:t>
+      </w:r>
+      <w:proofErr w:type="spellStart"/>
+      <w:r>
+        <w:t>adquisición</w:t>
+      </w:r>
+      <w:proofErr w:type="spellEnd"/>
+      <w:r>
+        <w:t xml:space="preserve"> y </w:t>
+      </w:r>
+      <w:proofErr w:type="spellStart"/>
+      <w:r>
+        <w:t>preparación</w:t>
+      </w:r>
+      <w:proofErr w:type="spellEnd"/>
+      <w:r>
+        <w:t xml:space="preserve"> de </w:t>
+      </w:r>
+      <w:proofErr w:type="spellStart"/>
+      <w:r>
+        <w:t>datos</w:t>
+      </w:r>
+      <w:proofErr w:type="spellEnd"/>
+      <w:r>
+        <w:t xml:space="preserve">, </w:t>
+      </w:r>
+      <w:proofErr w:type="spellStart"/>
+      <w:r>
+        <w:t>construcción</w:t>
+      </w:r>
+      <w:proofErr w:type="spellEnd"/>
+      <w:r>
+        <w:t xml:space="preserve"> de un </w:t>
+      </w:r>
+      <w:proofErr w:type="spellStart"/>
+      <w:r>
+        <w:t>modelo</w:t>
+      </w:r>
+      <w:proofErr w:type="spellEnd"/>
+      <w:r>
+        <w:t xml:space="preserve">, </w:t>
+      </w:r>
+      <w:proofErr w:type="spellStart"/>
+      <w:r>
+        <w:t>entrenamiento</w:t>
+      </w:r>
+      <w:proofErr w:type="spellEnd"/>
+      <w:r>
+        <w:t xml:space="preserve">, </w:t>
+      </w:r>
+      <w:proofErr w:type="spellStart"/>
+      <w:r>
+        <w:t>evaluación</w:t>
+      </w:r>
+      <w:proofErr w:type="spellEnd"/>
+      <w:r>
+        <w:t xml:space="preserve">, </w:t>
+      </w:r>
+      <w:proofErr w:type="spellStart"/>
+      <w:r>
+        <w:t>persistencia</w:t>
+      </w:r>
+      <w:proofErr w:type="spellEnd"/>
+      <w:r>
+        <w:t xml:space="preserve">, API e </w:t>
+      </w:r>
+      <w:proofErr w:type="spellStart"/>
+      <w:r>
+        <w:t>interfaz</w:t>
+      </w:r>
+      <w:proofErr w:type="spellEnd"/>
+      <w:r>
+        <w:t xml:space="preserve"> de </w:t>
+      </w:r>
+      <w:proofErr w:type="spellStart"/>
+      <w:r>
+        <w:t>usuario</w:t>
+      </w:r>
+      <w:proofErr w:type="spellEnd"/>
+      <w:r>
+        <w:t xml:space="preserve">. La </w:t>
+      </w:r>
+      <w:proofErr w:type="spellStart"/>
+      <w:r>
+        <w:t>arquitectura</w:t>
+      </w:r>
+      <w:proofErr w:type="spellEnd"/>
+      <w:r>
+        <w:t xml:space="preserve"> modular </w:t>
+      </w:r>
+      <w:proofErr w:type="spellStart"/>
+      <w:r>
+        <w:t>facilita</w:t>
+      </w:r>
+      <w:proofErr w:type="spellEnd"/>
+      <w:r>
+        <w:t xml:space="preserve"> </w:t>
+      </w:r>
+      <w:proofErr w:type="spellStart"/>
+      <w:r>
+        <w:t>entender</w:t>
+      </w:r>
+      <w:proofErr w:type="spellEnd"/>
+      <w:r>
+        <w:t xml:space="preserve"> la </w:t>
+      </w:r>
+      <w:proofErr w:type="spellStart"/>
+      <w:r>
+        <w:t>responsabilidad</w:t>
+      </w:r>
+      <w:proofErr w:type="spellEnd"/>
+      <w:r>
+        <w:t xml:space="preserve"> de </w:t>
+      </w:r>
+      <w:proofErr w:type="spellStart"/>
+      <w:r>
+        <w:t>cada</w:t>
+      </w:r>
+      <w:proofErr w:type="spellEnd"/>
+      <w:r>
+        <w:t xml:space="preserve"> </w:t>
+      </w:r>
+      <w:proofErr w:type="spellStart"/>
+      <w:r>
+        <w:t>archivo</w:t>
+      </w:r>
+      <w:proofErr w:type="spellEnd"/>
+      <w:r>
+        <w:t xml:space="preserve"> y </w:t>
+      </w:r>
+      <w:proofErr w:type="spellStart"/>
+      <w:r>
+        <w:t>permite</w:t>
+      </w:r>
+      <w:proofErr w:type="spellEnd"/>
+      <w:r>
+        <w:t xml:space="preserve"> </w:t>
+      </w:r>
+      <w:proofErr w:type="spellStart"/>
+      <w:r>
+        <w:t>ampliar</w:t>
+      </w:r>
+      <w:proofErr w:type="spellEnd"/>
+      <w:r>
+        <w:t xml:space="preserve"> la </w:t>
+      </w:r>
+      <w:proofErr w:type="spellStart"/>
+      <w:r>
+        <w:t>solución</w:t>
+      </w:r>
+      <w:proofErr w:type="spellEnd"/>
+      <w:r>
+        <w:t>.</w:t>
       </w:r>
     </w:p>
     <w:p>
@@ -2265,10 +7066,231 @@
         <w:jc w:val="both"/>
       </w:pPr>
       <w:r>
-        <w:t>Los resultados registrados son adecuados para una práctica con Fashion-MNIST y evidencian que la CNN puede generalizar a imágenes del mismo dominio. A la vez, las limitac</w:t>
-      </w:r>
-      <w:r>
-        <w:t>iones identificadas muestran que convertir un prototipo académico en un servicio productivo requiere reforzar seguridad, evaluación, pruebas, trazabilidad y procesamiento asíncrono.</w:t>
+        <w:t xml:space="preserve">Los </w:t>
+      </w:r>
+      <w:proofErr w:type="spellStart"/>
+      <w:r>
+        <w:t>resultados</w:t>
+      </w:r>
+      <w:proofErr w:type="spellEnd"/>
+      <w:r>
+        <w:t xml:space="preserve"> </w:t>
+      </w:r>
+      <w:proofErr w:type="spellStart"/>
+      <w:r>
+        <w:t>registrados</w:t>
+      </w:r>
+      <w:proofErr w:type="spellEnd"/>
+      <w:r>
+        <w:t xml:space="preserve"> son </w:t>
+      </w:r>
+      <w:proofErr w:type="spellStart"/>
+      <w:r>
+        <w:t>adecuados</w:t>
+      </w:r>
+      <w:proofErr w:type="spellEnd"/>
+      <w:r>
+        <w:t xml:space="preserve"> para una </w:t>
+      </w:r>
+      <w:proofErr w:type="spellStart"/>
+      <w:r>
+        <w:t>práctica</w:t>
+      </w:r>
+      <w:proofErr w:type="spellEnd"/>
+      <w:r>
+        <w:t xml:space="preserve"> con Fashion-MNIST y </w:t>
+      </w:r>
+      <w:proofErr w:type="spellStart"/>
+      <w:r>
+        <w:t>evidencian</w:t>
+      </w:r>
+      <w:proofErr w:type="spellEnd"/>
+      <w:r>
+        <w:t xml:space="preserve"> que la CNN </w:t>
+      </w:r>
+      <w:proofErr w:type="spellStart"/>
+      <w:r>
+        <w:t>puede</w:t>
+      </w:r>
+      <w:proofErr w:type="spellEnd"/>
+      <w:r>
+        <w:t xml:space="preserve"> </w:t>
+      </w:r>
+      <w:proofErr w:type="spellStart"/>
+      <w:r>
+        <w:t>generalizar</w:t>
+      </w:r>
+      <w:proofErr w:type="spellEnd"/>
+      <w:r>
+        <w:t xml:space="preserve"> a </w:t>
+      </w:r>
+      <w:proofErr w:type="spellStart"/>
+      <w:r>
+        <w:t>imágenes</w:t>
+      </w:r>
+      <w:proofErr w:type="spellEnd"/>
+      <w:r>
+        <w:t xml:space="preserve"> del </w:t>
+      </w:r>
+      <w:proofErr w:type="spellStart"/>
+      <w:r>
+        <w:t>mismo</w:t>
+      </w:r>
+      <w:proofErr w:type="spellEnd"/>
+      <w:r>
+        <w:t xml:space="preserve"> </w:t>
+      </w:r>
+      <w:proofErr w:type="spellStart"/>
+      <w:r>
+        <w:t>dominio</w:t>
+      </w:r>
+      <w:proofErr w:type="spellEnd"/>
+      <w:r>
+        <w:t xml:space="preserve">. A la </w:t>
+      </w:r>
+      <w:proofErr w:type="spellStart"/>
+      <w:r>
+        <w:t>vez</w:t>
+      </w:r>
+      <w:proofErr w:type="spellEnd"/>
+      <w:r>
+        <w:t xml:space="preserve">, las </w:t>
+      </w:r>
+      <w:proofErr w:type="spellStart"/>
+      <w:r>
+        <w:t>limitaciones</w:t>
+      </w:r>
+      <w:proofErr w:type="spellEnd"/>
+      <w:r>
+        <w:t xml:space="preserve"> </w:t>
+      </w:r>
+      <w:proofErr w:type="spellStart"/>
+      <w:r>
+        <w:t>identificadas</w:t>
+      </w:r>
+      <w:proofErr w:type="spellEnd"/>
+      <w:r>
+        <w:t xml:space="preserve"> </w:t>
+      </w:r>
+      <w:proofErr w:type="spellStart"/>
+      <w:r>
+        <w:t>muestran</w:t>
+      </w:r>
+      <w:proofErr w:type="spellEnd"/>
+      <w:r>
+        <w:t xml:space="preserve"> que </w:t>
+      </w:r>
+      <w:proofErr w:type="spellStart"/>
+      <w:r>
+        <w:t>convertir</w:t>
+      </w:r>
+      <w:proofErr w:type="spellEnd"/>
+      <w:r>
+        <w:t xml:space="preserve"> un </w:t>
+      </w:r>
+      <w:proofErr w:type="spellStart"/>
+      <w:r>
+        <w:t>prototipo</w:t>
+      </w:r>
+      <w:proofErr w:type="spellEnd"/>
+      <w:r>
+        <w:t xml:space="preserve"> </w:t>
+      </w:r>
+      <w:proofErr w:type="spellStart"/>
+      <w:r>
+        <w:t>académico</w:t>
+      </w:r>
+      <w:proofErr w:type="spellEnd"/>
+      <w:r>
+        <w:t xml:space="preserve"> </w:t>
+      </w:r>
+      <w:proofErr w:type="spellStart"/>
+      <w:r>
+        <w:t>en</w:t>
+      </w:r>
+      <w:proofErr w:type="spellEnd"/>
+      <w:r>
+        <w:t xml:space="preserve"> un </w:t>
+      </w:r>
+      <w:proofErr w:type="spellStart"/>
+      <w:r>
+        <w:t>servicio</w:t>
+      </w:r>
+      <w:proofErr w:type="spellEnd"/>
+      <w:r>
+        <w:t xml:space="preserve"> </w:t>
+      </w:r>
+      <w:proofErr w:type="spellStart"/>
+      <w:r>
+        <w:t>productivo</w:t>
+      </w:r>
+      <w:proofErr w:type="spellEnd"/>
+      <w:r>
+        <w:t xml:space="preserve"> </w:t>
+      </w:r>
+      <w:proofErr w:type="spellStart"/>
+      <w:r>
+        <w:t>requiere</w:t>
+      </w:r>
+      <w:proofErr w:type="spellEnd"/>
+      <w:r>
+        <w:t xml:space="preserve"> </w:t>
+      </w:r>
+      <w:proofErr w:type="spellStart"/>
+      <w:r>
+        <w:t>reforzar</w:t>
+      </w:r>
+      <w:proofErr w:type="spellEnd"/>
+      <w:r>
+        <w:t xml:space="preserve"> </w:t>
+      </w:r>
+      <w:proofErr w:type="spellStart"/>
+      <w:r>
+        <w:t>seguridad</w:t>
+      </w:r>
+      <w:proofErr w:type="spellEnd"/>
+      <w:r>
+        <w:t xml:space="preserve">, </w:t>
+      </w:r>
+      <w:proofErr w:type="spellStart"/>
+      <w:r>
+        <w:t>evaluación</w:t>
+      </w:r>
+      <w:proofErr w:type="spellEnd"/>
+      <w:r>
+        <w:t xml:space="preserve">, </w:t>
+      </w:r>
+      <w:proofErr w:type="spellStart"/>
+      <w:r>
+        <w:t>pruebas</w:t>
+      </w:r>
+      <w:proofErr w:type="spellEnd"/>
+      <w:r>
+        <w:t xml:space="preserve">, </w:t>
+      </w:r>
+      <w:proofErr w:type="spellStart"/>
+      <w:r>
+        <w:t>trazabilidad</w:t>
+      </w:r>
+      <w:proofErr w:type="spellEnd"/>
+      <w:r>
+        <w:t xml:space="preserve"> y </w:t>
+      </w:r>
+      <w:proofErr w:type="spellStart"/>
+      <w:r>
+        <w:t>procesamiento</w:t>
+      </w:r>
+      <w:proofErr w:type="spellEnd"/>
+      <w:r>
+        <w:t xml:space="preserve"> </w:t>
+      </w:r>
+      <w:proofErr w:type="spellStart"/>
+      <w:r>
+        <w:t>asíncrono</w:t>
+      </w:r>
+      <w:proofErr w:type="spellEnd"/>
+      <w:r>
+        <w:t>.</w:t>
       </w:r>
     </w:p>
     <w:p>
@@ -2276,18 +7298,68 @@
         <w:pStyle w:val="Ttulo1"/>
       </w:pPr>
       <w:r>
-        <w:t>15. Evidencias</w:t>
-      </w:r>
+        <w:t xml:space="preserve">15. </w:t>
+      </w:r>
+      <w:proofErr w:type="spellStart"/>
+      <w:r>
+        <w:t>Evidencias</w:t>
+      </w:r>
+      <w:proofErr w:type="spellEnd"/>
     </w:p>
     <w:p>
       <w:pPr>
         <w:jc w:val="both"/>
       </w:pPr>
       <w:r>
-        <w:t>La captura principal del sistema se incorpora en la documen</w:t>
-      </w:r>
-      <w:r>
-        <w:t>tación funcional:</w:t>
+        <w:t xml:space="preserve">La </w:t>
+      </w:r>
+      <w:proofErr w:type="spellStart"/>
+      <w:r>
+        <w:t>captura</w:t>
+      </w:r>
+      <w:proofErr w:type="spellEnd"/>
+      <w:r>
+        <w:t xml:space="preserve"> principal del </w:t>
+      </w:r>
+      <w:proofErr w:type="spellStart"/>
+      <w:r>
+        <w:t>sistema</w:t>
+      </w:r>
+      <w:proofErr w:type="spellEnd"/>
+      <w:r>
+        <w:t xml:space="preserve"> se </w:t>
+      </w:r>
+      <w:proofErr w:type="spellStart"/>
+      <w:r>
+        <w:t>incorpora</w:t>
+      </w:r>
+      <w:proofErr w:type="spellEnd"/>
+      <w:r>
+        <w:t xml:space="preserve"> </w:t>
+      </w:r>
+      <w:proofErr w:type="spellStart"/>
+      <w:r>
+        <w:t>en</w:t>
+      </w:r>
+      <w:proofErr w:type="spellEnd"/>
+      <w:r>
+        <w:t xml:space="preserve"> la </w:t>
+      </w:r>
+      <w:proofErr w:type="spellStart"/>
+      <w:r>
+        <w:t>documentación</w:t>
+      </w:r>
+      <w:proofErr w:type="spellEnd"/>
+      <w:r>
+        <w:t xml:space="preserve"> </w:t>
+      </w:r>
+      <w:proofErr w:type="spellStart"/>
+      <w:r>
+        <w:t>funcional</w:t>
+      </w:r>
+      <w:proofErr w:type="spellEnd"/>
+      <w:r>
+        <w:t>:</w:t>
       </w:r>
     </w:p>
     <w:p>
@@ -2339,28 +7411,95 @@
       <w:pPr>
         <w:jc w:val="center"/>
       </w:pPr>
+      <w:proofErr w:type="spellStart"/>
       <w:r>
         <w:rPr>
           <w:i/>
           <w:sz w:val="18"/>
         </w:rPr>
-        <w:t>Interfaz principal del sistema</w:t>
-      </w:r>
+        <w:t>Interfaz</w:t>
+      </w:r>
+      <w:proofErr w:type="spellEnd"/>
+      <w:r>
+        <w:rPr>
+          <w:i/>
+          <w:sz w:val="18"/>
+        </w:rPr>
+        <w:t xml:space="preserve"> principal del </w:t>
+      </w:r>
+      <w:proofErr w:type="spellStart"/>
+      <w:r>
+        <w:rPr>
+          <w:i/>
+          <w:sz w:val="18"/>
+        </w:rPr>
+        <w:t>sistema</w:t>
+      </w:r>
+      <w:proofErr w:type="spellEnd"/>
     </w:p>
     <w:p>
       <w:pPr>
         <w:jc w:val="both"/>
       </w:pPr>
       <w:r>
-        <w:t xml:space="preserve">El procedimiento para actualizar las evidencias se encuentra en </w:t>
+        <w:t xml:space="preserve">El </w:t>
+      </w:r>
+      <w:proofErr w:type="spellStart"/>
+      <w:r>
+        <w:t>procedimiento</w:t>
+      </w:r>
+      <w:proofErr w:type="spellEnd"/>
+      <w:r>
+        <w:t xml:space="preserve"> para </w:t>
+      </w:r>
+      <w:proofErr w:type="spellStart"/>
+      <w:r>
+        <w:t>actualizar</w:t>
+      </w:r>
+      <w:proofErr w:type="spellEnd"/>
+      <w:r>
+        <w:t xml:space="preserve"> las </w:t>
+      </w:r>
+      <w:proofErr w:type="spellStart"/>
+      <w:r>
+        <w:t>evidencias</w:t>
+      </w:r>
+      <w:proofErr w:type="spellEnd"/>
+      <w:r>
+        <w:t xml:space="preserve"> se </w:t>
+      </w:r>
+      <w:proofErr w:type="spellStart"/>
+      <w:r>
+        <w:t>encuentra</w:t>
+      </w:r>
+      <w:proofErr w:type="spellEnd"/>
+      <w:r>
+        <w:t xml:space="preserve"> </w:t>
+      </w:r>
+      <w:proofErr w:type="spellStart"/>
+      <w:r>
+        <w:t>en</w:t>
+      </w:r>
+      <w:proofErr w:type="spellEnd"/>
+      <w:r>
+        <w:t xml:space="preserve"> </w:t>
       </w:r>
       <w:hyperlink r:id="rId12">
+        <w:proofErr w:type="spellStart"/>
         <w:r>
           <w:rPr>
             <w:color w:val="0563C1"/>
             <w:u w:val="single"/>
           </w:rPr>
-          <w:t>capturas/README.md</w:t>
+          <w:t>capturas</w:t>
+        </w:r>
+        <w:proofErr w:type="spellEnd"/>
+        <w:r>
+          <w:rPr>
+            <w:color w:val="0563C1"/>
+            <w:u w:val="single"/>
+          </w:rPr>
+          <w:t>/README.md</w:t>
         </w:r>
       </w:hyperlink>
       <w:r>
@@ -2372,23 +7511,54 @@
         <w:pStyle w:val="Ttulo1"/>
       </w:pPr>
       <w:r>
-        <w:t>16. Referencias</w:t>
-      </w:r>
+        <w:t xml:space="preserve">16. </w:t>
+      </w:r>
+      <w:proofErr w:type="spellStart"/>
+      <w:r>
+        <w:t>Referencias</w:t>
+      </w:r>
+      <w:proofErr w:type="spellEnd"/>
     </w:p>
     <w:p>
       <w:pPr>
         <w:pStyle w:val="Listaconvietas"/>
       </w:pPr>
-      <w:r>
-        <w:t>Documentación de TensorFlow y Keras.</w:t>
+      <w:proofErr w:type="spellStart"/>
+      <w:r>
+        <w:t>Documentación</w:t>
+      </w:r>
+      <w:proofErr w:type="spellEnd"/>
+      <w:r>
+        <w:t xml:space="preserve"> de TensorFlow y </w:t>
+      </w:r>
+      <w:proofErr w:type="spellStart"/>
+      <w:r>
+        <w:t>Keras</w:t>
+      </w:r>
+      <w:proofErr w:type="spellEnd"/>
+      <w:r>
+        <w:t>.</w:t>
       </w:r>
     </w:p>
     <w:p>
       <w:pPr>
         <w:pStyle w:val="Listaconvietas"/>
       </w:pPr>
-      <w:r>
-        <w:t>Documentación de FastAPI.</w:t>
+      <w:proofErr w:type="spellStart"/>
+      <w:r>
+        <w:t>Documentación</w:t>
+      </w:r>
+      <w:proofErr w:type="spellEnd"/>
+      <w:r>
+        <w:t xml:space="preserve"> de </w:t>
+      </w:r>
+      <w:proofErr w:type="spellStart"/>
+      <w:r>
+        <w:t>FastAPI</w:t>
+      </w:r>
+      <w:proofErr w:type="spellEnd"/>
+      <w:r>
+        <w:t>.</w:t>
       </w:r>
     </w:p>
     <w:p>
@@ -2396,19 +7566,36 @@
         <w:pStyle w:val="Listaconvietas"/>
       </w:pPr>
       <w:r>
-        <w:lastRenderedPageBreak/>
-        <w:t>Fash</w:t>
-      </w:r>
-      <w:r>
-        <w:t>ion-MNIST, creado por Zalando Research.</w:t>
+        <w:t xml:space="preserve">Fashion-MNIST, </w:t>
+      </w:r>
+      <w:proofErr w:type="spellStart"/>
+      <w:r>
+        <w:t>creado</w:t>
+      </w:r>
+      <w:proofErr w:type="spellEnd"/>
+      <w:r>
+        <w:t xml:space="preserve"> por Zalando Research.</w:t>
       </w:r>
     </w:p>
     <w:p>
       <w:pPr>
         <w:pStyle w:val="Listaconvietas"/>
       </w:pPr>
-      <w:r>
-        <w:t>Documentación de Pydantic, Pillow y Chart.js.</w:t>
+      <w:proofErr w:type="spellStart"/>
+      <w:r>
+        <w:t>Documentación</w:t>
+      </w:r>
+      <w:proofErr w:type="spellEnd"/>
+      <w:r>
+        <w:t xml:space="preserve"> de </w:t>
+      </w:r>
+      <w:proofErr w:type="spellStart"/>
+      <w:r>
+        <w:t>Pydantic</w:t>
+      </w:r>
+      <w:proofErr w:type="spellEnd"/>
+      <w:r>
+        <w:t>, Pillow y Chart.js.</w:t>
       </w:r>
     </w:p>
     <w:p>
@@ -2421,7 +7608,168 @@
           <w:i/>
           <w:color w:val="404040"/>
         </w:rPr>
-        <w:t>Antes de entregar, complete los datos de portada y adapte el formato de referencias al estilo solicitado por la institución.</w:t>
+        <w:lastRenderedPageBreak/>
+        <w:t xml:space="preserve">Antes de </w:t>
+      </w:r>
+      <w:proofErr w:type="spellStart"/>
+      <w:r>
+        <w:rPr>
+          <w:i/>
+          <w:color w:val="404040"/>
+        </w:rPr>
+        <w:t>entregar</w:t>
+      </w:r>
+      <w:proofErr w:type="spellEnd"/>
+      <w:r>
+        <w:rPr>
+          <w:i/>
+          <w:color w:val="404040"/>
+        </w:rPr>
+        <w:t xml:space="preserve">, complete los </w:t>
+      </w:r>
+      <w:proofErr w:type="spellStart"/>
+      <w:r>
+        <w:rPr>
+          <w:i/>
+          <w:color w:val="404040"/>
+        </w:rPr>
+        <w:t>datos</w:t>
+      </w:r>
+      <w:proofErr w:type="spellEnd"/>
+      <w:r>
+        <w:rPr>
+          <w:i/>
+          <w:color w:val="404040"/>
+        </w:rPr>
+        <w:t xml:space="preserve"> de </w:t>
+      </w:r>
+      <w:proofErr w:type="spellStart"/>
+      <w:r>
+        <w:rPr>
+          <w:i/>
+          <w:color w:val="404040"/>
+        </w:rPr>
+        <w:t>portada</w:t>
+      </w:r>
+      <w:proofErr w:type="spellEnd"/>
+      <w:r>
+        <w:rPr>
+          <w:i/>
+          <w:color w:val="404040"/>
+        </w:rPr>
+        <w:t xml:space="preserve"> y </w:t>
+      </w:r>
+      <w:proofErr w:type="spellStart"/>
+      <w:r>
+        <w:rPr>
+          <w:i/>
+          <w:color w:val="404040"/>
+        </w:rPr>
+        <w:t>adapte</w:t>
+      </w:r>
+      <w:proofErr w:type="spellEnd"/>
+      <w:r>
+        <w:rPr>
+          <w:i/>
+          <w:color w:val="404040"/>
+        </w:rPr>
+        <w:t xml:space="preserve"> </w:t>
+      </w:r>
+      <w:proofErr w:type="spellStart"/>
+      <w:r>
+        <w:rPr>
+          <w:i/>
+          <w:color w:val="404040"/>
+        </w:rPr>
+        <w:t>el</w:t>
+      </w:r>
+      <w:proofErr w:type="spellEnd"/>
+      <w:r>
+        <w:rPr>
+          <w:i/>
+          <w:color w:val="404040"/>
+        </w:rPr>
+        <w:t xml:space="preserve"> </w:t>
+      </w:r>
+      <w:proofErr w:type="spellStart"/>
+      <w:r>
+        <w:rPr>
+          <w:i/>
+          <w:color w:val="404040"/>
+        </w:rPr>
+        <w:t>formato</w:t>
+      </w:r>
+      <w:proofErr w:type="spellEnd"/>
+      <w:r>
+        <w:rPr>
+          <w:i/>
+          <w:color w:val="404040"/>
+        </w:rPr>
+        <w:t xml:space="preserve"> de </w:t>
+      </w:r>
+      <w:proofErr w:type="spellStart"/>
+      <w:r>
+        <w:rPr>
+          <w:i/>
+          <w:color w:val="404040"/>
+        </w:rPr>
+        <w:t>referencias</w:t>
+      </w:r>
+      <w:proofErr w:type="spellEnd"/>
+      <w:r>
+        <w:rPr>
+          <w:i/>
+          <w:color w:val="404040"/>
+        </w:rPr>
+        <w:t xml:space="preserve"> al </w:t>
+      </w:r>
+      <w:proofErr w:type="spellStart"/>
+      <w:r>
+        <w:rPr>
+          <w:i/>
+          <w:color w:val="404040"/>
+        </w:rPr>
+        <w:t>estilo</w:t>
+      </w:r>
+      <w:proofErr w:type="spellEnd"/>
+      <w:r>
+        <w:rPr>
+          <w:i/>
+          <w:color w:val="404040"/>
+        </w:rPr>
+        <w:t xml:space="preserve"> </w:t>
+      </w:r>
+      <w:proofErr w:type="spellStart"/>
+      <w:r>
+        <w:rPr>
+          <w:i/>
+          <w:color w:val="404040"/>
+        </w:rPr>
+        <w:t>solicitado</w:t>
+      </w:r>
+      <w:proofErr w:type="spellEnd"/>
+      <w:r>
+        <w:rPr>
+          <w:i/>
+          <w:color w:val="404040"/>
+        </w:rPr>
+        <w:t xml:space="preserve"> por la </w:t>
+      </w:r>
+      <w:proofErr w:type="spellStart"/>
+      <w:r>
+        <w:rPr>
+          <w:i/>
+          <w:color w:val="404040"/>
+        </w:rPr>
+        <w:t>institución</w:t>
+      </w:r>
+      <w:proofErr w:type="spellEnd"/>
+      <w:r>
+        <w:rPr>
+          <w:i/>
+          <w:color w:val="404040"/>
+        </w:rPr>
+        <w:t>.</w:t>
       </w:r>
     </w:p>
     <w:sectPr>
@@ -2468,11 +7816,19 @@
       <w:pStyle w:val="Piedepgina"/>
       <w:jc w:val="center"/>
     </w:pPr>
+    <w:proofErr w:type="spellStart"/>
     <w:r>
       <w:rPr>
         <w:sz w:val="18"/>
       </w:rPr>
-      <w:t xml:space="preserve">Página </w:t>
+      <w:t>Página</w:t>
+    </w:r>
+    <w:proofErr w:type="spellEnd"/>
+    <w:r>
+      <w:rPr>
+        <w:sz w:val="18"/>
+      </w:rPr>
+      <w:t xml:space="preserve"> </w:t>
     </w:r>
     <w:r>
       <w:rPr>
@@ -2548,12 +7904,37 @@
       </w:rPr>
       <w:t xml:space="preserve">EPN · ESFOT · </w:t>
     </w:r>
+    <w:proofErr w:type="spellStart"/>
     <w:r>
       <w:rPr>
         <w:color w:val="7F7F7F"/>
         <w:sz w:val="16"/>
       </w:rPr>
-      <w:t>Fundamentos de Inteligencia Artificial</w:t>
+      <w:t>Fundamentos</w:t>
+    </w:r>
+    <w:proofErr w:type="spellEnd"/>
+    <w:r>
+      <w:rPr>
+        <w:color w:val="7F7F7F"/>
+        <w:sz w:val="16"/>
+      </w:rPr>
+      <w:t xml:space="preserve"> de </w:t>
+    </w:r>
+    <w:proofErr w:type="spellStart"/>
+    <w:r>
+      <w:rPr>
+        <w:color w:val="7F7F7F"/>
+        <w:sz w:val="16"/>
+      </w:rPr>
+      <w:t>Inteligencia</w:t>
+    </w:r>
+    <w:proofErr w:type="spellEnd"/>
+    <w:r>
+      <w:rPr>
+        <w:color w:val="7F7F7F"/>
+        <w:sz w:val="16"/>
+      </w:rPr>
+      <w:t xml:space="preserve"> Artificial</w:t>
     </w:r>
   </w:p>
 </w:hdr>
@@ -3047,11 +8428,6 @@
     <w:lsdException w:name="Book Title" w:uiPriority="33" w:qFormat="1"/>
     <w:lsdException w:name="Bibliography" w:semiHidden="1" w:uiPriority="37" w:unhideWhenUsed="1"/>
     <w:lsdException w:name="TOC Heading" w:semiHidden="1" w:uiPriority="39" w:unhideWhenUsed="1" w:qFormat="1"/>
-    <w:lsdException w:name="Plain Table 5" w:semiHidden="1" w:unhideWhenUsed="1"/>
-    <w:lsdException w:name="Grid Table Light" w:semiHidden="1" w:unhideWhenUsed="1"/>
-    <w:lsdException w:name="Grid Table 1 Light" w:semiHidden="1" w:unhideWhenUsed="1"/>
-    <w:lsdException w:name="Grid Table 2" w:semiHidden="1" w:unhideWhenUsed="1"/>
-    <w:lsdException w:name="Grid Table 3" w:semiHidden="1" w:unhideWhenUsed="1"/>
     <w:lsdException w:name="Grid Table 4" w:uiPriority="49"/>
     <w:lsdException w:name="Grid Table 5 Dark" w:uiPriority="50"/>
     <w:lsdException w:name="Grid Table 6 Colorful" w:uiPriority="51"/>

--- a/docs/word/INFORME_FINAL.docx
+++ b/docs/word/INFORME_FINAL.docx
@@ -654,6 +654,12 @@
     <w:sdt>
       <w:sdtPr>
         <w:rPr>
+          <w:rFonts w:ascii="Arial" w:eastAsiaTheme="minorEastAsia" w:hAnsi="Arial" w:cstheme="minorBidi"/>
+          <w:b w:val="0"/>
+          <w:bCs w:val="0"/>
+          <w:color w:val="auto"/>
+          <w:sz w:val="22"/>
+          <w:szCs w:val="22"/>
           <w:lang w:val="es-ES"/>
         </w:rPr>
         <w:id w:val="1012105866"/>
@@ -662,14 +668,7 @@
           <w:docPartUnique/>
         </w:docPartObj>
       </w:sdtPr>
-      <w:sdtEndPr>
-        <w:rPr>
-          <w:rFonts w:ascii="Arial" w:eastAsiaTheme="minorEastAsia" w:hAnsi="Arial" w:cstheme="minorBidi"/>
-          <w:color w:val="auto"/>
-          <w:sz w:val="22"/>
-          <w:szCs w:val="22"/>
-        </w:rPr>
-      </w:sdtEndPr>
+      <w:sdtEndPr/>
       <w:sdtContent>
         <w:p>
           <w:pPr>
@@ -2401,11 +2400,75 @@
       </w:r>
       <w:proofErr w:type="spellEnd"/>
       <w:r>
+        <w:t xml:space="preserve">, el </w:t>
+      </w:r>
+      <w:proofErr w:type="spellStart"/>
+      <w:r>
+        <w:t>usuario</w:t>
+      </w:r>
+      <w:proofErr w:type="spellEnd"/>
+      <w:r>
+        <w:t xml:space="preserve"> </w:t>
+      </w:r>
+      <w:proofErr w:type="spellStart"/>
+      <w:r>
+        <w:t>puede</w:t>
+      </w:r>
+      <w:proofErr w:type="spellEnd"/>
+      <w:r>
+        <w:t xml:space="preserve"> </w:t>
+      </w:r>
+      <w:proofErr w:type="spellStart"/>
+      <w:r>
+        <w:t>modificar</w:t>
+      </w:r>
+      <w:proofErr w:type="spellEnd"/>
+      <w:r>
+        <w:t xml:space="preserve"> los </w:t>
+      </w:r>
+      <w:proofErr w:type="spellStart"/>
+      <w:r>
+        <w:t>principales</w:t>
+      </w:r>
+      <w:proofErr w:type="spellEnd"/>
+      <w:r>
+        <w:t xml:space="preserve"> </w:t>
+      </w:r>
+      <w:proofErr w:type="spellStart"/>
+      <w:r>
+        <w:t>hiperparámetros</w:t>
+      </w:r>
+      <w:proofErr w:type="spellEnd"/>
+      <w:r>
         <w:t xml:space="preserve">, </w:t>
       </w:r>
       <w:proofErr w:type="spellStart"/>
       <w:r>
-        <w:t>el</w:t>
+        <w:t>iniciar</w:t>
+      </w:r>
+      <w:proofErr w:type="spellEnd"/>
+      <w:r>
+        <w:t xml:space="preserve"> el </w:t>
+      </w:r>
+      <w:proofErr w:type="spellStart"/>
+      <w:r>
+        <w:t>entrenamiento</w:t>
+      </w:r>
+      <w:proofErr w:type="spellEnd"/>
+      <w:r>
+        <w:t xml:space="preserve">, </w:t>
+      </w:r>
+      <w:proofErr w:type="spellStart"/>
+      <w:r>
+        <w:t>consultar</w:t>
+      </w:r>
+      <w:proofErr w:type="spellEnd"/>
+      <w:r>
+        <w:t xml:space="preserve"> las </w:t>
+      </w:r>
+      <w:proofErr w:type="spellStart"/>
+      <w:r>
+        <w:t>métricas</w:t>
       </w:r>
       <w:proofErr w:type="spellEnd"/>
       <w:r>
@@ -2413,7 +2476,23 @@
       </w:r>
       <w:proofErr w:type="spellStart"/>
       <w:r>
-        <w:t>usuario</w:t>
+        <w:t>obtenidas</w:t>
+      </w:r>
+      <w:proofErr w:type="spellEnd"/>
+      <w:r>
+        <w:t xml:space="preserve"> y </w:t>
+      </w:r>
+      <w:proofErr w:type="spellStart"/>
+      <w:r>
+        <w:t>enviar</w:t>
+      </w:r>
+      <w:proofErr w:type="spellEnd"/>
+      <w:r>
+        <w:t xml:space="preserve"> una imagen para </w:t>
+      </w:r>
+      <w:proofErr w:type="spellStart"/>
+      <w:r>
+        <w:t>su</w:t>
       </w:r>
       <w:proofErr w:type="spellEnd"/>
       <w:r>
@@ -2421,15 +2500,15 @@
       </w:r>
       <w:proofErr w:type="spellStart"/>
       <w:r>
-        <w:t>puede</w:t>
-      </w:r>
-      <w:proofErr w:type="spellEnd"/>
-      <w:r>
-        <w:t xml:space="preserve"> </w:t>
-      </w:r>
-      <w:proofErr w:type="spellStart"/>
-      <w:r>
-        <w:t>modificar</w:t>
+        <w:t>clasificación</w:t>
+      </w:r>
+      <w:proofErr w:type="spellEnd"/>
+      <w:r>
+        <w:t xml:space="preserve">. El backend </w:t>
+      </w:r>
+      <w:proofErr w:type="spellStart"/>
+      <w:r>
+        <w:t>normaliza</w:t>
       </w:r>
       <w:proofErr w:type="spellEnd"/>
       <w:r>
@@ -2437,15 +2516,7 @@
       </w:r>
       <w:proofErr w:type="spellStart"/>
       <w:r>
-        <w:t>principales</w:t>
-      </w:r>
-      <w:proofErr w:type="spellEnd"/>
-      <w:r>
-        <w:t xml:space="preserve"> </w:t>
-      </w:r>
-      <w:proofErr w:type="spellStart"/>
-      <w:r>
-        <w:t>hiperparámetros</w:t>
+        <w:t>datos</w:t>
       </w:r>
       <w:proofErr w:type="spellEnd"/>
       <w:r>
@@ -2453,94 +2524,6 @@
       </w:r>
       <w:proofErr w:type="spellStart"/>
       <w:r>
-        <w:t>iniciar</w:t>
-      </w:r>
-      <w:proofErr w:type="spellEnd"/>
-      <w:r>
-        <w:t xml:space="preserve"> </w:t>
-      </w:r>
-      <w:proofErr w:type="spellStart"/>
-      <w:r>
-        <w:t>el</w:t>
-      </w:r>
-      <w:proofErr w:type="spellEnd"/>
-      <w:r>
-        <w:t xml:space="preserve"> </w:t>
-      </w:r>
-      <w:proofErr w:type="spellStart"/>
-      <w:r>
-        <w:t>entrenamiento</w:t>
-      </w:r>
-      <w:proofErr w:type="spellEnd"/>
-      <w:r>
-        <w:t xml:space="preserve">, </w:t>
-      </w:r>
-      <w:proofErr w:type="spellStart"/>
-      <w:r>
-        <w:t>consultar</w:t>
-      </w:r>
-      <w:proofErr w:type="spellEnd"/>
-      <w:r>
-        <w:t xml:space="preserve"> las </w:t>
-      </w:r>
-      <w:proofErr w:type="spellStart"/>
-      <w:r>
-        <w:t>métricas</w:t>
-      </w:r>
-      <w:proofErr w:type="spellEnd"/>
-      <w:r>
-        <w:t xml:space="preserve"> </w:t>
-      </w:r>
-      <w:proofErr w:type="spellStart"/>
-      <w:r>
-        <w:t>obtenidas</w:t>
-      </w:r>
-      <w:proofErr w:type="spellEnd"/>
-      <w:r>
-        <w:t xml:space="preserve"> y </w:t>
-      </w:r>
-      <w:proofErr w:type="spellStart"/>
-      <w:r>
-        <w:t>enviar</w:t>
-      </w:r>
-      <w:proofErr w:type="spellEnd"/>
-      <w:r>
-        <w:t xml:space="preserve"> una imagen para </w:t>
-      </w:r>
-      <w:proofErr w:type="spellStart"/>
-      <w:r>
-        <w:t>su</w:t>
-      </w:r>
-      <w:proofErr w:type="spellEnd"/>
-      <w:r>
-        <w:t xml:space="preserve"> </w:t>
-      </w:r>
-      <w:proofErr w:type="spellStart"/>
-      <w:r>
-        <w:t>clasificación</w:t>
-      </w:r>
-      <w:proofErr w:type="spellEnd"/>
-      <w:r>
-        <w:t xml:space="preserve">. El backend </w:t>
-      </w:r>
-      <w:proofErr w:type="spellStart"/>
-      <w:r>
-        <w:t>normaliza</w:t>
-      </w:r>
-      <w:proofErr w:type="spellEnd"/>
-      <w:r>
-        <w:t xml:space="preserve"> los </w:t>
-      </w:r>
-      <w:proofErr w:type="spellStart"/>
-      <w:r>
-        <w:t>datos</w:t>
-      </w:r>
-      <w:proofErr w:type="spellEnd"/>
-      <w:r>
-        <w:t xml:space="preserve">, </w:t>
-      </w:r>
-      <w:proofErr w:type="spellStart"/>
-      <w:r>
         <w:t>construye</w:t>
       </w:r>
       <w:proofErr w:type="spellEnd"/>
@@ -2553,15 +2536,7 @@
       </w:r>
       <w:proofErr w:type="spellEnd"/>
       <w:r>
-        <w:t xml:space="preserve"> </w:t>
-      </w:r>
-      <w:proofErr w:type="spellStart"/>
-      <w:r>
-        <w:t>el</w:t>
-      </w:r>
-      <w:proofErr w:type="spellEnd"/>
-      <w:r>
-        <w:t xml:space="preserve"> </w:t>
+        <w:t xml:space="preserve"> el </w:t>
       </w:r>
       <w:proofErr w:type="spellStart"/>
       <w:r>
@@ -2674,11 +2649,35 @@
       </w:r>
       <w:proofErr w:type="spellEnd"/>
       <w:r>
+        <w:t xml:space="preserve"> el </w:t>
+      </w:r>
+      <w:proofErr w:type="spellStart"/>
+      <w:r>
+        <w:t>repositorio</w:t>
+      </w:r>
+      <w:proofErr w:type="spellEnd"/>
+      <w:r>
         <w:t xml:space="preserve"> </w:t>
       </w:r>
       <w:proofErr w:type="spellStart"/>
       <w:r>
-        <w:t>el</w:t>
+        <w:t>registra</w:t>
+      </w:r>
+      <w:proofErr w:type="spellEnd"/>
+      <w:r>
+        <w:t xml:space="preserve"> una </w:t>
+      </w:r>
+      <w:proofErr w:type="spellStart"/>
+      <w:r>
+        <w:t>exactitud</w:t>
+      </w:r>
+      <w:proofErr w:type="spellEnd"/>
+      <w:r>
+        <w:t xml:space="preserve"> final de 94,01 % </w:t>
+      </w:r>
+      <w:proofErr w:type="spellStart"/>
+      <w:r>
+        <w:t>sobre</w:t>
       </w:r>
       <w:proofErr w:type="spellEnd"/>
       <w:r>
@@ -2686,7 +2685,15 @@
       </w:r>
       <w:proofErr w:type="spellStart"/>
       <w:r>
-        <w:t>repositorio</w:t>
+        <w:t>entrenamiento</w:t>
+      </w:r>
+      <w:proofErr w:type="spellEnd"/>
+      <w:r>
+        <w:t xml:space="preserve"> y 91,53 % </w:t>
+      </w:r>
+      <w:proofErr w:type="spellStart"/>
+      <w:r>
+        <w:t>sobre</w:t>
       </w:r>
       <w:proofErr w:type="spellEnd"/>
       <w:r>
@@ -2694,23 +2701,7 @@
       </w:r>
       <w:proofErr w:type="spellStart"/>
       <w:r>
-        <w:t>registra</w:t>
-      </w:r>
-      <w:proofErr w:type="spellEnd"/>
-      <w:r>
-        <w:t xml:space="preserve"> una </w:t>
-      </w:r>
-      <w:proofErr w:type="spellStart"/>
-      <w:r>
-        <w:t>exactitud</w:t>
-      </w:r>
-      <w:proofErr w:type="spellEnd"/>
-      <w:r>
-        <w:t xml:space="preserve"> final de 94,01 % </w:t>
-      </w:r>
-      <w:proofErr w:type="spellStart"/>
-      <w:r>
-        <w:t>sobre</w:t>
+        <w:t>validación</w:t>
       </w:r>
       <w:proofErr w:type="spellEnd"/>
       <w:r>
@@ -2718,15 +2709,15 @@
       </w:r>
       <w:proofErr w:type="spellStart"/>
       <w:r>
-        <w:t>entrenamiento</w:t>
-      </w:r>
-      <w:proofErr w:type="spellEnd"/>
-      <w:r>
-        <w:t xml:space="preserve"> y 91,53 % </w:t>
-      </w:r>
-      <w:proofErr w:type="spellStart"/>
-      <w:r>
-        <w:t>sobre</w:t>
+        <w:t>después</w:t>
+      </w:r>
+      <w:proofErr w:type="spellEnd"/>
+      <w:r>
+        <w:t xml:space="preserve"> de </w:t>
+      </w:r>
+      <w:proofErr w:type="spellStart"/>
+      <w:r>
+        <w:t>diez</w:t>
       </w:r>
       <w:proofErr w:type="spellEnd"/>
       <w:r>
@@ -2734,7 +2725,15 @@
       </w:r>
       <w:proofErr w:type="spellStart"/>
       <w:r>
-        <w:t>validación</w:t>
+        <w:t>épocas</w:t>
+      </w:r>
+      <w:proofErr w:type="spellEnd"/>
+      <w:r>
+        <w:t xml:space="preserve">. </w:t>
+      </w:r>
+      <w:proofErr w:type="spellStart"/>
+      <w:r>
+        <w:t>Estos</w:t>
       </w:r>
       <w:proofErr w:type="spellEnd"/>
       <w:r>
@@ -2742,15 +2741,7 @@
       </w:r>
       <w:proofErr w:type="spellStart"/>
       <w:r>
-        <w:t>después</w:t>
-      </w:r>
-      <w:proofErr w:type="spellEnd"/>
-      <w:r>
-        <w:t xml:space="preserve"> de </w:t>
-      </w:r>
-      <w:proofErr w:type="spellStart"/>
-      <w:r>
-        <w:t>diez</w:t>
+        <w:t>valores</w:t>
       </w:r>
       <w:proofErr w:type="spellEnd"/>
       <w:r>
@@ -2758,43 +2749,11 @@
       </w:r>
       <w:proofErr w:type="spellStart"/>
       <w:r>
-        <w:t>épocas</w:t>
-      </w:r>
-      <w:proofErr w:type="spellEnd"/>
-      <w:r>
-        <w:t xml:space="preserve">. </w:t>
-      </w:r>
-      <w:proofErr w:type="spellStart"/>
-      <w:r>
-        <w:t>Estos</w:t>
-      </w:r>
-      <w:proofErr w:type="spellEnd"/>
-      <w:r>
-        <w:t xml:space="preserve"> </w:t>
-      </w:r>
-      <w:proofErr w:type="spellStart"/>
-      <w:r>
-        <w:t>valores</w:t>
-      </w:r>
-      <w:proofErr w:type="spellEnd"/>
-      <w:r>
-        <w:t xml:space="preserve"> </w:t>
-      </w:r>
-      <w:proofErr w:type="spellStart"/>
-      <w:r>
         <w:t>demuestran</w:t>
       </w:r>
       <w:proofErr w:type="spellEnd"/>
       <w:r>
-        <w:t xml:space="preserve"> que </w:t>
-      </w:r>
-      <w:proofErr w:type="spellStart"/>
-      <w:r>
-        <w:t>el</w:t>
-      </w:r>
-      <w:proofErr w:type="spellEnd"/>
-      <w:r>
-        <w:t xml:space="preserve"> </w:t>
+        <w:t xml:space="preserve"> que el </w:t>
       </w:r>
       <w:proofErr w:type="spellStart"/>
       <w:r>
@@ -3023,34 +2982,26 @@
       </w:r>
       <w:proofErr w:type="spellEnd"/>
       <w:r>
+        <w:t xml:space="preserve"> el </w:t>
+      </w:r>
+      <w:proofErr w:type="spellStart"/>
+      <w:r>
+        <w:t>volumen</w:t>
+      </w:r>
+      <w:proofErr w:type="spellEnd"/>
+      <w:r>
+        <w:t xml:space="preserve"> de </w:t>
+      </w:r>
+      <w:proofErr w:type="spellStart"/>
+      <w:r>
+        <w:t>datos</w:t>
+      </w:r>
+      <w:proofErr w:type="spellEnd"/>
+      <w:r>
         <w:t xml:space="preserve"> </w:t>
       </w:r>
       <w:proofErr w:type="spellStart"/>
       <w:r>
-        <w:t>el</w:t>
-      </w:r>
-      <w:proofErr w:type="spellEnd"/>
-      <w:r>
-        <w:t xml:space="preserve"> </w:t>
-      </w:r>
-      <w:proofErr w:type="spellStart"/>
-      <w:r>
-        <w:t>volumen</w:t>
-      </w:r>
-      <w:proofErr w:type="spellEnd"/>
-      <w:r>
-        <w:t xml:space="preserve"> de </w:t>
-      </w:r>
-      <w:proofErr w:type="spellStart"/>
-      <w:r>
-        <w:t>datos</w:t>
-      </w:r>
-      <w:proofErr w:type="spellEnd"/>
-      <w:r>
-        <w:t xml:space="preserve"> </w:t>
-      </w:r>
-      <w:proofErr w:type="spellStart"/>
-      <w:r>
         <w:t>aumenta</w:t>
       </w:r>
       <w:proofErr w:type="spellEnd"/>
@@ -3063,15 +3014,7 @@
       </w:r>
       <w:proofErr w:type="spellEnd"/>
       <w:r>
-        <w:t xml:space="preserve"> </w:t>
-      </w:r>
-      <w:proofErr w:type="spellStart"/>
-      <w:r>
-        <w:t>el</w:t>
-      </w:r>
-      <w:proofErr w:type="spellEnd"/>
-      <w:r>
-        <w:t xml:space="preserve"> </w:t>
+        <w:t xml:space="preserve"> el </w:t>
       </w:r>
       <w:proofErr w:type="spellStart"/>
       <w:r>
@@ -3862,15 +3805,7 @@
       </w:r>
       <w:proofErr w:type="spellEnd"/>
       <w:r>
-        <w:t xml:space="preserve"> </w:t>
-      </w:r>
-      <w:proofErr w:type="spellStart"/>
-      <w:r>
-        <w:t>el</w:t>
-      </w:r>
-      <w:proofErr w:type="spellEnd"/>
-      <w:r>
-        <w:t xml:space="preserve"> </w:t>
+        <w:t xml:space="preserve"> el </w:t>
       </w:r>
       <w:proofErr w:type="spellStart"/>
       <w:r>
@@ -3878,15 +3813,7 @@
       </w:r>
       <w:proofErr w:type="spellEnd"/>
       <w:r>
-        <w:t xml:space="preserve"> y </w:t>
-      </w:r>
-      <w:proofErr w:type="spellStart"/>
-      <w:r>
-        <w:t>el</w:t>
-      </w:r>
-      <w:proofErr w:type="spellEnd"/>
-      <w:r>
-        <w:t xml:space="preserve"> </w:t>
+        <w:t xml:space="preserve"> y el </w:t>
       </w:r>
       <w:proofErr w:type="spellStart"/>
       <w:r>
@@ -4024,15 +3951,7 @@
       </w:r>
       <w:proofErr w:type="spellEnd"/>
       <w:r>
-        <w:t xml:space="preserve"> </w:t>
-      </w:r>
-      <w:proofErr w:type="spellStart"/>
-      <w:r>
-        <w:t>el</w:t>
-      </w:r>
-      <w:proofErr w:type="spellEnd"/>
-      <w:r>
-        <w:t xml:space="preserve"> </w:t>
+        <w:t xml:space="preserve"> el </w:t>
       </w:r>
       <w:proofErr w:type="spellStart"/>
       <w:r>
@@ -4166,11 +4085,35 @@
       </w:r>
       <w:proofErr w:type="spellEnd"/>
       <w:r>
-        <w:t xml:space="preserve"> actual </w:t>
-      </w:r>
-      <w:proofErr w:type="spellStart"/>
-      <w:r>
-        <w:t>el</w:t>
+        <w:t xml:space="preserve"> actual el </w:t>
+      </w:r>
+      <w:proofErr w:type="spellStart"/>
+      <w:r>
+        <w:t>registro</w:t>
+      </w:r>
+      <w:proofErr w:type="spellEnd"/>
+      <w:r>
+        <w:t xml:space="preserve"> de </w:t>
+      </w:r>
+      <w:proofErr w:type="spellStart"/>
+      <w:r>
+        <w:t>usuarios</w:t>
+      </w:r>
+      <w:proofErr w:type="spellEnd"/>
+      <w:r>
+        <w:t xml:space="preserve">, una base de </w:t>
+      </w:r>
+      <w:proofErr w:type="spellStart"/>
+      <w:r>
+        <w:t>datos</w:t>
+      </w:r>
+      <w:proofErr w:type="spellEnd"/>
+      <w:r>
+        <w:t xml:space="preserve">, el </w:t>
+      </w:r>
+      <w:proofErr w:type="spellStart"/>
+      <w:r>
+        <w:t>entrenamiento</w:t>
       </w:r>
       <w:proofErr w:type="spellEnd"/>
       <w:r>
@@ -4178,31 +4121,15 @@
       </w:r>
       <w:proofErr w:type="spellStart"/>
       <w:r>
-        <w:t>registro</w:t>
-      </w:r>
-      <w:proofErr w:type="spellEnd"/>
-      <w:r>
-        <w:t xml:space="preserve"> de </w:t>
-      </w:r>
-      <w:proofErr w:type="spellStart"/>
-      <w:r>
-        <w:t>usuarios</w:t>
-      </w:r>
-      <w:proofErr w:type="spellEnd"/>
-      <w:r>
-        <w:t xml:space="preserve">, una base de </w:t>
-      </w:r>
-      <w:proofErr w:type="spellStart"/>
-      <w:r>
-        <w:t>datos</w:t>
-      </w:r>
-      <w:proofErr w:type="spellEnd"/>
-      <w:r>
-        <w:t xml:space="preserve">, </w:t>
-      </w:r>
-      <w:proofErr w:type="spellStart"/>
-      <w:r>
-        <w:t>el</w:t>
+        <w:t>distribuido</w:t>
+      </w:r>
+      <w:proofErr w:type="spellEnd"/>
+      <w:r>
+        <w:t xml:space="preserve">, el </w:t>
+      </w:r>
+      <w:proofErr w:type="spellStart"/>
+      <w:r>
+        <w:t>despliegue</w:t>
       </w:r>
       <w:proofErr w:type="spellEnd"/>
       <w:r>
@@ -4210,51 +4137,11 @@
       </w:r>
       <w:proofErr w:type="spellStart"/>
       <w:r>
-        <w:t>entrenamiento</w:t>
-      </w:r>
-      <w:proofErr w:type="spellEnd"/>
-      <w:r>
-        <w:t xml:space="preserve"> </w:t>
-      </w:r>
-      <w:proofErr w:type="spellStart"/>
-      <w:r>
-        <w:t>distribuido</w:t>
-      </w:r>
-      <w:proofErr w:type="spellEnd"/>
-      <w:r>
-        <w:t xml:space="preserve">, </w:t>
-      </w:r>
-      <w:proofErr w:type="spellStart"/>
-      <w:r>
-        <w:t>el</w:t>
-      </w:r>
-      <w:proofErr w:type="spellEnd"/>
-      <w:r>
-        <w:t xml:space="preserve"> </w:t>
-      </w:r>
-      <w:proofErr w:type="spellStart"/>
-      <w:r>
-        <w:t>despliegue</w:t>
-      </w:r>
-      <w:proofErr w:type="spellEnd"/>
-      <w:r>
-        <w:t xml:space="preserve"> </w:t>
-      </w:r>
-      <w:proofErr w:type="spellStart"/>
-      <w:r>
         <w:t>productivo</w:t>
       </w:r>
       <w:proofErr w:type="spellEnd"/>
       <w:r>
-        <w:t xml:space="preserve">, </w:t>
-      </w:r>
-      <w:proofErr w:type="spellStart"/>
-      <w:r>
-        <w:t>el</w:t>
-      </w:r>
-      <w:proofErr w:type="spellEnd"/>
-      <w:r>
-        <w:t xml:space="preserve"> </w:t>
+        <w:t xml:space="preserve">, el </w:t>
       </w:r>
       <w:proofErr w:type="spellStart"/>
       <w:r>
@@ -4879,23 +4766,7 @@
                 <w:b/>
                 <w:color w:val="FFFFFF"/>
               </w:rPr>
-              <w:t xml:space="preserve"> </w:t>
-            </w:r>
-            <w:proofErr w:type="spellStart"/>
-            <w:r>
-              <w:rPr>
-                <w:b/>
-                <w:color w:val="FFFFFF"/>
-              </w:rPr>
-              <w:t>el</w:t>
-            </w:r>
-            <w:proofErr w:type="spellEnd"/>
-            <w:r>
-              <w:rPr>
-                <w:b/>
-                <w:color w:val="FFFFFF"/>
-              </w:rPr>
-              <w:t xml:space="preserve"> </w:t>
+              <w:t xml:space="preserve"> el </w:t>
             </w:r>
             <w:proofErr w:type="spellStart"/>
             <w:r>
@@ -5517,7 +5388,6 @@
         <w:spacing w:before="80" w:after="160"/>
         <w:ind w:left="283" w:right="283"/>
       </w:pPr>
-      <w:proofErr w:type="spellStart"/>
       <w:r>
         <w:rPr>
           <w:rFonts w:ascii="Consolas" w:hAnsi="Consolas"/>
@@ -5525,7 +5395,6 @@
         </w:rPr>
         <w:t>Usuario</w:t>
       </w:r>
-      <w:proofErr w:type="spellEnd"/>
       <w:r>
         <w:rPr>
           <w:rFonts w:ascii="Consolas" w:hAnsi="Consolas"/>
@@ -5792,15 +5661,7 @@
         <w:jc w:val="both"/>
       </w:pPr>
       <w:r>
-        <w:t xml:space="preserve">El frontend y </w:t>
-      </w:r>
-      <w:proofErr w:type="spellStart"/>
-      <w:r>
-        <w:t>el</w:t>
-      </w:r>
-      <w:proofErr w:type="spellEnd"/>
-      <w:r>
-        <w:t xml:space="preserve"> backend </w:t>
+        <w:t xml:space="preserve">El frontend y el backend </w:t>
       </w:r>
       <w:proofErr w:type="spellStart"/>
       <w:r>
@@ -5955,15 +5816,7 @@
       </w:r>
       <w:proofErr w:type="spellEnd"/>
       <w:r>
-        <w:t xml:space="preserve"> </w:t>
-      </w:r>
-      <w:proofErr w:type="spellStart"/>
-      <w:r>
-        <w:t>el</w:t>
-      </w:r>
-      <w:proofErr w:type="spellEnd"/>
-      <w:r>
-        <w:t xml:space="preserve"> </w:t>
+        <w:t xml:space="preserve"> el </w:t>
       </w:r>
       <w:proofErr w:type="spellStart"/>
       <w:r>
@@ -6009,31 +5862,7 @@
           <w:sz w:val="28"/>
           <w:szCs w:val="28"/>
         </w:rPr>
-        <w:t xml:space="preserve">8. </w:t>
-      </w:r>
-      <w:proofErr w:type="spellStart"/>
-      <w:r>
-        <w:rPr>
-          <w:rFonts w:eastAsiaTheme="majorEastAsia" w:cs="Arial"/>
-          <w:b/>
-          <w:spacing w:val="5"/>
-          <w:kern w:val="28"/>
-          <w:sz w:val="28"/>
-          <w:szCs w:val="28"/>
-        </w:rPr>
-        <w:t>Diseño</w:t>
-      </w:r>
-      <w:proofErr w:type="spellEnd"/>
-      <w:r>
-        <w:rPr>
-          <w:rFonts w:eastAsiaTheme="majorEastAsia" w:cs="Arial"/>
-          <w:b/>
-          <w:spacing w:val="5"/>
-          <w:kern w:val="28"/>
-          <w:sz w:val="28"/>
-          <w:szCs w:val="28"/>
-        </w:rPr>
-        <w:t xml:space="preserve"> del </w:t>
+        <w:t xml:space="preserve">8. Diseño del </w:t>
       </w:r>
       <w:proofErr w:type="spellStart"/>
       <w:r>
@@ -6593,15 +6422,7 @@
       </w:r>
       <w:proofErr w:type="spellEnd"/>
       <w:r>
-        <w:t xml:space="preserve"> de la API, </w:t>
-      </w:r>
-      <w:proofErr w:type="spellStart"/>
-      <w:r>
-        <w:t>el</w:t>
-      </w:r>
-      <w:proofErr w:type="spellEnd"/>
-      <w:r>
-        <w:t xml:space="preserve"> </w:t>
+        <w:t xml:space="preserve"> de la API, el </w:t>
       </w:r>
       <w:proofErr w:type="spellStart"/>
       <w:r>
@@ -6732,15 +6553,7 @@
       </w:r>
       <w:proofErr w:type="spellEnd"/>
       <w:r>
-        <w:t xml:space="preserve"> con </w:t>
-      </w:r>
-      <w:proofErr w:type="spellStart"/>
-      <w:r>
-        <w:t>el</w:t>
-      </w:r>
-      <w:proofErr w:type="spellEnd"/>
-      <w:r>
-        <w:t xml:space="preserve"> conjunto de </w:t>
+        <w:t xml:space="preserve"> con el conjunto de </w:t>
       </w:r>
       <w:proofErr w:type="spellStart"/>
       <w:r>
@@ -6772,39 +6585,23 @@
       </w:r>
       <w:proofErr w:type="spellEnd"/>
       <w:r>
+        <w:t xml:space="preserve"> el </w:t>
+      </w:r>
+      <w:proofErr w:type="spellStart"/>
+      <w:r>
+        <w:t>archivo</w:t>
+      </w:r>
+      <w:proofErr w:type="spellEnd"/>
+      <w:r>
         <w:t xml:space="preserve"> </w:t>
       </w:r>
       <w:proofErr w:type="spellStart"/>
       <w:r>
-        <w:t>el</w:t>
-      </w:r>
-      <w:proofErr w:type="spellEnd"/>
-      <w:r>
-        <w:t xml:space="preserve"> </w:t>
-      </w:r>
-      <w:proofErr w:type="spellStart"/>
-      <w:r>
-        <w:t>archivo</w:t>
-      </w:r>
-      <w:proofErr w:type="spellEnd"/>
-      <w:r>
-        <w:t xml:space="preserve"> </w:t>
-      </w:r>
-      <w:proofErr w:type="spellStart"/>
-      <w:r>
         <w:t>Keras</w:t>
       </w:r>
       <w:proofErr w:type="spellEnd"/>
       <w:r>
-        <w:t xml:space="preserve"> y escribe </w:t>
-      </w:r>
-      <w:proofErr w:type="spellStart"/>
-      <w:r>
-        <w:t>el</w:t>
-      </w:r>
-      <w:proofErr w:type="spellEnd"/>
-      <w:r>
-        <w:t xml:space="preserve"> </w:t>
+        <w:t xml:space="preserve"> y escribe el </w:t>
       </w:r>
       <w:proofErr w:type="spellStart"/>
       <w:r>
@@ -6829,15 +6626,7 @@
       </w:r>
       <w:proofErr w:type="spellEnd"/>
       <w:r>
-        <w:t xml:space="preserve">, </w:t>
-      </w:r>
-      <w:proofErr w:type="spellStart"/>
-      <w:r>
-        <w:t>el</w:t>
-      </w:r>
-      <w:proofErr w:type="spellEnd"/>
-      <w:r>
-        <w:t xml:space="preserve"> </w:t>
+        <w:t xml:space="preserve">, el </w:t>
       </w:r>
       <w:proofErr w:type="spellStart"/>
       <w:r>
@@ -6936,11 +6725,51 @@
       </w:r>
       <w:proofErr w:type="spellEnd"/>
       <w:r>
+        <w:t xml:space="preserve"> el </w:t>
+      </w:r>
+      <w:proofErr w:type="spellStart"/>
+      <w:r>
+        <w:t>modelo</w:t>
+      </w:r>
+      <w:proofErr w:type="spellEnd"/>
+      <w:r>
+        <w:t xml:space="preserve">. La </w:t>
+      </w:r>
+      <w:proofErr w:type="spellStart"/>
+      <w:r>
+        <w:t>respuesta</w:t>
+      </w:r>
+      <w:proofErr w:type="spellEnd"/>
+      <w:r>
         <w:t xml:space="preserve"> </w:t>
       </w:r>
       <w:proofErr w:type="spellStart"/>
       <w:r>
-        <w:t>el</w:t>
+        <w:t>contiene</w:t>
+      </w:r>
+      <w:proofErr w:type="spellEnd"/>
+      <w:r>
+        <w:t xml:space="preserve"> la </w:t>
+      </w:r>
+      <w:proofErr w:type="spellStart"/>
+      <w:r>
+        <w:t>clase</w:t>
+      </w:r>
+      <w:proofErr w:type="spellEnd"/>
+      <w:r>
+        <w:t xml:space="preserve"> con mayor </w:t>
+      </w:r>
+      <w:proofErr w:type="spellStart"/>
+      <w:r>
+        <w:t>probabilidad</w:t>
+      </w:r>
+      <w:proofErr w:type="spellEnd"/>
+      <w:r>
+        <w:t xml:space="preserve">, </w:t>
+      </w:r>
+      <w:proofErr w:type="spellStart"/>
+      <w:r>
+        <w:t>su</w:t>
       </w:r>
       <w:proofErr w:type="spellEnd"/>
       <w:r>
@@ -6948,67 +6777,11 @@
       </w:r>
       <w:proofErr w:type="spellStart"/>
       <w:r>
-        <w:t>modelo</w:t>
-      </w:r>
-      <w:proofErr w:type="spellEnd"/>
-      <w:r>
-        <w:t xml:space="preserve">. La </w:t>
-      </w:r>
-      <w:proofErr w:type="spellStart"/>
-      <w:r>
-        <w:t>respuesta</w:t>
-      </w:r>
-      <w:proofErr w:type="spellEnd"/>
-      <w:r>
-        <w:t xml:space="preserve"> </w:t>
-      </w:r>
-      <w:proofErr w:type="spellStart"/>
-      <w:r>
-        <w:t>contiene</w:t>
-      </w:r>
-      <w:proofErr w:type="spellEnd"/>
-      <w:r>
-        <w:t xml:space="preserve"> la </w:t>
-      </w:r>
-      <w:proofErr w:type="spellStart"/>
-      <w:r>
-        <w:t>clase</w:t>
-      </w:r>
-      <w:proofErr w:type="spellEnd"/>
-      <w:r>
-        <w:t xml:space="preserve"> con mayor </w:t>
-      </w:r>
-      <w:proofErr w:type="spellStart"/>
-      <w:r>
-        <w:t>probabilidad</w:t>
-      </w:r>
-      <w:proofErr w:type="spellEnd"/>
-      <w:r>
-        <w:t xml:space="preserve">, </w:t>
-      </w:r>
-      <w:proofErr w:type="spellStart"/>
-      <w:r>
-        <w:t>su</w:t>
-      </w:r>
-      <w:proofErr w:type="spellEnd"/>
-      <w:r>
-        <w:t xml:space="preserve"> </w:t>
-      </w:r>
-      <w:proofErr w:type="spellStart"/>
-      <w:r>
         <w:t>confianza</w:t>
       </w:r>
       <w:proofErr w:type="spellEnd"/>
       <w:r>
-        <w:t xml:space="preserve"> y </w:t>
-      </w:r>
-      <w:proofErr w:type="spellStart"/>
-      <w:r>
-        <w:t>el</w:t>
-      </w:r>
-      <w:proofErr w:type="spellEnd"/>
-      <w:r>
-        <w:t xml:space="preserve"> </w:t>
+        <w:t xml:space="preserve"> y el </w:t>
       </w:r>
       <w:proofErr w:type="spellStart"/>
       <w:r>
@@ -7109,15 +6882,7 @@
       </w:r>
       <w:proofErr w:type="spellEnd"/>
       <w:r>
-        <w:t xml:space="preserve"> </w:t>
-      </w:r>
-      <w:proofErr w:type="spellStart"/>
-      <w:r>
-        <w:t>el</w:t>
-      </w:r>
-      <w:proofErr w:type="spellEnd"/>
-      <w:r>
-        <w:t xml:space="preserve"> 7 de </w:t>
+        <w:t xml:space="preserve"> el 7 de </w:t>
       </w:r>
       <w:proofErr w:type="spellStart"/>
       <w:r>
@@ -7426,19 +7191,115 @@
       </w:r>
       <w:proofErr w:type="spellEnd"/>
       <w:r>
+        <w:t xml:space="preserve"> que el de </w:t>
+      </w:r>
+      <w:proofErr w:type="spellStart"/>
+      <w:r>
+        <w:t>validación</w:t>
+      </w:r>
+      <w:proofErr w:type="spellEnd"/>
+      <w:r>
+        <w:t xml:space="preserve"> </w:t>
+      </w:r>
+      <w:proofErr w:type="spellStart"/>
+      <w:r>
+        <w:t>pasó</w:t>
+      </w:r>
+      <w:proofErr w:type="spellEnd"/>
+      <w:r>
+        <w:t xml:space="preserve"> de 86,53 % a 91,53 %. La </w:t>
+      </w:r>
+      <w:proofErr w:type="spellStart"/>
+      <w:r>
+        <w:t>mejora</w:t>
+      </w:r>
+      <w:proofErr w:type="spellEnd"/>
+      <w:r>
+        <w:t xml:space="preserve"> </w:t>
+      </w:r>
+      <w:proofErr w:type="spellStart"/>
+      <w:r>
+        <w:t>confirma</w:t>
+      </w:r>
+      <w:proofErr w:type="spellEnd"/>
+      <w:r>
+        <w:t xml:space="preserve"> el </w:t>
+      </w:r>
+      <w:proofErr w:type="spellStart"/>
+      <w:r>
+        <w:t>aprendizaje</w:t>
+      </w:r>
+      <w:proofErr w:type="spellEnd"/>
+      <w:r>
+        <w:t xml:space="preserve"> del </w:t>
+      </w:r>
+      <w:proofErr w:type="spellStart"/>
+      <w:r>
+        <w:t>modelo</w:t>
+      </w:r>
+      <w:proofErr w:type="spellEnd"/>
+      <w:r>
+        <w:t xml:space="preserve">. La </w:t>
+      </w:r>
+      <w:proofErr w:type="spellStart"/>
+      <w:r>
+        <w:t>brecha</w:t>
+      </w:r>
+      <w:proofErr w:type="spellEnd"/>
+      <w:r>
+        <w:t xml:space="preserve"> final de </w:t>
+      </w:r>
+      <w:proofErr w:type="spellStart"/>
+      <w:r>
+        <w:t>aproximadamente</w:t>
+      </w:r>
+      <w:proofErr w:type="spellEnd"/>
+      <w:r>
+        <w:t xml:space="preserve"> 2,48 puntos </w:t>
+      </w:r>
+      <w:proofErr w:type="spellStart"/>
+      <w:r>
+        <w:t>porcentuales</w:t>
+      </w:r>
+      <w:proofErr w:type="spellEnd"/>
+      <w:r>
+        <w:t xml:space="preserve"> y la </w:t>
+      </w:r>
+      <w:proofErr w:type="spellStart"/>
+      <w:r>
+        <w:t>estabilización</w:t>
+      </w:r>
+      <w:proofErr w:type="spellEnd"/>
+      <w:r>
+        <w:t xml:space="preserve"> de la </w:t>
+      </w:r>
+      <w:proofErr w:type="spellStart"/>
+      <w:r>
+        <w:t>pérdida</w:t>
+      </w:r>
+      <w:proofErr w:type="spellEnd"/>
+      <w:r>
+        <w:t xml:space="preserve"> de </w:t>
+      </w:r>
+      <w:proofErr w:type="spellStart"/>
+      <w:r>
+        <w:t>validación</w:t>
+      </w:r>
+      <w:proofErr w:type="spellEnd"/>
+      <w:r>
+        <w:t xml:space="preserve"> </w:t>
+      </w:r>
+      <w:proofErr w:type="spellStart"/>
+      <w:r>
+        <w:t>sugieren</w:t>
+      </w:r>
+      <w:proofErr w:type="spellEnd"/>
+      <w:r>
         <w:t xml:space="preserve"> que </w:t>
       </w:r>
       <w:proofErr w:type="spellStart"/>
       <w:r>
-        <w:t>el</w:t>
-      </w:r>
-      <w:proofErr w:type="spellEnd"/>
-      <w:r>
-        <w:t xml:space="preserve"> de </w:t>
-      </w:r>
-      <w:proofErr w:type="spellStart"/>
-      <w:r>
-        <w:t>validación</w:t>
+        <w:t>entrenar</w:t>
       </w:r>
       <w:proofErr w:type="spellEnd"/>
       <w:r>
@@ -7446,15 +7307,7 @@
       </w:r>
       <w:proofErr w:type="spellStart"/>
       <w:r>
-        <w:t>pasó</w:t>
-      </w:r>
-      <w:proofErr w:type="spellEnd"/>
-      <w:r>
-        <w:t xml:space="preserve"> de 86,53 % a 91,53 %. La </w:t>
-      </w:r>
-      <w:proofErr w:type="spellStart"/>
-      <w:r>
-        <w:t>mejora</w:t>
+        <w:t>muchas</w:t>
       </w:r>
       <w:proofErr w:type="spellEnd"/>
       <w:r>
@@ -7462,7 +7315,7 @@
       </w:r>
       <w:proofErr w:type="spellStart"/>
       <w:r>
-        <w:t>confirma</w:t>
+        <w:t>más</w:t>
       </w:r>
       <w:proofErr w:type="spellEnd"/>
       <w:r>
@@ -7470,7 +7323,15 @@
       </w:r>
       <w:proofErr w:type="spellStart"/>
       <w:r>
-        <w:t>el</w:t>
+        <w:t>épocas</w:t>
+      </w:r>
+      <w:proofErr w:type="spellEnd"/>
+      <w:r>
+        <w:t xml:space="preserve"> sin </w:t>
+      </w:r>
+      <w:proofErr w:type="spellStart"/>
+      <w:r>
+        <w:t>regularización</w:t>
       </w:r>
       <w:proofErr w:type="spellEnd"/>
       <w:r>
@@ -7478,63 +7339,7 @@
       </w:r>
       <w:proofErr w:type="spellStart"/>
       <w:r>
-        <w:t>aprendizaje</w:t>
-      </w:r>
-      <w:proofErr w:type="spellEnd"/>
-      <w:r>
-        <w:t xml:space="preserve"> del </w:t>
-      </w:r>
-      <w:proofErr w:type="spellStart"/>
-      <w:r>
-        <w:t>modelo</w:t>
-      </w:r>
-      <w:proofErr w:type="spellEnd"/>
-      <w:r>
-        <w:t xml:space="preserve">. La </w:t>
-      </w:r>
-      <w:proofErr w:type="spellStart"/>
-      <w:r>
-        <w:t>brecha</w:t>
-      </w:r>
-      <w:proofErr w:type="spellEnd"/>
-      <w:r>
-        <w:t xml:space="preserve"> final de </w:t>
-      </w:r>
-      <w:proofErr w:type="spellStart"/>
-      <w:r>
-        <w:t>aproximadamente</w:t>
-      </w:r>
-      <w:proofErr w:type="spellEnd"/>
-      <w:r>
-        <w:t xml:space="preserve"> 2,48 puntos </w:t>
-      </w:r>
-      <w:proofErr w:type="spellStart"/>
-      <w:r>
-        <w:t>porcentuales</w:t>
-      </w:r>
-      <w:proofErr w:type="spellEnd"/>
-      <w:r>
-        <w:t xml:space="preserve"> y la </w:t>
-      </w:r>
-      <w:proofErr w:type="spellStart"/>
-      <w:r>
-        <w:t>estabilización</w:t>
-      </w:r>
-      <w:proofErr w:type="spellEnd"/>
-      <w:r>
-        <w:t xml:space="preserve"> de la </w:t>
-      </w:r>
-      <w:proofErr w:type="spellStart"/>
-      <w:r>
-        <w:t>pérdida</w:t>
-      </w:r>
-      <w:proofErr w:type="spellEnd"/>
-      <w:r>
-        <w:t xml:space="preserve"> de </w:t>
-      </w:r>
-      <w:proofErr w:type="spellStart"/>
-      <w:r>
-        <w:t>validación</w:t>
+        <w:t>adicional</w:t>
       </w:r>
       <w:proofErr w:type="spellEnd"/>
       <w:r>
@@ -7542,15 +7347,7 @@
       </w:r>
       <w:proofErr w:type="spellStart"/>
       <w:r>
-        <w:t>sugieren</w:t>
-      </w:r>
-      <w:proofErr w:type="spellEnd"/>
-      <w:r>
-        <w:t xml:space="preserve"> que </w:t>
-      </w:r>
-      <w:proofErr w:type="spellStart"/>
-      <w:r>
-        <w:t>entrenar</w:t>
+        <w:t>podría</w:t>
       </w:r>
       <w:proofErr w:type="spellEnd"/>
       <w:r>
@@ -7558,67 +7355,11 @@
       </w:r>
       <w:proofErr w:type="spellStart"/>
       <w:r>
-        <w:t>muchas</w:t>
-      </w:r>
-      <w:proofErr w:type="spellEnd"/>
-      <w:r>
-        <w:t xml:space="preserve"> </w:t>
-      </w:r>
-      <w:proofErr w:type="spellStart"/>
-      <w:r>
-        <w:t>más</w:t>
-      </w:r>
-      <w:proofErr w:type="spellEnd"/>
-      <w:r>
-        <w:t xml:space="preserve"> </w:t>
-      </w:r>
-      <w:proofErr w:type="spellStart"/>
-      <w:r>
-        <w:t>épocas</w:t>
-      </w:r>
-      <w:proofErr w:type="spellEnd"/>
-      <w:r>
-        <w:t xml:space="preserve"> sin </w:t>
-      </w:r>
-      <w:proofErr w:type="spellStart"/>
-      <w:r>
-        <w:t>regularización</w:t>
-      </w:r>
-      <w:proofErr w:type="spellEnd"/>
-      <w:r>
-        <w:t xml:space="preserve"> </w:t>
-      </w:r>
-      <w:proofErr w:type="spellStart"/>
-      <w:r>
-        <w:t>adicional</w:t>
-      </w:r>
-      <w:proofErr w:type="spellEnd"/>
-      <w:r>
-        <w:t xml:space="preserve"> </w:t>
-      </w:r>
-      <w:proofErr w:type="spellStart"/>
-      <w:r>
-        <w:t>podría</w:t>
-      </w:r>
-      <w:proofErr w:type="spellEnd"/>
-      <w:r>
-        <w:t xml:space="preserve"> </w:t>
-      </w:r>
-      <w:proofErr w:type="spellStart"/>
-      <w:r>
         <w:t>incrementar</w:t>
       </w:r>
       <w:proofErr w:type="spellEnd"/>
       <w:r>
-        <w:t xml:space="preserve"> </w:t>
-      </w:r>
-      <w:proofErr w:type="spellStart"/>
-      <w:r>
-        <w:t>el</w:t>
-      </w:r>
-      <w:proofErr w:type="spellEnd"/>
-      <w:r>
-        <w:t xml:space="preserve"> </w:t>
+        <w:t xml:space="preserve"> el </w:t>
       </w:r>
       <w:proofErr w:type="spellStart"/>
       <w:r>
@@ -7883,15 +7624,7 @@
       </w:r>
       <w:proofErr w:type="spellEnd"/>
       <w:r>
-        <w:t xml:space="preserve"> </w:t>
-      </w:r>
-      <w:proofErr w:type="spellStart"/>
-      <w:r>
-        <w:t>el</w:t>
-      </w:r>
-      <w:proofErr w:type="spellEnd"/>
-      <w:r>
-        <w:t xml:space="preserve"> </w:t>
+        <w:t xml:space="preserve"> el </w:t>
       </w:r>
       <w:proofErr w:type="spellStart"/>
       <w:r>
@@ -8000,15 +7733,7 @@
       </w:r>
       <w:proofErr w:type="spellEnd"/>
       <w:r>
-        <w:t xml:space="preserve"> </w:t>
-      </w:r>
-      <w:proofErr w:type="spellStart"/>
-      <w:r>
-        <w:t>el</w:t>
-      </w:r>
-      <w:proofErr w:type="spellEnd"/>
-      <w:r>
-        <w:t xml:space="preserve"> </w:t>
+        <w:t xml:space="preserve"> el </w:t>
       </w:r>
       <w:proofErr w:type="spellStart"/>
       <w:r>
@@ -8422,15 +8147,7 @@
       </w:r>
       <w:proofErr w:type="spellEnd"/>
       <w:r>
-        <w:t xml:space="preserve"> </w:t>
-      </w:r>
-      <w:proofErr w:type="spellStart"/>
-      <w:r>
-        <w:t>el</w:t>
-      </w:r>
-      <w:proofErr w:type="spellEnd"/>
-      <w:r>
-        <w:t xml:space="preserve"> </w:t>
+        <w:t xml:space="preserve"> el </w:t>
       </w:r>
       <w:proofErr w:type="spellStart"/>
       <w:r>
@@ -8527,15 +8244,7 @@
       </w:r>
       <w:proofErr w:type="spellEnd"/>
       <w:r>
-        <w:t xml:space="preserve"> </w:t>
-      </w:r>
-      <w:proofErr w:type="spellStart"/>
-      <w:r>
-        <w:t>el</w:t>
-      </w:r>
-      <w:proofErr w:type="spellEnd"/>
-      <w:r>
-        <w:t xml:space="preserve"> </w:t>
+        <w:t xml:space="preserve"> el </w:t>
       </w:r>
       <w:proofErr w:type="spellStart"/>
       <w:r>
@@ -8608,15 +8317,7 @@
       </w:r>
       <w:proofErr w:type="spellEnd"/>
       <w:r>
-        <w:t xml:space="preserve"> </w:t>
-      </w:r>
-      <w:proofErr w:type="spellStart"/>
-      <w:r>
-        <w:t>el</w:t>
-      </w:r>
-      <w:proofErr w:type="spellEnd"/>
-      <w:r>
-        <w:t xml:space="preserve"> </w:t>
+        <w:t xml:space="preserve"> el </w:t>
       </w:r>
       <w:proofErr w:type="spellStart"/>
       <w:r>
@@ -8722,15 +8423,7 @@
       </w:r>
       <w:proofErr w:type="spellEnd"/>
       <w:r>
-        <w:t xml:space="preserve"> </w:t>
-      </w:r>
-      <w:proofErr w:type="spellStart"/>
-      <w:r>
-        <w:t>el</w:t>
-      </w:r>
-      <w:proofErr w:type="spellEnd"/>
-      <w:r>
-        <w:t xml:space="preserve"> </w:t>
+        <w:t xml:space="preserve"> el </w:t>
       </w:r>
       <w:proofErr w:type="spellStart"/>
       <w:r>
@@ -10099,7 +9792,7 @@
           <w:i/>
           <w:iCs/>
         </w:rPr>
-        <w:t xml:space="preserve"> </w:t>
+        <w:t xml:space="preserve"> el </w:t>
       </w:r>
       <w:proofErr w:type="spellStart"/>
       <w:r>
@@ -10107,7 +9800,39 @@
           <w:i/>
           <w:iCs/>
         </w:rPr>
-        <w:t>el</w:t>
+        <w:t>formato</w:t>
+      </w:r>
+      <w:proofErr w:type="spellEnd"/>
+      <w:r>
+        <w:rPr>
+          <w:i/>
+          <w:iCs/>
+        </w:rPr>
+        <w:t xml:space="preserve"> de </w:t>
+      </w:r>
+      <w:proofErr w:type="spellStart"/>
+      <w:r>
+        <w:rPr>
+          <w:i/>
+          <w:iCs/>
+        </w:rPr>
+        <w:t>referencias</w:t>
+      </w:r>
+      <w:proofErr w:type="spellEnd"/>
+      <w:r>
+        <w:rPr>
+          <w:i/>
+          <w:iCs/>
+        </w:rPr>
+        <w:t xml:space="preserve"> al </w:t>
+      </w:r>
+      <w:proofErr w:type="spellStart"/>
+      <w:r>
+        <w:rPr>
+          <w:i/>
+          <w:iCs/>
+        </w:rPr>
+        <w:t>estilo</w:t>
       </w:r>
       <w:proofErr w:type="spellEnd"/>
       <w:r>
@@ -10123,54 +9848,6 @@
           <w:i/>
           <w:iCs/>
         </w:rPr>
-        <w:t>formato</w:t>
-      </w:r>
-      <w:proofErr w:type="spellEnd"/>
-      <w:r>
-        <w:rPr>
-          <w:i/>
-          <w:iCs/>
-        </w:rPr>
-        <w:t xml:space="preserve"> de </w:t>
-      </w:r>
-      <w:proofErr w:type="spellStart"/>
-      <w:r>
-        <w:rPr>
-          <w:i/>
-          <w:iCs/>
-        </w:rPr>
-        <w:t>referencias</w:t>
-      </w:r>
-      <w:proofErr w:type="spellEnd"/>
-      <w:r>
-        <w:rPr>
-          <w:i/>
-          <w:iCs/>
-        </w:rPr>
-        <w:t xml:space="preserve"> al </w:t>
-      </w:r>
-      <w:proofErr w:type="spellStart"/>
-      <w:r>
-        <w:rPr>
-          <w:i/>
-          <w:iCs/>
-        </w:rPr>
-        <w:t>estilo</w:t>
-      </w:r>
-      <w:proofErr w:type="spellEnd"/>
-      <w:r>
-        <w:rPr>
-          <w:i/>
-          <w:iCs/>
-        </w:rPr>
-        <w:t xml:space="preserve"> </w:t>
-      </w:r>
-      <w:proofErr w:type="spellStart"/>
-      <w:r>
-        <w:rPr>
-          <w:i/>
-          <w:iCs/>
-        </w:rPr>
         <w:t>solicitado</w:t>
       </w:r>
       <w:proofErr w:type="spellEnd"/>
@@ -10198,9 +9875,120 @@
         <w:t>.</w:t>
       </w:r>
     </w:p>
+    <w:p>
+      <w:pPr>
+        <w:spacing w:line="360" w:lineRule="auto"/>
+        <w:rPr>
+          <w:i/>
+          <w:iCs/>
+        </w:rPr>
+      </w:pPr>
+    </w:p>
+    <w:p>
+      <w:pPr>
+        <w:spacing w:after="200"/>
+        <w:rPr>
+          <w:rFonts w:eastAsiaTheme="majorEastAsia" w:cs="Arial"/>
+          <w:b/>
+          <w:spacing w:val="5"/>
+          <w:kern w:val="28"/>
+          <w:sz w:val="28"/>
+          <w:szCs w:val="28"/>
+        </w:rPr>
+      </w:pPr>
+      <w:r>
+        <w:rPr>
+          <w:rFonts w:eastAsiaTheme="majorEastAsia" w:cs="Arial"/>
+          <w:b/>
+          <w:spacing w:val="5"/>
+          <w:kern w:val="28"/>
+          <w:sz w:val="28"/>
+          <w:szCs w:val="28"/>
+        </w:rPr>
+        <w:t>1</w:t>
+      </w:r>
+      <w:r>
+        <w:rPr>
+          <w:rFonts w:eastAsiaTheme="majorEastAsia" w:cs="Arial"/>
+          <w:b/>
+          <w:spacing w:val="5"/>
+          <w:kern w:val="28"/>
+          <w:sz w:val="28"/>
+          <w:szCs w:val="28"/>
+        </w:rPr>
+        <w:t xml:space="preserve">7. Link </w:t>
+      </w:r>
+      <w:proofErr w:type="spellStart"/>
+      <w:r>
+        <w:rPr>
+          <w:rFonts w:eastAsiaTheme="majorEastAsia" w:cs="Arial"/>
+          <w:b/>
+          <w:spacing w:val="5"/>
+          <w:kern w:val="28"/>
+          <w:sz w:val="28"/>
+          <w:szCs w:val="28"/>
+        </w:rPr>
+        <w:t>Presentación</w:t>
+      </w:r>
+      <w:proofErr w:type="spellEnd"/>
+      <w:r>
+        <w:rPr>
+          <w:rFonts w:eastAsiaTheme="majorEastAsia" w:cs="Arial"/>
+          <w:b/>
+          <w:spacing w:val="5"/>
+          <w:kern w:val="28"/>
+          <w:sz w:val="28"/>
+          <w:szCs w:val="28"/>
+        </w:rPr>
+        <w:t xml:space="preserve"> </w:t>
+      </w:r>
+    </w:p>
+    <w:p>
+      <w:pPr>
+        <w:spacing w:after="200"/>
+        <w:rPr>
+          <w:rFonts w:eastAsiaTheme="majorEastAsia" w:cs="Arial"/>
+          <w:b/>
+          <w:spacing w:val="5"/>
+          <w:kern w:val="28"/>
+          <w:sz w:val="28"/>
+          <w:szCs w:val="28"/>
+        </w:rPr>
+      </w:pPr>
+      <w:hyperlink r:id="rId13" w:history="1">
+        <w:r>
+          <w:rPr>
+            <w:rStyle w:val="Hipervnculo"/>
+            <w:rFonts w:eastAsiaTheme="majorEastAsia" w:cs="Arial"/>
+            <w:b/>
+            <w:spacing w:val="5"/>
+            <w:kern w:val="28"/>
+            <w:sz w:val="28"/>
+            <w:szCs w:val="28"/>
+          </w:rPr>
+          <w:t>https://view.genially.com/6a5d53f90dade624a2a4a644</w:t>
+        </w:r>
+      </w:hyperlink>
+      <w:r>
+        <w:rPr>
+          <w:rFonts w:eastAsiaTheme="majorEastAsia" w:cs="Arial"/>
+          <w:b/>
+          <w:spacing w:val="5"/>
+          <w:kern w:val="28"/>
+          <w:sz w:val="28"/>
+          <w:szCs w:val="28"/>
+        </w:rPr>
+        <w:t xml:space="preserve"> </w:t>
+      </w:r>
+    </w:p>
+    <w:p>
+      <w:pPr>
+        <w:spacing w:line="360" w:lineRule="auto"/>
+      </w:pPr>
+    </w:p>
     <w:sectPr>
-      <w:headerReference w:type="default" r:id="rId13"/>
-      <w:footerReference w:type="default" r:id="rId14"/>
+      <w:headerReference w:type="default" r:id="rId14"/>
+      <w:footerReference w:type="default" r:id="rId15"/>
       <w:pgSz w:w="11906" w:h="16838"/>
       <w:pgMar w:top="1247" w:right="1417" w:bottom="1134" w:left="1417" w:header="720" w:footer="720" w:gutter="0"/>
       <w:cols w:space="720"/>
@@ -11158,7 +10946,7 @@
   <w:style w:type="paragraph" w:default="1" w:styleId="Normal">
     <w:name w:val="Normal"/>
     <w:qFormat/>
-    <w:rsid w:val="00FC693F"/>
+    <w:rsid w:val="002673E5"/>
     <w:pPr>
       <w:spacing w:after="120"/>
     </w:pPr>
@@ -22182,6 +21970,18 @@
       <w:u w:val="single"/>
     </w:rPr>
   </w:style>
+  <w:style w:type="character" w:styleId="Mencinsinresolver">
+    <w:name w:val="Unresolved Mention"/>
+    <w:basedOn w:val="Fuentedeprrafopredeter"/>
+    <w:uiPriority w:val="99"/>
+    <w:semiHidden/>
+    <w:unhideWhenUsed/>
+    <w:rsid w:val="002673E5"/>
+    <w:rPr>
+      <w:color w:val="605E5C"/>
+      <w:shd w:val="clear" w:color="auto" w:fill="E1DFDD"/>
+    </w:rPr>
+  </w:style>
 </w:styles>
 </file>
 

--- a/docs/word/INFORME_FINAL.docx
+++ b/docs/word/INFORME_FINAL.docx
@@ -6677,7 +6677,15 @@
       </w:r>
       <w:proofErr w:type="spellEnd"/>
       <w:r>
-        <w:t xml:space="preserve"> a </w:t>
+        <w:t xml:space="preserve"> </w:t>
+      </w:r>
+      <w:proofErr w:type="gramStart"/>
+      <w:r>
+        <w:t>a</w:t>
+      </w:r>
+      <w:proofErr w:type="gramEnd"/>
+      <w:r>
+        <w:t xml:space="preserve"> </w:t>
       </w:r>
       <w:proofErr w:type="spellStart"/>
       <w:r>
@@ -9147,7 +9155,15 @@
       </w:r>
       <w:proofErr w:type="spellEnd"/>
       <w:r>
-        <w:t xml:space="preserve"> a </w:t>
+        <w:t xml:space="preserve"> </w:t>
+      </w:r>
+      <w:proofErr w:type="gramStart"/>
+      <w:r>
+        <w:t>a</w:t>
+      </w:r>
+      <w:proofErr w:type="gramEnd"/>
+      <w:r>
+        <w:t xml:space="preserve"> </w:t>
       </w:r>
       <w:proofErr w:type="spellStart"/>
       <w:r>
@@ -9942,6 +9958,17 @@
         </w:rPr>
         <w:t xml:space="preserve"> </w:t>
       </w:r>
+      <w:r>
+        <w:rPr>
+          <w:rFonts w:eastAsiaTheme="majorEastAsia" w:cs="Arial"/>
+          <w:b/>
+          <w:spacing w:val="5"/>
+          <w:kern w:val="28"/>
+          <w:sz w:val="28"/>
+          <w:szCs w:val="28"/>
+        </w:rPr>
+        <w:t>y GitHub</w:t>
+      </w:r>
     </w:p>
     <w:p>
       <w:pPr>
@@ -9966,7 +9993,31 @@
             <w:sz w:val="28"/>
             <w:szCs w:val="28"/>
           </w:rPr>
-          <w:t>https://view.genially.com/6a5d53f90dade624a2a4a644</w:t>
+          <w:t>https://view.genially.com/6a5d53f90da</w:t>
+        </w:r>
+        <w:r>
+          <w:rPr>
+            <w:rStyle w:val="Hipervnculo"/>
+            <w:rFonts w:eastAsiaTheme="majorEastAsia" w:cs="Arial"/>
+            <w:b/>
+            <w:spacing w:val="5"/>
+            <w:kern w:val="28"/>
+            <w:sz w:val="28"/>
+            <w:szCs w:val="28"/>
+          </w:rPr>
+          <w:t>d</w:t>
+        </w:r>
+        <w:r>
+          <w:rPr>
+            <w:rStyle w:val="Hipervnculo"/>
+            <w:rFonts w:eastAsiaTheme="majorEastAsia" w:cs="Arial"/>
+            <w:b/>
+            <w:spacing w:val="5"/>
+            <w:kern w:val="28"/>
+            <w:sz w:val="28"/>
+            <w:szCs w:val="28"/>
+          </w:rPr>
+          <w:t>e624a2a4a644</w:t>
         </w:r>
       </w:hyperlink>
       <w:r>
@@ -9983,12 +10034,87 @@
     </w:p>
     <w:p>
       <w:pPr>
+        <w:spacing w:after="200"/>
+        <w:rPr>
+          <w:rFonts w:eastAsiaTheme="majorEastAsia" w:cs="Arial"/>
+          <w:b/>
+          <w:spacing w:val="5"/>
+          <w:kern w:val="28"/>
+          <w:sz w:val="28"/>
+          <w:szCs w:val="28"/>
+        </w:rPr>
+      </w:pPr>
+      <w:hyperlink r:id="rId14" w:history="1">
+        <w:r>
+          <w:rPr>
+            <w:rStyle w:val="Hipervnculo"/>
+            <w:rFonts w:eastAsiaTheme="majorEastAsia" w:cs="Arial"/>
+            <w:b/>
+            <w:spacing w:val="5"/>
+            <w:kern w:val="28"/>
+            <w:sz w:val="28"/>
+            <w:szCs w:val="28"/>
+          </w:rPr>
+          <w:t>https://github.com/Arielpassw/ProyectoI</w:t>
+        </w:r>
+        <w:r>
+          <w:rPr>
+            <w:rStyle w:val="Hipervnculo"/>
+            <w:rFonts w:eastAsiaTheme="majorEastAsia" w:cs="Arial"/>
+            <w:b/>
+            <w:spacing w:val="5"/>
+            <w:kern w:val="28"/>
+            <w:sz w:val="28"/>
+            <w:szCs w:val="28"/>
+          </w:rPr>
+          <w:t>A</w:t>
+        </w:r>
+        <w:r>
+          <w:rPr>
+            <w:rStyle w:val="Hipervnculo"/>
+            <w:rFonts w:eastAsiaTheme="majorEastAsia" w:cs="Arial"/>
+            <w:b/>
+            <w:spacing w:val="5"/>
+            <w:kern w:val="28"/>
+            <w:sz w:val="28"/>
+            <w:szCs w:val="28"/>
+          </w:rPr>
+          <w:t>.git</w:t>
+        </w:r>
+      </w:hyperlink>
+      <w:r>
+        <w:rPr>
+          <w:rFonts w:eastAsiaTheme="majorEastAsia" w:cs="Arial"/>
+          <w:b/>
+          <w:spacing w:val="5"/>
+          <w:kern w:val="28"/>
+          <w:sz w:val="28"/>
+          <w:szCs w:val="28"/>
+        </w:rPr>
+        <w:t xml:space="preserve"> </w:t>
+      </w:r>
+    </w:p>
+    <w:p>
+      <w:pPr>
+        <w:spacing w:after="200"/>
+        <w:rPr>
+          <w:rFonts w:eastAsiaTheme="majorEastAsia" w:cs="Arial"/>
+          <w:b/>
+          <w:spacing w:val="5"/>
+          <w:kern w:val="28"/>
+          <w:sz w:val="28"/>
+          <w:szCs w:val="28"/>
+        </w:rPr>
+      </w:pPr>
+    </w:p>
+    <w:p>
+      <w:pPr>
         <w:spacing w:line="360" w:lineRule="auto"/>
       </w:pPr>
     </w:p>
     <w:sectPr>
-      <w:headerReference w:type="default" r:id="rId14"/>
-      <w:footerReference w:type="default" r:id="rId15"/>
+      <w:headerReference w:type="default" r:id="rId15"/>
+      <w:footerReference w:type="default" r:id="rId16"/>
       <w:pgSz w:w="11906" w:h="16838"/>
       <w:pgMar w:top="1247" w:right="1417" w:bottom="1134" w:left="1417" w:header="720" w:footer="720" w:gutter="0"/>
       <w:cols w:space="720"/>
@@ -21982,6 +22108,18 @@
       <w:shd w:val="clear" w:color="auto" w:fill="E1DFDD"/>
     </w:rPr>
   </w:style>
+  <w:style w:type="character" w:styleId="Hipervnculovisitado">
+    <w:name w:val="FollowedHyperlink"/>
+    <w:basedOn w:val="Fuentedeprrafopredeter"/>
+    <w:uiPriority w:val="99"/>
+    <w:semiHidden/>
+    <w:unhideWhenUsed/>
+    <w:rsid w:val="00094C11"/>
+    <w:rPr>
+      <w:color w:val="800080" w:themeColor="followedHyperlink"/>
+      <w:u w:val="single"/>
+    </w:rPr>
+  </w:style>
 </w:styles>
 </file>
 
